--- a/Руководство по эксплуатации робототехнического комплекса Loadwizard.docx
+++ b/Руководство по эксплуатации робототехнического комплекса Loadwizard.docx
@@ -11,14 +11,53 @@
     <w:p/>
     <w:p/>
     <w:p>
-      <w:r>
+      <w:pPr>
+        <w:jc w:val="center"/>
+        <w:rPr>
+          <w:b/>
+          <w:bCs/>
+          <w:sz w:val="48"/>
+          <w:szCs w:val="40"/>
+        </w:rPr>
+      </w:pPr>
+      <w:r>
+        <w:rPr>
+          <w:b/>
+          <w:bCs/>
+          <w:sz w:val="48"/>
+          <w:szCs w:val="40"/>
+        </w:rPr>
         <w:t xml:space="preserve">Руководство по эксплуатации робототехнического комплекса </w:t>
       </w:r>
       <w:r>
         <w:rPr>
+          <w:b/>
+          <w:bCs/>
+          <w:sz w:val="48"/>
+          <w:szCs w:val="40"/>
           <w:lang w:val="en-US"/>
         </w:rPr>
-        <w:t>Loadwizard</w:t>
+        <w:t>Load</w:t>
+      </w:r>
+      <w:r>
+        <w:rPr>
+          <w:b/>
+          <w:bCs/>
+          <w:sz w:val="48"/>
+          <w:szCs w:val="40"/>
+          <w:lang w:val="en-US"/>
+        </w:rPr>
+        <w:t>W</w:t>
+      </w:r>
+      <w:r>
+        <w:rPr>
+          <w:b/>
+          <w:bCs/>
+          <w:sz w:val="48"/>
+          <w:szCs w:val="40"/>
+          <w:lang w:val="en-US"/>
+        </w:rPr>
+        <w:t>izard</w:t>
       </w:r>
     </w:p>
     <w:p>
@@ -40,7 +79,8 @@
     <w:sdt>
       <w:sdtPr>
         <w:rPr>
-          <w:rFonts w:eastAsiaTheme="minorHAnsi" w:cstheme="minorBidi"/>
+          <w:rFonts w:ascii="Roboto" w:eastAsiaTheme="minorHAnsi" w:hAnsi="Roboto" w:cstheme="minorBidi"/>
+          <w:color w:val="auto"/>
           <w:kern w:val="2"/>
           <w:sz w:val="28"/>
           <w:szCs w:val="22"/>
@@ -53,12 +93,6 @@
           <w:docPartUnique/>
         </w:docPartObj>
       </w:sdtPr>
-      <w:sdtEndPr>
-        <w:rPr>
-          <w:rFonts w:ascii="Roboto" w:hAnsi="Roboto"/>
-          <w:color w:val="auto"/>
-        </w:rPr>
-      </w:sdtEndPr>
       <w:sdtContent>
         <w:p>
           <w:pPr>
@@ -3290,6 +3324,7 @@
           <w:ilvl w:val="1"/>
           <w:numId w:val="42"/>
         </w:numPr>
+        <w:jc w:val="left"/>
       </w:pPr>
       <w:r>
         <w:t>М</w:t>
@@ -3320,18 +3355,10 @@
           <w:ilvl w:val="1"/>
           <w:numId w:val="42"/>
         </w:numPr>
-      </w:pPr>
-      <w:r>
-        <w:t>В</w:t>
-      </w:r>
-      <w:r>
-        <w:t>нутренни</w:t>
-      </w:r>
-      <w:r>
-        <w:t>м</w:t>
-      </w:r>
-      <w:r>
-        <w:t xml:space="preserve"> </w:t>
+        <w:jc w:val="left"/>
+      </w:pPr>
+      <w:r>
+        <w:t xml:space="preserve">Внутренним </w:t>
       </w:r>
       <w:r>
         <w:t xml:space="preserve">модулем цифровых входов </w:t>
@@ -3407,12 +3434,10 @@
           <w:ilvl w:val="1"/>
           <w:numId w:val="42"/>
         </w:numPr>
-      </w:pPr>
-      <w:r>
-        <w:t>В</w:t>
-      </w:r>
-      <w:r>
-        <w:t xml:space="preserve">нутренним </w:t>
+        <w:jc w:val="left"/>
+      </w:pPr>
+      <w:r>
+        <w:t xml:space="preserve">Внутренним </w:t>
       </w:r>
       <w:r>
         <w:t>модулем цифровых в</w:t>
@@ -3454,10 +3479,7 @@
         <w:t>PNP</w:t>
       </w:r>
       <w:r>
-        <w:t xml:space="preserve"> </w:t>
-      </w:r>
-      <w:r>
-        <w:t>-тип)</w:t>
+        <w:t xml:space="preserve"> -тип)</w:t>
       </w:r>
       <w:r>
         <w:t xml:space="preserve"> </w:t>
@@ -3494,15 +3516,13 @@
           <w:ilvl w:val="1"/>
           <w:numId w:val="42"/>
         </w:numPr>
+        <w:jc w:val="left"/>
       </w:pPr>
       <w:r>
         <w:t>М</w:t>
       </w:r>
       <w:r>
-        <w:t>одулем цифровых входов</w:t>
-      </w:r>
-      <w:r>
-        <w:t xml:space="preserve"> </w:t>
+        <w:t xml:space="preserve">одулем цифровых входов </w:t>
       </w:r>
       <w:r>
         <w:t xml:space="preserve">для подключения станка </w:t>
@@ -3578,6 +3598,7 @@
           <w:ilvl w:val="1"/>
           <w:numId w:val="42"/>
         </w:numPr>
+        <w:jc w:val="left"/>
       </w:pPr>
       <w:r>
         <w:t>М</w:t>
@@ -3656,9 +3677,6 @@
           <w:lang w:val="en-US"/>
         </w:rPr>
         <w:t>A</w:t>
-      </w:r>
-      <w:r>
-        <w:t>,</w:t>
       </w:r>
     </w:p>
     <w:p>
@@ -3991,119 +4009,17 @@
         </w:rPr>
         <w:lastRenderedPageBreak/>
         <mc:AlternateContent>
-          <mc:Choice Requires="wps">
+          <mc:Choice Requires="wpg">
             <w:drawing>
-              <wp:anchor distT="0" distB="0" distL="114300" distR="114300" simplePos="0" relativeHeight="251679744" behindDoc="0" locked="0" layoutInCell="1" allowOverlap="1" wp14:anchorId="44301694" wp14:editId="487D938E">
+              <wp:anchor distT="0" distB="0" distL="114300" distR="114300" simplePos="0" relativeHeight="251692032" behindDoc="0" locked="0" layoutInCell="1" allowOverlap="1" wp14:anchorId="2DBA5D61" wp14:editId="5F3FBC77">
                 <wp:simplePos x="0" y="0"/>
                 <wp:positionH relativeFrom="column">
-                  <wp:posOffset>3639276</wp:posOffset>
+                  <wp:posOffset>-16510</wp:posOffset>
                 </wp:positionH>
                 <wp:positionV relativeFrom="paragraph">
-                  <wp:posOffset>-556260</wp:posOffset>
+                  <wp:posOffset>-255270</wp:posOffset>
                 </wp:positionV>
-                <wp:extent cx="914400" cy="510540"/>
-                <wp:effectExtent l="0" t="0" r="0" b="3810"/>
-                <wp:wrapNone/>
-                <wp:docPr id="728957561" name="Надпись 18"/>
-                <wp:cNvGraphicFramePr/>
-                <a:graphic xmlns:a="http://schemas.openxmlformats.org/drawingml/2006/main">
-                  <a:graphicData uri="http://schemas.microsoft.com/office/word/2010/wordprocessingShape">
-                    <wps:wsp>
-                      <wps:cNvSpPr txBox="1"/>
-                      <wps:spPr>
-                        <a:xfrm>
-                          <a:off x="0" y="0"/>
-                          <a:ext cx="914400" cy="510540"/>
-                        </a:xfrm>
-                        <a:prstGeom prst="rect">
-                          <a:avLst/>
-                        </a:prstGeom>
-                        <a:noFill/>
-                        <a:ln w="6350">
-                          <a:noFill/>
-                        </a:ln>
-                      </wps:spPr>
-                      <wps:txbx>
-                        <w:txbxContent>
-                          <w:p>
-                            <w:pPr>
-                              <w:rPr>
-                                <w:color w:val="EE0000"/>
-                                <w:sz w:val="48"/>
-                                <w:szCs w:val="40"/>
-                              </w:rPr>
-                            </w:pPr>
-                            <w:r>
-                              <w:rPr>
-                                <w:color w:val="EE0000"/>
-                                <w:sz w:val="48"/>
-                                <w:szCs w:val="40"/>
-                              </w:rPr>
-                              <w:t>1</w:t>
-                            </w:r>
-                          </w:p>
-                        </w:txbxContent>
-                      </wps:txbx>
-                      <wps:bodyPr rot="0" spcFirstLastPara="0" vertOverflow="overflow" horzOverflow="overflow" vert="horz" wrap="none" lIns="91440" tIns="45720" rIns="91440" bIns="45720" numCol="1" spcCol="0" rtlCol="0" fromWordArt="0" anchor="t" anchorCtr="0" forceAA="0" compatLnSpc="1">
-                        <a:prstTxWarp prst="textNoShape">
-                          <a:avLst/>
-                        </a:prstTxWarp>
-                        <a:noAutofit/>
-                      </wps:bodyPr>
-                    </wps:wsp>
-                  </a:graphicData>
-                </a:graphic>
-                <wp14:sizeRelV relativeFrom="margin">
-                  <wp14:pctHeight>0</wp14:pctHeight>
-                </wp14:sizeRelV>
-              </wp:anchor>
-            </w:drawing>
-          </mc:Choice>
-          <mc:Fallback>
-            <w:pict>
-              <v:shape w14:anchorId="44301694" id="Надпись 18" o:spid="_x0000_s1027" type="#_x0000_t202" style="position:absolute;left:0;text-align:left;margin-left:286.55pt;margin-top:-43.8pt;width:1in;height:40.2pt;z-index:251679744;visibility:visible;mso-wrap-style:none;mso-height-percent:0;mso-wrap-distance-left:9pt;mso-wrap-distance-top:0;mso-wrap-distance-right:9pt;mso-wrap-distance-bottom:0;mso-position-horizontal:absolute;mso-position-horizontal-relative:text;mso-position-vertical:absolute;mso-position-vertical-relative:text;mso-height-percent:0;mso-height-relative:margin;v-text-anchor:top" o:gfxdata="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" filled="f" stroked="f" strokeweight=".5pt">
-                <v:textbox>
-                  <w:txbxContent>
-                    <w:p>
-                      <w:pPr>
-                        <w:rPr>
-                          <w:color w:val="EE0000"/>
-                          <w:sz w:val="48"/>
-                          <w:szCs w:val="40"/>
-                        </w:rPr>
-                      </w:pPr>
-                      <w:r>
-                        <w:rPr>
-                          <w:color w:val="EE0000"/>
-                          <w:sz w:val="48"/>
-                          <w:szCs w:val="40"/>
-                        </w:rPr>
-                        <w:t>1</w:t>
-                      </w:r>
-                    </w:p>
-                  </w:txbxContent>
-                </v:textbox>
-              </v:shape>
-            </w:pict>
-          </mc:Fallback>
-        </mc:AlternateContent>
-      </w:r>
-      <w:r>
-        <w:rPr>
-          <w:noProof/>
-        </w:rPr>
-        <mc:AlternateContent>
-          <mc:Choice Requires="wpg">
-            <w:drawing>
-              <wp:anchor distT="0" distB="0" distL="114300" distR="114300" simplePos="0" relativeHeight="251692032" behindDoc="0" locked="0" layoutInCell="1" allowOverlap="1" wp14:anchorId="2DBA5D61" wp14:editId="6ADE771C">
-                <wp:simplePos x="0" y="0"/>
-                <wp:positionH relativeFrom="column">
-                  <wp:posOffset>3901</wp:posOffset>
-                </wp:positionH>
-                <wp:positionV relativeFrom="paragraph">
-                  <wp:posOffset>-252095</wp:posOffset>
-                </wp:positionV>
-                <wp:extent cx="6445250" cy="5735229"/>
+                <wp:extent cx="6388100" cy="5907405"/>
                 <wp:effectExtent l="0" t="0" r="0" b="0"/>
                 <wp:wrapNone/>
                 <wp:docPr id="1277861253" name="Группа 20"/>
@@ -4115,9 +4031,9 @@
                       <wpg:grpSpPr>
                         <a:xfrm>
                           <a:off x="0" y="0"/>
-                          <a:ext cx="6445250" cy="5735229"/>
-                          <a:chOff x="0" y="315686"/>
-                          <a:chExt cx="6445250" cy="5735229"/>
+                          <a:ext cx="6388100" cy="5907405"/>
+                          <a:chOff x="-19050" y="315686"/>
+                          <a:chExt cx="6388100" cy="5908556"/>
                         </a:xfrm>
                       </wpg:grpSpPr>
                       <wps:wsp>
@@ -4249,19 +4165,19 @@
                         <wpg:cNvGrpSpPr/>
                         <wpg:grpSpPr>
                           <a:xfrm>
-                            <a:off x="0" y="653139"/>
-                            <a:ext cx="6445250" cy="5397776"/>
-                            <a:chOff x="0" y="653139"/>
-                            <a:chExt cx="6445250" cy="5397776"/>
+                            <a:off x="-19050" y="710294"/>
+                            <a:ext cx="6388100" cy="5513948"/>
+                            <a:chOff x="-19050" y="710294"/>
+                            <a:chExt cx="6388100" cy="5513948"/>
                           </a:xfrm>
                         </wpg:grpSpPr>
                         <wps:wsp>
                           <wps:cNvPr id="1159013694" name="Прямая со стрелкой 17"/>
                           <wps:cNvCnPr/>
                           <wps:spPr>
-                            <a:xfrm flipH="1">
-                              <a:off x="2247900" y="5078186"/>
-                              <a:ext cx="1729740" cy="38100"/>
+                            <a:xfrm flipV="1">
+                              <a:off x="1752600" y="5115830"/>
+                              <a:ext cx="495300" cy="714831"/>
                             </a:xfrm>
                             <a:prstGeom prst="straightConnector1">
                               <a:avLst/>
@@ -4291,7 +4207,7 @@
                           <wps:cNvSpPr txBox="1"/>
                           <wps:spPr>
                             <a:xfrm>
-                              <a:off x="6084570" y="3515798"/>
+                              <a:off x="6008370" y="3677739"/>
                               <a:ext cx="360680" cy="510540"/>
                             </a:xfrm>
                             <a:prstGeom prst="rect">
@@ -4337,7 +4253,7 @@
                           <wps:cNvSpPr txBox="1"/>
                           <wps:spPr>
                             <a:xfrm>
-                              <a:off x="0" y="5540375"/>
+                              <a:off x="-19050" y="5566891"/>
                               <a:ext cx="360680" cy="510540"/>
                             </a:xfrm>
                             <a:prstGeom prst="rect">
@@ -4383,7 +4299,7 @@
                           <wps:cNvSpPr txBox="1"/>
                           <wps:spPr>
                             <a:xfrm>
-                              <a:off x="1600181" y="653139"/>
+                              <a:off x="1609706" y="710294"/>
                               <a:ext cx="360680" cy="510540"/>
                             </a:xfrm>
                             <a:prstGeom prst="rect">
@@ -4429,7 +4345,7 @@
                           <wps:cNvSpPr txBox="1"/>
                           <wps:spPr>
                             <a:xfrm>
-                              <a:off x="3918812" y="4713482"/>
+                              <a:off x="1461362" y="5713702"/>
                               <a:ext cx="360680" cy="510540"/>
                             </a:xfrm>
                             <a:prstGeom prst="rect">
@@ -4474,6 +4390,9 @@
                     </wpg:wgp>
                   </a:graphicData>
                 </a:graphic>
+                <wp14:sizeRelH relativeFrom="margin">
+                  <wp14:pctWidth>0</wp14:pctWidth>
+                </wp14:sizeRelH>
                 <wp14:sizeRelV relativeFrom="margin">
                   <wp14:pctHeight>0</wp14:pctHeight>
                 </wp14:sizeRelV>
@@ -4482,24 +4401,32 @@
           </mc:Choice>
           <mc:Fallback>
             <w:pict>
-              <v:group w14:anchorId="2DBA5D61" id="Группа 20" o:spid="_x0000_s1028" style="position:absolute;left:0;text-align:left;margin-left:.3pt;margin-top:-19.85pt;width:507.5pt;height:451.6pt;z-index:251692032;mso-height-relative:margin" coordorigin=",3156" coordsize="64452,57352" o:gfxdata="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">
-                <v:shape id="Прямая со стрелкой 13" o:spid="_x0000_s1029" type="#_x0000_t32" style="position:absolute;left:39841;top:3156;width:12497;height:6173;visibility:visible;mso-wrap-style:square" o:connectortype="straight" o:gfxdata="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" strokecolor="#ed7d31 [3205]" strokeweight=".5pt">
+              <v:group w14:anchorId="2DBA5D61" id="Группа 20" o:spid="_x0000_s1027" style="position:absolute;left:0;text-align:left;margin-left:-1.3pt;margin-top:-20.1pt;width:503pt;height:465.15pt;z-index:251692032;mso-width-relative:margin;mso-height-relative:margin" coordorigin="-190,3156" coordsize="63881,59085" o:gfxdata="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">
+                <v:shapetype id="_x0000_t32" coordsize="21600,21600" o:spt="32" o:oned="t" path="m,l21600,21600e" filled="f">
+                  <v:path arrowok="t" fillok="f" o:connecttype="none"/>
+                  <o:lock v:ext="edit" shapetype="t"/>
+                </v:shapetype>
+                <v:shape id="Прямая со стрелкой 13" o:spid="_x0000_s1028" type="#_x0000_t32" style="position:absolute;left:39841;top:3156;width:12497;height:6173;visibility:visible;mso-wrap-style:square" o:connectortype="straight" o:gfxdata="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" strokecolor="#ed7d31 [3205]" strokeweight=".5pt">
                   <v:stroke endarrow="block" joinstyle="miter"/>
                 </v:shape>
-                <v:shape id="Прямая со стрелкой 14" o:spid="_x0000_s1030" type="#_x0000_t32" style="position:absolute;left:59817;top:27051;width:1676;height:10439;flip:x y;visibility:visible;mso-wrap-style:square" o:connectortype="straight" o:gfxdata="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" strokecolor="#ed7d31 [3205]" strokeweight=".5pt">
+                <v:shape id="Прямая со стрелкой 14" o:spid="_x0000_s1029" type="#_x0000_t32" style="position:absolute;left:59817;top:27051;width:1676;height:10439;flip:x y;visibility:visible;mso-wrap-style:square" o:connectortype="straight" o:gfxdata="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" strokecolor="#ed7d31 [3205]" strokeweight=".5pt">
                   <v:stroke endarrow="block" joinstyle="miter"/>
                 </v:shape>
-                <v:shape id="Прямая со стрелкой 15" o:spid="_x0000_s1031" type="#_x0000_t32" style="position:absolute;left:2394;top:43379;width:7697;height:13259;flip:y;visibility:visible;mso-wrap-style:square" o:connectortype="straight" o:gfxdata="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" strokecolor="#ed7d31 [3205]" strokeweight=".5pt">
+                <v:shape id="Прямая со стрелкой 15" o:spid="_x0000_s1030" type="#_x0000_t32" style="position:absolute;left:2394;top:43379;width:7697;height:13259;flip:y;visibility:visible;mso-wrap-style:square" o:connectortype="straight" o:gfxdata="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" strokecolor="#ed7d31 [3205]" strokeweight=".5pt">
                   <v:stroke endarrow="block" joinstyle="miter"/>
                 </v:shape>
-                <v:shape id="Прямая со стрелкой 16" o:spid="_x0000_s1032" type="#_x0000_t32" style="position:absolute;left:9851;top:10559;width:7391;height:10515;flip:x;visibility:visible;mso-wrap-style:square" o:connectortype="straight" o:gfxdata="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" strokecolor="#ed7d31 [3205]" strokeweight=".5pt">
+                <v:shape id="Прямая со стрелкой 16" o:spid="_x0000_s1031" type="#_x0000_t32" style="position:absolute;left:9851;top:10559;width:7391;height:10515;flip:x;visibility:visible;mso-wrap-style:square" o:connectortype="straight" o:gfxdata="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" strokecolor="#ed7d31 [3205]" strokeweight=".5pt">
                   <v:stroke endarrow="block" joinstyle="miter"/>
                 </v:shape>
-                <v:group id="Группа 19" o:spid="_x0000_s1033" style="position:absolute;top:6531;width:64452;height:53978" coordorigin=",6531" coordsize="64452,53977" o:gfxdata="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">
-                  <v:shape id="Прямая со стрелкой 17" o:spid="_x0000_s1034" type="#_x0000_t32" style="position:absolute;left:22479;top:50781;width:17297;height:381;flip:x;visibility:visible;mso-wrap-style:square" o:connectortype="straight" o:gfxdata="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" strokecolor="#ed7d31 [3205]" strokeweight=".5pt">
+                <v:group id="Группа 19" o:spid="_x0000_s1032" style="position:absolute;left:-190;top:7102;width:63880;height:55140" coordorigin="-190,7102" coordsize="63881,55139" o:gfxdata="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">
+                  <v:shape id="Прямая со стрелкой 17" o:spid="_x0000_s1033" type="#_x0000_t32" style="position:absolute;left:17526;top:51158;width:4953;height:7148;flip:y;visibility:visible;mso-wrap-style:square" o:connectortype="straight" o:gfxdata="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" strokecolor="#ed7d31 [3205]" strokeweight=".5pt">
                     <v:stroke endarrow="block" joinstyle="miter"/>
                   </v:shape>
-                  <v:shape id="_x0000_s1035" type="#_x0000_t202" style="position:absolute;left:60845;top:35157;width:3607;height:5106;visibility:visible;mso-wrap-style:none;v-text-anchor:top" o:gfxdata="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" filled="f" stroked="f" strokeweight=".5pt">
+                  <v:shapetype id="_x0000_t202" coordsize="21600,21600" o:spt="202" path="m,l,21600r21600,l21600,xe">
+                    <v:stroke joinstyle="miter"/>
+                    <v:path gradientshapeok="t" o:connecttype="rect"/>
+                  </v:shapetype>
+                  <v:shape id="_x0000_s1034" type="#_x0000_t202" style="position:absolute;left:60083;top:36777;width:3607;height:5105;visibility:visible;mso-wrap-style:none;v-text-anchor:top" o:gfxdata="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" filled="f" stroked="f" strokeweight=".5pt">
                     <v:textbox>
                       <w:txbxContent>
                         <w:p>
@@ -4524,7 +4451,7 @@
                       </w:txbxContent>
                     </v:textbox>
                   </v:shape>
-                  <v:shape id="_x0000_s1036" type="#_x0000_t202" style="position:absolute;top:55403;width:3606;height:5106;visibility:visible;mso-wrap-style:none;v-text-anchor:top" o:gfxdata="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" filled="f" stroked="f" strokeweight=".5pt">
+                  <v:shape id="_x0000_s1035" type="#_x0000_t202" style="position:absolute;left:-190;top:55668;width:3606;height:5106;visibility:visible;mso-wrap-style:none;v-text-anchor:top" o:gfxdata="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" filled="f" stroked="f" strokeweight=".5pt">
                     <v:textbox>
                       <w:txbxContent>
                         <w:p>
@@ -4549,7 +4476,7 @@
                       </w:txbxContent>
                     </v:textbox>
                   </v:shape>
-                  <v:shape id="_x0000_s1037" type="#_x0000_t202" style="position:absolute;left:16001;top:6531;width:3607;height:5105;visibility:visible;mso-wrap-style:none;v-text-anchor:top" o:gfxdata="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" filled="f" stroked="f" strokeweight=".5pt">
+                  <v:shape id="_x0000_s1036" type="#_x0000_t202" style="position:absolute;left:16097;top:7102;width:3606;height:5106;visibility:visible;mso-wrap-style:none;v-text-anchor:top" o:gfxdata="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" filled="f" stroked="f" strokeweight=".5pt">
                     <v:textbox>
                       <w:txbxContent>
                         <w:p>
@@ -4574,7 +4501,7 @@
                       </w:txbxContent>
                     </v:textbox>
                   </v:shape>
-                  <v:shape id="_x0000_s1038" type="#_x0000_t202" style="position:absolute;left:39188;top:47134;width:3606;height:5106;visibility:visible;mso-wrap-style:none;v-text-anchor:top" o:gfxdata="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" filled="f" stroked="f" strokeweight=".5pt">
+                  <v:shape id="_x0000_s1037" type="#_x0000_t202" style="position:absolute;left:14613;top:57137;width:3607;height:5105;visibility:visible;mso-wrap-style:none;v-text-anchor:top" o:gfxdata="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" filled="f" stroked="f" strokeweight=".5pt">
                     <v:textbox>
                       <w:txbxContent>
                         <w:p>
@@ -4601,6 +4528,108 @@
                   </v:shape>
                 </v:group>
               </v:group>
+            </w:pict>
+          </mc:Fallback>
+        </mc:AlternateContent>
+      </w:r>
+      <w:r>
+        <w:rPr>
+          <w:noProof/>
+        </w:rPr>
+        <mc:AlternateContent>
+          <mc:Choice Requires="wps">
+            <w:drawing>
+              <wp:anchor distT="0" distB="0" distL="114300" distR="114300" simplePos="0" relativeHeight="251679744" behindDoc="0" locked="0" layoutInCell="1" allowOverlap="1" wp14:anchorId="44301694" wp14:editId="541FB3C0">
+                <wp:simplePos x="0" y="0"/>
+                <wp:positionH relativeFrom="column">
+                  <wp:posOffset>3724910</wp:posOffset>
+                </wp:positionH>
+                <wp:positionV relativeFrom="paragraph">
+                  <wp:posOffset>-546735</wp:posOffset>
+                </wp:positionV>
+                <wp:extent cx="914400" cy="510540"/>
+                <wp:effectExtent l="0" t="0" r="0" b="3810"/>
+                <wp:wrapNone/>
+                <wp:docPr id="728957561" name="Надпись 18"/>
+                <wp:cNvGraphicFramePr/>
+                <a:graphic xmlns:a="http://schemas.openxmlformats.org/drawingml/2006/main">
+                  <a:graphicData uri="http://schemas.microsoft.com/office/word/2010/wordprocessingShape">
+                    <wps:wsp>
+                      <wps:cNvSpPr txBox="1"/>
+                      <wps:spPr>
+                        <a:xfrm>
+                          <a:off x="0" y="0"/>
+                          <a:ext cx="914400" cy="510540"/>
+                        </a:xfrm>
+                        <a:prstGeom prst="rect">
+                          <a:avLst/>
+                        </a:prstGeom>
+                        <a:noFill/>
+                        <a:ln w="6350">
+                          <a:noFill/>
+                        </a:ln>
+                      </wps:spPr>
+                      <wps:txbx>
+                        <w:txbxContent>
+                          <w:p>
+                            <w:pPr>
+                              <w:rPr>
+                                <w:color w:val="EE0000"/>
+                                <w:sz w:val="48"/>
+                                <w:szCs w:val="40"/>
+                              </w:rPr>
+                            </w:pPr>
+                            <w:r>
+                              <w:rPr>
+                                <w:color w:val="EE0000"/>
+                                <w:sz w:val="48"/>
+                                <w:szCs w:val="40"/>
+                              </w:rPr>
+                              <w:t>1</w:t>
+                            </w:r>
+                          </w:p>
+                        </w:txbxContent>
+                      </wps:txbx>
+                      <wps:bodyPr rot="0" spcFirstLastPara="0" vertOverflow="overflow" horzOverflow="overflow" vert="horz" wrap="none" lIns="91440" tIns="45720" rIns="91440" bIns="45720" numCol="1" spcCol="0" rtlCol="0" fromWordArt="0" anchor="t" anchorCtr="0" forceAA="0" compatLnSpc="1">
+                        <a:prstTxWarp prst="textNoShape">
+                          <a:avLst/>
+                        </a:prstTxWarp>
+                        <a:noAutofit/>
+                      </wps:bodyPr>
+                    </wps:wsp>
+                  </a:graphicData>
+                </a:graphic>
+                <wp14:sizeRelV relativeFrom="margin">
+                  <wp14:pctHeight>0</wp14:pctHeight>
+                </wp14:sizeRelV>
+              </wp:anchor>
+            </w:drawing>
+          </mc:Choice>
+          <mc:Fallback>
+            <w:pict>
+              <v:shape w14:anchorId="44301694" id="Надпись 18" o:spid="_x0000_s1038" type="#_x0000_t202" style="position:absolute;left:0;text-align:left;margin-left:293.3pt;margin-top:-43.05pt;width:1in;height:40.2pt;z-index:251679744;visibility:visible;mso-wrap-style:none;mso-height-percent:0;mso-wrap-distance-left:9pt;mso-wrap-distance-top:0;mso-wrap-distance-right:9pt;mso-wrap-distance-bottom:0;mso-position-horizontal:absolute;mso-position-horizontal-relative:text;mso-position-vertical:absolute;mso-position-vertical-relative:text;mso-height-percent:0;mso-height-relative:margin;v-text-anchor:top" o:gfxdata="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" filled="f" stroked="f" strokeweight=".5pt">
+                <v:textbox>
+                  <w:txbxContent>
+                    <w:p>
+                      <w:pPr>
+                        <w:rPr>
+                          <w:color w:val="EE0000"/>
+                          <w:sz w:val="48"/>
+                          <w:szCs w:val="40"/>
+                        </w:rPr>
+                      </w:pPr>
+                      <w:r>
+                        <w:rPr>
+                          <w:color w:val="EE0000"/>
+                          <w:sz w:val="48"/>
+                          <w:szCs w:val="40"/>
+                        </w:rPr>
+                        <w:t>1</w:t>
+                      </w:r>
+                    </w:p>
+                  </w:txbxContent>
+                </v:textbox>
+              </v:shape>
             </w:pict>
           </mc:Fallback>
         </mc:AlternateContent>
@@ -5303,21 +5332,27 @@
         <w:rPr>
           <w:lang w:val="en-US"/>
         </w:rPr>
-        <w:t>TASK.</w:t>
+        <w:t>TASK</w:t>
+      </w:r>
+      <w:r>
+        <w:t>.</w:t>
       </w:r>
       <w:r>
         <w:t xml:space="preserve"> </w:t>
       </w:r>
       <w:r>
+        <w:t xml:space="preserve"> </w:t>
+      </w:r>
+    </w:p>
+    <w:p>
+      <w:r>
+        <w:t xml:space="preserve"> для управления запуском цикла, запуска задания, сброса ошибок и удержания робота на пауз</w:t>
+      </w:r>
+      <w:r>
         <w:rPr>
           <w:lang w:val="en-US"/>
         </w:rPr>
-        <w:t xml:space="preserve"> </w:t>
-      </w:r>
-    </w:p>
-    <w:p>
-      <w:r>
-        <w:t xml:space="preserve"> для управления запуском цикла, запуска задания, сброса ошибок и удержания робота на паузк</w:t>
+        <w:t>e</w:t>
       </w:r>
     </w:p>
     <w:p>
@@ -5453,7 +5488,7 @@
               <w:t>Максимальная высота заготовки: 1</w:t>
             </w:r>
             <w:r>
-              <w:t>15</w:t>
+              <w:t>00</w:t>
             </w:r>
             <w:r>
               <w:t xml:space="preserve"> мм</w:t>
@@ -6501,6 +6536,7 @@
             </w:r>
             <w:r>
               <w:rPr>
+                <w:noProof/>
                 <w:lang w:val="en-US"/>
               </w:rPr>
               <w:drawing>
@@ -6618,56 +6654,110 @@
     <w:p>
       <w:pPr>
         <w:pStyle w:val="2"/>
+        <w:rPr>
+          <w:color w:val="EE0000"/>
+        </w:rPr>
       </w:pPr>
       <w:bookmarkStart w:id="6" w:name="_Toc223386182"/>
       <w:r>
+        <w:rPr>
+          <w:color w:val="EE0000"/>
+        </w:rPr>
         <w:t>Подготовка к запуску</w:t>
       </w:r>
       <w:bookmarkEnd w:id="6"/>
     </w:p>
-    <w:p/>
-    <w:p>
-      <w:r>
+    <w:p>
+      <w:pPr>
+        <w:rPr>
+          <w:color w:val="EE0000"/>
+        </w:rPr>
+      </w:pPr>
+    </w:p>
+    <w:p>
+      <w:pPr>
+        <w:rPr>
+          <w:color w:val="EE0000"/>
+        </w:rPr>
+      </w:pPr>
+      <w:r>
+        <w:rPr>
+          <w:color w:val="EE0000"/>
+        </w:rPr>
         <w:t xml:space="preserve">Для запуска РТК в автоматическом режиме необходимо выполнение </w:t>
       </w:r>
       <w:r>
+        <w:rPr>
+          <w:color w:val="EE0000"/>
+        </w:rPr>
         <w:t>ниже</w:t>
       </w:r>
       <w:r>
+        <w:rPr>
+          <w:color w:val="EE0000"/>
+        </w:rPr>
         <w:t>следующих условий</w:t>
       </w:r>
       <w:r>
+        <w:rPr>
+          <w:color w:val="EE0000"/>
+        </w:rPr>
         <w:t>. Для визуального контроля за выполнением условий воспользуйтесь индикаторами на боковой панели справа (Подробное описание индикаторов</w:t>
       </w:r>
       <w:r>
         <w:rPr>
           <w:b/>
           <w:bCs/>
+          <w:color w:val="EE0000"/>
         </w:rPr>
         <w:t xml:space="preserve"> </w:t>
       </w:r>
       <w:r>
+        <w:rPr>
+          <w:color w:val="EE0000"/>
+        </w:rPr>
         <w:t xml:space="preserve">смотрите в </w:t>
       </w:r>
       <w:r>
+        <w:rPr>
+          <w:color w:val="EE0000"/>
+        </w:rPr>
         <w:t>о</w:t>
       </w:r>
       <w:r>
+        <w:rPr>
+          <w:color w:val="EE0000"/>
+        </w:rPr>
         <w:t>писани</w:t>
       </w:r>
       <w:r>
+        <w:rPr>
+          <w:color w:val="EE0000"/>
+        </w:rPr>
         <w:t>и</w:t>
       </w:r>
       <w:r>
+        <w:rPr>
+          <w:color w:val="EE0000"/>
+        </w:rPr>
         <w:t xml:space="preserve"> страниц HMI-панели</w:t>
       </w:r>
       <w:r>
+        <w:rPr>
+          <w:color w:val="EE0000"/>
+        </w:rPr>
         <w:t>)</w:t>
       </w:r>
       <w:r>
+        <w:rPr>
+          <w:color w:val="EE0000"/>
+        </w:rPr>
         <w:t>.</w:t>
       </w:r>
       <w:r>
+        <w:rPr>
+          <w:color w:val="EE0000"/>
+        </w:rPr>
         <w:br/>
       </w:r>
     </w:p>
@@ -6678,63 +6768,105 @@
           <w:ilvl w:val="0"/>
           <w:numId w:val="2"/>
         </w:numPr>
-      </w:pPr>
-      <w:r>
+        <w:rPr>
+          <w:color w:val="EE0000"/>
+        </w:rPr>
+      </w:pPr>
+      <w:r>
+        <w:rPr>
+          <w:color w:val="EE0000"/>
+        </w:rPr>
         <w:t xml:space="preserve">Станок должен быть включён и находиться в автоматическом режиме (инд. </w:t>
       </w:r>
       <w:r>
         <w:rPr>
           <w:b/>
           <w:bCs/>
+          <w:color w:val="EE0000"/>
         </w:rPr>
         <w:t>Станок вкл.)</w:t>
       </w:r>
       <w:r>
+        <w:rPr>
+          <w:color w:val="EE0000"/>
+        </w:rPr>
         <w:t xml:space="preserve">. </w:t>
       </w:r>
       <w:r>
+        <w:rPr>
+          <w:color w:val="EE0000"/>
+        </w:rPr>
         <w:br/>
       </w:r>
       <w:r>
+        <w:rPr>
+          <w:color w:val="EE0000"/>
+        </w:rPr>
         <w:br/>
       </w:r>
       <w:r>
+        <w:rPr>
+          <w:color w:val="EE0000"/>
+        </w:rPr>
         <w:t xml:space="preserve">Под автоматическим режимом понимается готовность станка к запуску программы по команде от робота, либо, в случае если станок не имеет возможности удалённого запуска программы, на станке должна быть запущена программа обработки. </w:t>
       </w:r>
       <w:r>
+        <w:rPr>
+          <w:color w:val="EE0000"/>
+        </w:rPr>
         <w:br/>
       </w:r>
       <w:r>
+        <w:rPr>
+          <w:color w:val="EE0000"/>
+        </w:rPr>
         <w:br/>
         <w:t xml:space="preserve">При отсутствии готовности станка к работе на </w:t>
       </w:r>
       <w:r>
         <w:rPr>
+          <w:color w:val="EE0000"/>
           <w:lang w:val="en-US"/>
         </w:rPr>
         <w:t>HMI</w:t>
       </w:r>
       <w:r>
+        <w:rPr>
+          <w:color w:val="EE0000"/>
+        </w:rPr>
         <w:t>-панели будет отображаться ошибка «</w:t>
       </w:r>
       <w:r>
         <w:rPr>
           <w:b/>
           <w:bCs/>
+          <w:color w:val="EE0000"/>
         </w:rPr>
         <w:t>Станок не готов к работе</w:t>
       </w:r>
       <w:r>
+        <w:rPr>
+          <w:color w:val="EE0000"/>
+        </w:rPr>
         <w:t>»</w:t>
       </w:r>
       <w:r>
+        <w:rPr>
+          <w:color w:val="EE0000"/>
+        </w:rPr>
         <w:br/>
       </w:r>
       <w:r>
+        <w:rPr>
+          <w:color w:val="EE0000"/>
+        </w:rPr>
         <w:br/>
         <w:t>Для перевода станка в автоматический режим воспользуйтесь соответствующей инструкцией для станка.</w:t>
       </w:r>
       <w:r>
+        <w:rPr>
+          <w:color w:val="EE0000"/>
+        </w:rPr>
         <w:br/>
       </w:r>
     </w:p>
@@ -6745,50 +6877,85 @@
           <w:ilvl w:val="0"/>
           <w:numId w:val="2"/>
         </w:numPr>
-      </w:pPr>
-      <w:r>
+        <w:rPr>
+          <w:color w:val="EE0000"/>
+        </w:rPr>
+      </w:pPr>
+      <w:r>
+        <w:rPr>
+          <w:color w:val="EE0000"/>
+        </w:rPr>
         <w:t>Контроллер робота должен быть включён</w:t>
       </w:r>
       <w:r>
+        <w:rPr>
+          <w:color w:val="EE0000"/>
+        </w:rPr>
         <w:t xml:space="preserve"> (инд. </w:t>
       </w:r>
       <w:r>
         <w:rPr>
           <w:b/>
           <w:bCs/>
+          <w:color w:val="EE0000"/>
         </w:rPr>
         <w:t>Робот вкл.</w:t>
       </w:r>
       <w:r>
+        <w:rPr>
+          <w:color w:val="EE0000"/>
+        </w:rPr>
         <w:t>)</w:t>
       </w:r>
       <w:r>
+        <w:rPr>
+          <w:color w:val="EE0000"/>
+        </w:rPr>
         <w:t xml:space="preserve"> и находиться в автоматическом режиме</w:t>
       </w:r>
       <w:r>
+        <w:rPr>
+          <w:color w:val="EE0000"/>
+        </w:rPr>
         <w:t xml:space="preserve"> (инд. </w:t>
       </w:r>
       <w:r>
         <w:rPr>
           <w:b/>
           <w:bCs/>
+          <w:color w:val="EE0000"/>
         </w:rPr>
         <w:t>Робот авто.</w:t>
       </w:r>
       <w:r>
+        <w:rPr>
+          <w:color w:val="EE0000"/>
+        </w:rPr>
         <w:t>).</w:t>
       </w:r>
       <w:r>
+        <w:rPr>
+          <w:color w:val="EE0000"/>
+        </w:rPr>
         <w:br/>
       </w:r>
       <w:r>
+        <w:rPr>
+          <w:color w:val="EE0000"/>
+        </w:rPr>
         <w:br/>
         <w:t>Если контроллер робота не включён или если он не находится в автоматическом режиме, воспользуйтесь</w:t>
       </w:r>
       <w:r>
+        <w:rPr>
+          <w:color w:val="EE0000"/>
+        </w:rPr>
         <w:t xml:space="preserve"> пунктом «Список ошибок и способы их устранения» настоящей инструкции.</w:t>
       </w:r>
       <w:r>
+        <w:rPr>
+          <w:color w:val="EE0000"/>
+        </w:rPr>
         <w:br/>
       </w:r>
     </w:p>
@@ -6799,214 +6966,485 @@
           <w:ilvl w:val="0"/>
           <w:numId w:val="2"/>
         </w:numPr>
-      </w:pPr>
-      <w:r>
+        <w:rPr>
+          <w:color w:val="EE0000"/>
+        </w:rPr>
+      </w:pPr>
+      <w:r>
+        <w:rPr>
+          <w:color w:val="EE0000"/>
+        </w:rPr>
         <w:t>РТК не должен находиться в состоянии ошибки (инд. Ошибка).</w:t>
       </w:r>
       <w:r>
+        <w:rPr>
+          <w:color w:val="EE0000"/>
+        </w:rPr>
         <w:br/>
       </w:r>
       <w:r>
+        <w:rPr>
+          <w:color w:val="EE0000"/>
+        </w:rPr>
         <w:br/>
         <w:t xml:space="preserve">Если РТК находится в состоянии ошибки, </w:t>
       </w:r>
       <w:r>
+        <w:rPr>
+          <w:color w:val="EE0000"/>
+        </w:rPr>
         <w:t>воспользуйтесь пунктом «Список ошибок и способы их устранения» настоящей инструкции.</w:t>
       </w:r>
       <w:r>
+        <w:rPr>
+          <w:color w:val="EE0000"/>
+        </w:rPr>
         <w:br/>
       </w:r>
     </w:p>
     <w:p>
-      <w:r>
+      <w:pPr>
+        <w:rPr>
+          <w:color w:val="EE0000"/>
+        </w:rPr>
+      </w:pPr>
+      <w:r>
+        <w:rPr>
+          <w:color w:val="EE0000"/>
+        </w:rPr>
         <w:lastRenderedPageBreak/>
         <w:t>В случае, если все условия выполняются, можно приступить к процедуре выбора и последующего запуска задания.</w:t>
       </w:r>
       <w:r>
+        <w:rPr>
+          <w:color w:val="EE0000"/>
+        </w:rPr>
         <w:br/>
       </w:r>
     </w:p>
     <w:p>
       <w:pPr>
         <w:pStyle w:val="2"/>
+        <w:rPr>
+          <w:color w:val="EE0000"/>
+        </w:rPr>
       </w:pPr>
       <w:bookmarkStart w:id="7" w:name="_Toc223386183"/>
       <w:r>
+        <w:rPr>
+          <w:color w:val="EE0000"/>
+        </w:rPr>
         <w:t>Настройка задания</w:t>
       </w:r>
       <w:bookmarkEnd w:id="7"/>
     </w:p>
-    <w:p/>
-    <w:p>
-      <w:r>
+    <w:p>
+      <w:pPr>
+        <w:rPr>
+          <w:color w:val="EE0000"/>
+        </w:rPr>
+      </w:pPr>
+    </w:p>
+    <w:p>
+      <w:pPr>
+        <w:rPr>
+          <w:color w:val="EE0000"/>
+        </w:rPr>
+      </w:pPr>
+      <w:r>
+        <w:rPr>
+          <w:color w:val="EE0000"/>
+        </w:rPr>
         <w:t>Шаг 1: Перейдите на страницу “Стокеры” на HMI-панели.</w:t>
       </w:r>
     </w:p>
     <w:p>
-      <w:r>
+      <w:pPr>
+        <w:rPr>
+          <w:color w:val="EE0000"/>
+        </w:rPr>
+      </w:pPr>
+      <w:r>
+        <w:rPr>
+          <w:color w:val="EE0000"/>
+        </w:rPr>
         <w:t>Шаг 2: Выбор задания для каждого стокера. Для каждого стокера (Стокер 1, Стокер 2, Стокер 3, Стокер 4) нажмите на поле ввода задания. Введите номер требуемого задания с помощью всплывающей клавиатуры. Список заданий отображается на экране, вместе со всплывающей клавиатурой, для удобного выбора нужного задания. В поле “Задание” отобразится название выбранного задания.</w:t>
       </w:r>
     </w:p>
     <w:p>
-      <w:r>
+      <w:pPr>
+        <w:rPr>
+          <w:color w:val="EE0000"/>
+        </w:rPr>
+      </w:pPr>
+      <w:r>
+        <w:rPr>
+          <w:color w:val="EE0000"/>
+        </w:rPr>
         <w:t>Шаг 3: Ввод количества заготовок. Введите количество заготовок, загруженных на каждый стокер.</w:t>
       </w:r>
     </w:p>
     <w:p>
-      <w:r>
+      <w:pPr>
+        <w:rPr>
+          <w:color w:val="EE0000"/>
+        </w:rPr>
+      </w:pPr>
+      <w:r>
+        <w:rPr>
+          <w:color w:val="EE0000"/>
+        </w:rPr>
         <w:t>Шаг 4: Активация работы робота со стокером. Переключите тумблер “Включить” в положение “ON” для тех стокеров, с которыми робот должен работать. Переключение тумблера в положение “ON” активирует работу робота с выбранным стокером. Для отключения работы робота с выбранным стокером переведите тумблер “Включить” в положение “OFF”.</w:t>
       </w:r>
     </w:p>
-    <w:p/>
+    <w:p>
+      <w:pPr>
+        <w:rPr>
+          <w:color w:val="EE0000"/>
+        </w:rPr>
+      </w:pPr>
+    </w:p>
     <w:p>
       <w:pPr>
         <w:pStyle w:val="2"/>
+        <w:rPr>
+          <w:color w:val="EE0000"/>
+        </w:rPr>
       </w:pPr>
       <w:bookmarkStart w:id="8" w:name="_Toc223386184"/>
       <w:r>
+        <w:rPr>
+          <w:color w:val="EE0000"/>
+        </w:rPr>
         <w:t>Запуск задания</w:t>
       </w:r>
       <w:bookmarkEnd w:id="8"/>
     </w:p>
-    <w:p/>
-    <w:p>
-      <w:r>
+    <w:p>
+      <w:pPr>
+        <w:rPr>
+          <w:color w:val="EE0000"/>
+        </w:rPr>
+      </w:pPr>
+    </w:p>
+    <w:p>
+      <w:pPr>
+        <w:rPr>
+          <w:color w:val="EE0000"/>
+        </w:rPr>
+      </w:pPr>
+      <w:r>
+        <w:rPr>
+          <w:color w:val="EE0000"/>
+        </w:rPr>
         <w:t xml:space="preserve">Для запуска задания необходимо запустить цикл на роботе и непосредственно задание. </w:t>
       </w:r>
     </w:p>
     <w:p>
       <w:pPr>
         <w:pStyle w:val="3"/>
+        <w:rPr>
+          <w:color w:val="EE0000"/>
+        </w:rPr>
       </w:pPr>
       <w:bookmarkStart w:id="9" w:name="_Toc223386185"/>
       <w:r>
+        <w:rPr>
+          <w:color w:val="EE0000"/>
+        </w:rPr>
         <w:t>Запуск цикла робота</w:t>
       </w:r>
       <w:bookmarkEnd w:id="9"/>
     </w:p>
-    <w:p/>
-    <w:p>
-      <w:r>
+    <w:p>
+      <w:pPr>
+        <w:rPr>
+          <w:color w:val="EE0000"/>
+        </w:rPr>
+      </w:pPr>
+    </w:p>
+    <w:p>
+      <w:pPr>
+        <w:rPr>
+          <w:color w:val="EE0000"/>
+        </w:rPr>
+      </w:pPr>
+      <w:r>
+        <w:rPr>
+          <w:color w:val="EE0000"/>
+        </w:rPr>
         <w:t xml:space="preserve">Запуск цикла робота означает начало работы робота по заданной программе, включающей в себя его движения и действия. Цикл робота запускается вручную оператором, но не обязательно означает автоматический запуск задания. Задание запускается отдельно, после запуска цикла робота. Цикл робота может быть остановлен оператором </w:t>
       </w:r>
       <w:r>
+        <w:rPr>
+          <w:color w:val="EE0000"/>
+        </w:rPr>
         <w:lastRenderedPageBreak/>
         <w:t xml:space="preserve">вручную, а также автоматически, например, при пересечении человеком зоны остановки робота, определяемой с помощью лидара или при нажатии кнопки аварийного останова. </w:t>
       </w:r>
     </w:p>
     <w:p>
-      <w:r>
+      <w:pPr>
+        <w:rPr>
+          <w:color w:val="EE0000"/>
+        </w:rPr>
+      </w:pPr>
+      <w:r>
+        <w:rPr>
+          <w:color w:val="EE0000"/>
+        </w:rPr>
         <w:t>Для запуска цикла робота необходимо выполнить все действия, описанные в разделе “Подготовка к запуску” настоящей инструкции. После этого нажмите на кнопку “Запуск цикла” на боковой панели экрана. Спустя примерно полсекунды после нажатия кнопки, вы услышите характерный звук работы сервоприводов робота, а кнопка “Запуск цикла” сменится на кнопку “Остановка цикла”. После запуска цикла станет доступна кнопка “Запуск задания”.</w:t>
       </w:r>
     </w:p>
-    <w:p/>
+    <w:p>
+      <w:pPr>
+        <w:rPr>
+          <w:color w:val="EE0000"/>
+        </w:rPr>
+      </w:pPr>
+    </w:p>
     <w:p>
       <w:pPr>
         <w:pStyle w:val="3"/>
+        <w:rPr>
+          <w:color w:val="EE0000"/>
+        </w:rPr>
       </w:pPr>
       <w:bookmarkStart w:id="10" w:name="_Toc223386186"/>
       <w:r>
+        <w:rPr>
+          <w:color w:val="EE0000"/>
+        </w:rPr>
         <w:t>Запуск задания робота</w:t>
       </w:r>
       <w:bookmarkEnd w:id="10"/>
     </w:p>
-    <w:p/>
-    <w:p>
-      <w:r>
+    <w:p>
+      <w:pPr>
+        <w:rPr>
+          <w:color w:val="EE0000"/>
+        </w:rPr>
+      </w:pPr>
+    </w:p>
+    <w:p>
+      <w:pPr>
+        <w:rPr>
+          <w:color w:val="EE0000"/>
+        </w:rPr>
+      </w:pPr>
+      <w:r>
+        <w:rPr>
+          <w:color w:val="EE0000"/>
+        </w:rPr>
         <w:t xml:space="preserve">Задание </w:t>
       </w:r>
       <w:r>
+        <w:rPr>
+          <w:color w:val="EE0000"/>
+        </w:rPr>
         <w:t>означает работу робота с заготовками. Однажды запущенное задание будет продолжаться при запущенном цикле робота до тех пор, пока оно не будет выполнено или сброшено оператором.</w:t>
       </w:r>
     </w:p>
     <w:p>
-      <w:r>
+      <w:pPr>
+        <w:rPr>
+          <w:color w:val="EE0000"/>
+        </w:rPr>
+      </w:pPr>
+      <w:r>
+        <w:rPr>
+          <w:color w:val="EE0000"/>
+        </w:rPr>
         <w:t>Для запуска задания цикл на роботе должен быть запущен, и робот должен находиться в домашнем положении.</w:t>
       </w:r>
     </w:p>
     <w:p>
-      <w:r>
+      <w:pPr>
+        <w:rPr>
+          <w:color w:val="EE0000"/>
+        </w:rPr>
+      </w:pPr>
+      <w:r>
+        <w:rPr>
+          <w:color w:val="EE0000"/>
+        </w:rPr>
         <w:t>Для запуска задания нажмите кнопку «Запуск задания». Кнопка «Запуск задания» должна пропасть с экрана, индикатор «Задание» должен загореться зелёным, а робот должен начать выполнение задания</w:t>
       </w:r>
       <w:r>
+        <w:rPr>
+          <w:color w:val="EE0000"/>
+        </w:rPr>
         <w:t>.</w:t>
       </w:r>
     </w:p>
-    <w:p/>
+    <w:p>
+      <w:pPr>
+        <w:rPr>
+          <w:color w:val="EE0000"/>
+        </w:rPr>
+      </w:pPr>
+    </w:p>
     <w:p>
       <w:pPr>
         <w:rPr>
           <w:rFonts w:eastAsiaTheme="majorEastAsia" w:cstheme="majorBidi"/>
-          <w:color w:val="000000" w:themeColor="text1"/>
+          <w:color w:val="EE0000"/>
           <w:szCs w:val="26"/>
         </w:rPr>
       </w:pPr>
       <w:r>
+        <w:rPr>
+          <w:color w:val="EE0000"/>
+        </w:rPr>
         <w:br w:type="page"/>
       </w:r>
     </w:p>
     <w:p>
       <w:pPr>
         <w:pStyle w:val="2"/>
+        <w:rPr>
+          <w:color w:val="EE0000"/>
+        </w:rPr>
       </w:pPr>
       <w:bookmarkStart w:id="11" w:name="_Toc223386187"/>
       <w:r>
+        <w:rPr>
+          <w:color w:val="EE0000"/>
+        </w:rPr>
         <w:lastRenderedPageBreak/>
         <w:t>Возобновление цикла и задания</w:t>
       </w:r>
       <w:bookmarkEnd w:id="11"/>
     </w:p>
-    <w:p/>
+    <w:p>
+      <w:pPr>
+        <w:rPr>
+          <w:color w:val="EE0000"/>
+        </w:rPr>
+      </w:pPr>
+    </w:p>
     <w:p>
       <w:pPr>
         <w:pStyle w:val="3"/>
+        <w:rPr>
+          <w:color w:val="EE0000"/>
+        </w:rPr>
       </w:pPr>
       <w:bookmarkStart w:id="12" w:name="_Toc223386188"/>
       <w:r>
+        <w:rPr>
+          <w:color w:val="EE0000"/>
+        </w:rPr>
         <w:t>Возобновление цикла робота</w:t>
       </w:r>
       <w:bookmarkEnd w:id="12"/>
     </w:p>
-    <w:p/>
-    <w:p>
-      <w:r>
+    <w:p>
+      <w:pPr>
+        <w:rPr>
+          <w:color w:val="EE0000"/>
+        </w:rPr>
+      </w:pPr>
+    </w:p>
+    <w:p>
+      <w:pPr>
+        <w:rPr>
+          <w:color w:val="EE0000"/>
+        </w:rPr>
+      </w:pPr>
+      <w:r>
+        <w:rPr>
+          <w:color w:val="EE0000"/>
+        </w:rPr>
         <w:t>Возобновление цикла робота происходит после его остановки оператором, нажатия кнопки аварийного останова или срабатывания системы безопасности. Для возобновления цикла необходимо повторно нажать кнопку “Запуск цикла”. При этом, если сброс не была выполнена процедура сброса задания, работа робота будет продолжена с момента остановки.</w:t>
       </w:r>
     </w:p>
-    <w:p/>
+    <w:p>
+      <w:pPr>
+        <w:rPr>
+          <w:color w:val="EE0000"/>
+        </w:rPr>
+      </w:pPr>
+    </w:p>
     <w:p>
       <w:pPr>
         <w:pStyle w:val="3"/>
+        <w:rPr>
+          <w:color w:val="EE0000"/>
+        </w:rPr>
       </w:pPr>
       <w:bookmarkStart w:id="13" w:name="_Toc223386189"/>
       <w:r>
+        <w:rPr>
+          <w:color w:val="EE0000"/>
+        </w:rPr>
         <w:t>Возврат в домашнее положение</w:t>
       </w:r>
       <w:bookmarkEnd w:id="13"/>
     </w:p>
-    <w:p/>
-    <w:p>
-      <w:r>
+    <w:p>
+      <w:pPr>
+        <w:rPr>
+          <w:color w:val="EE0000"/>
+        </w:rPr>
+      </w:pPr>
+    </w:p>
+    <w:p>
+      <w:pPr>
+        <w:rPr>
+          <w:color w:val="EE0000"/>
+        </w:rPr>
+      </w:pPr>
+      <w:r>
+        <w:rPr>
+          <w:color w:val="EE0000"/>
+        </w:rPr>
         <w:t>Для остановки цикла с выводом робота в домашнее положение необходимо при запущенном цикле нажать кнопку “Пауза”. После этого на экране отобразится сообщение “Домашнее положение”. Робот прекратит текущее действие и вернется в домашнее положение по безопасной траектории.</w:t>
       </w:r>
     </w:p>
     <w:p>
-      <w:r>
+      <w:pPr>
+        <w:rPr>
+          <w:color w:val="EE0000"/>
+        </w:rPr>
+      </w:pPr>
+      <w:r>
+        <w:rPr>
+          <w:color w:val="EE0000"/>
+        </w:rPr>
         <w:t>Для возобновления работы после перевода в домашнее положение необходимо нажать кнопку “Запуск цикла” и кнопку “Запуск задания”.</w:t>
       </w:r>
     </w:p>
-    <w:p/>
+    <w:p>
+      <w:pPr>
+        <w:rPr>
+          <w:color w:val="EE0000"/>
+        </w:rPr>
+      </w:pPr>
+    </w:p>
     <w:p>
       <w:pPr>
         <w:pStyle w:val="2"/>
+        <w:rPr>
+          <w:color w:val="EE0000"/>
+        </w:rPr>
       </w:pPr>
       <w:bookmarkStart w:id="14" w:name="_Toc223386190"/>
       <w:r>
+        <w:rPr>
+          <w:color w:val="EE0000"/>
+        </w:rPr>
         <w:t>Сброс задания</w:t>
       </w:r>
       <w:bookmarkEnd w:id="14"/>
     </w:p>
-    <w:p/>
+    <w:p>
+      <w:pPr>
+        <w:rPr>
+          <w:color w:val="EE0000"/>
+        </w:rPr>
+      </w:pPr>
+    </w:p>
     <w:tbl>
       <w:tblPr>
         <w:tblStyle w:val="a9"/>
@@ -7032,33 +7470,83 @@
             <w:shd w:val="clear" w:color="auto" w:fill="FBE4D5" w:themeFill="accent2" w:themeFillTint="33"/>
           </w:tcPr>
           <w:p>
-            <w:r>
+            <w:pPr>
+              <w:rPr>
+                <w:color w:val="EE0000"/>
+              </w:rPr>
+            </w:pPr>
+            <w:r>
+              <w:rPr>
+                <w:color w:val="EE0000"/>
+              </w:rPr>
               <w:t>Внимание!</w:t>
             </w:r>
           </w:p>
-          <w:p/>
           <w:p>
-            <w:r>
+            <w:pPr>
+              <w:rPr>
+                <w:color w:val="EE0000"/>
+              </w:rPr>
+            </w:pPr>
+          </w:p>
+          <w:p>
+            <w:pPr>
+              <w:rPr>
+                <w:color w:val="EE0000"/>
+              </w:rPr>
+            </w:pPr>
+            <w:r>
+              <w:rPr>
+                <w:color w:val="EE0000"/>
+              </w:rPr>
               <w:t>Сброс задания приведёт к тому, что при повторном запуске задания робот начнёт все действия заново, включая процедуру выдвижения стокера. При сбросе задания убедитесь, что стокер задвинут в исходное положение.</w:t>
             </w:r>
           </w:p>
         </w:tc>
       </w:tr>
     </w:tbl>
-    <w:p/>
-    <w:p>
-      <w:r>
+    <w:p>
+      <w:pPr>
+        <w:rPr>
+          <w:color w:val="EE0000"/>
+        </w:rPr>
+      </w:pPr>
+    </w:p>
+    <w:p>
+      <w:pPr>
+        <w:rPr>
+          <w:color w:val="EE0000"/>
+        </w:rPr>
+      </w:pPr>
+      <w:r>
+        <w:rPr>
+          <w:color w:val="EE0000"/>
+        </w:rPr>
         <w:t xml:space="preserve">Сброс задания </w:t>
       </w:r>
       <w:r>
+        <w:rPr>
+          <w:color w:val="EE0000"/>
+        </w:rPr>
         <w:t>подразумевает, что при следующем запуске цикла ро</w:t>
       </w:r>
       <w:r>
+        <w:rPr>
+          <w:color w:val="EE0000"/>
+        </w:rPr>
         <w:t>бота робот вернется в домашнее положение по безопасной траектории, а после запуска задания, начнёт выполнять его начиная с открытия стокера.</w:t>
       </w:r>
     </w:p>
     <w:p>
-      <w:r>
+      <w:pPr>
+        <w:rPr>
+          <w:color w:val="EE0000"/>
+        </w:rPr>
+      </w:pPr>
+      <w:r>
+        <w:rPr>
+          <w:color w:val="EE0000"/>
+        </w:rPr>
         <w:lastRenderedPageBreak/>
         <w:t>Для сброса задания необходимо, при выключенном цикле робота, нажать и держать кнопку «Сброс задания» не менее двух секунд.</w:t>
       </w:r>
@@ -7066,43 +7554,90 @@
     <w:p>
       <w:pPr>
         <w:pStyle w:val="1"/>
+        <w:rPr>
+          <w:color w:val="EE0000"/>
+        </w:rPr>
       </w:pPr>
       <w:bookmarkStart w:id="15" w:name="_Toc223386191"/>
       <w:r>
+        <w:rPr>
+          <w:color w:val="EE0000"/>
+        </w:rPr>
         <w:t>База данных. Создание и редактирование элементов</w:t>
       </w:r>
       <w:bookmarkEnd w:id="15"/>
     </w:p>
-    <w:p/>
+    <w:p>
+      <w:pPr>
+        <w:rPr>
+          <w:color w:val="EE0000"/>
+        </w:rPr>
+      </w:pPr>
+    </w:p>
     <w:p>
       <w:pPr>
         <w:pStyle w:val="2"/>
+        <w:rPr>
+          <w:color w:val="EE0000"/>
+        </w:rPr>
       </w:pPr>
       <w:bookmarkStart w:id="16" w:name="_Toc223386192"/>
       <w:r>
+        <w:rPr>
+          <w:color w:val="EE0000"/>
+        </w:rPr>
         <w:t>Общие принципы создания базы данных</w:t>
       </w:r>
       <w:bookmarkEnd w:id="16"/>
     </w:p>
-    <w:p/>
-    <w:p>
-      <w:r>
+    <w:p>
+      <w:pPr>
+        <w:rPr>
+          <w:color w:val="EE0000"/>
+        </w:rPr>
+      </w:pPr>
+    </w:p>
+    <w:p>
+      <w:pPr>
+        <w:rPr>
+          <w:color w:val="EE0000"/>
+        </w:rPr>
+      </w:pPr>
+      <w:r>
+        <w:rPr>
+          <w:color w:val="EE0000"/>
+        </w:rPr>
         <w:t>База данных включает в себя информацию об изменяемых параметрах РТК.</w:t>
       </w:r>
       <w:r>
+        <w:rPr>
+          <w:color w:val="EE0000"/>
+        </w:rPr>
         <w:br/>
         <w:t xml:space="preserve">Всего имеется 4 </w:t>
       </w:r>
       <w:r>
+        <w:rPr>
+          <w:color w:val="EE0000"/>
+        </w:rPr>
         <w:t>таблицы</w:t>
       </w:r>
       <w:r>
+        <w:rPr>
+          <w:color w:val="EE0000"/>
+        </w:rPr>
         <w:t xml:space="preserve"> в базе данных</w:t>
       </w:r>
       <w:r>
+        <w:rPr>
+          <w:color w:val="EE0000"/>
+        </w:rPr>
         <w:t>, каждая из которых содержит 32 строки для заполнения</w:t>
       </w:r>
       <w:r>
+        <w:rPr>
+          <w:color w:val="EE0000"/>
+        </w:rPr>
         <w:t>:</w:t>
       </w:r>
     </w:p>
@@ -7113,11 +7648,20 @@
           <w:ilvl w:val="0"/>
           <w:numId w:val="32"/>
         </w:numPr>
-      </w:pPr>
-      <w:r>
+        <w:rPr>
+          <w:color w:val="EE0000"/>
+        </w:rPr>
+      </w:pPr>
+      <w:r>
+        <w:rPr>
+          <w:color w:val="EE0000"/>
+        </w:rPr>
         <w:t xml:space="preserve">Заготовки. </w:t>
       </w:r>
       <w:r>
+        <w:rPr>
+          <w:color w:val="EE0000"/>
+        </w:rPr>
         <w:t>В данной таблице хранится информация о размерах заготовки и готовой детали, с которой будет производиться работа.</w:t>
       </w:r>
     </w:p>
@@ -7128,8 +7672,14 @@
           <w:ilvl w:val="0"/>
           <w:numId w:val="32"/>
         </w:numPr>
-      </w:pPr>
-      <w:r>
+        <w:rPr>
+          <w:color w:val="EE0000"/>
+        </w:rPr>
+      </w:pPr>
+      <w:r>
+        <w:rPr>
+          <w:color w:val="EE0000"/>
+        </w:rPr>
         <w:t>Пластины. В данной таблице хранится информация о параметрах используемых на стокерах пластин.</w:t>
       </w:r>
     </w:p>
@@ -7140,8 +7690,14 @@
           <w:ilvl w:val="0"/>
           <w:numId w:val="32"/>
         </w:numPr>
-      </w:pPr>
-      <w:r>
+        <w:rPr>
+          <w:color w:val="EE0000"/>
+        </w:rPr>
+      </w:pPr>
+      <w:r>
+        <w:rPr>
+          <w:color w:val="EE0000"/>
+        </w:rPr>
         <w:t>Кулачки. В данной таблице хранится информация о размерах кулачков, установленных на захвате робота и на патронах станка.</w:t>
       </w:r>
     </w:p>
@@ -7152,12 +7708,24 @@
           <w:ilvl w:val="0"/>
           <w:numId w:val="32"/>
         </w:numPr>
-      </w:pPr>
-      <w:r>
+        <w:rPr>
+          <w:color w:val="EE0000"/>
+        </w:rPr>
+      </w:pPr>
+      <w:r>
+        <w:rPr>
+          <w:color w:val="EE0000"/>
+        </w:rPr>
         <w:t>Задания. В данной таблице хранятся параметры заданий для РТК, в которых указывается с какими заготовками, кулачками и пластинами нужно работать и какая последовательность загрузки/выгрузки.</w:t>
       </w:r>
     </w:p>
-    <w:p/>
+    <w:p>
+      <w:pPr>
+        <w:rPr>
+          <w:color w:val="EE0000"/>
+        </w:rPr>
+      </w:pPr>
+    </w:p>
     <w:tbl>
       <w:tblPr>
         <w:tblStyle w:val="a9"/>
@@ -7181,9 +7749,15 @@
             <w:tcW w:w="10195" w:type="dxa"/>
           </w:tcPr>
           <w:p>
-            <w:r>
-              <w:rPr>
-                <w:noProof/>
+            <w:pPr>
+              <w:rPr>
+                <w:color w:val="EE0000"/>
+              </w:rPr>
+            </w:pPr>
+            <w:r>
+              <w:rPr>
+                <w:noProof/>
+                <w:color w:val="EE0000"/>
               </w:rPr>
               <w:lastRenderedPageBreak/>
               <w:drawing>
@@ -7244,7 +7818,15 @@
             <w:tcW w:w="10195" w:type="dxa"/>
           </w:tcPr>
           <w:p>
-            <w:r>
+            <w:pPr>
+              <w:rPr>
+                <w:color w:val="EE0000"/>
+              </w:rPr>
+            </w:pPr>
+            <w:r>
+              <w:rPr>
+                <w:color w:val="EE0000"/>
+              </w:rPr>
               <w:t>Экран со строками редактируемой таблицы</w:t>
             </w:r>
           </w:p>
@@ -7252,42 +7834,91 @@
       </w:tr>
     </w:tbl>
     <w:p>
-      <w:r>
+      <w:pPr>
+        <w:rPr>
+          <w:color w:val="EE0000"/>
+        </w:rPr>
+      </w:pPr>
+      <w:r>
+        <w:rPr>
+          <w:color w:val="EE0000"/>
+        </w:rPr>
         <w:t>На экране «База данных» необходимо нажать на кнопку с названием редактируемо</w:t>
       </w:r>
       <w:r>
+        <w:rPr>
+          <w:color w:val="EE0000"/>
+        </w:rPr>
         <w:t>й</w:t>
       </w:r>
       <w:r>
+        <w:rPr>
+          <w:color w:val="EE0000"/>
+        </w:rPr>
         <w:t xml:space="preserve"> </w:t>
       </w:r>
       <w:r>
+        <w:rPr>
+          <w:color w:val="EE0000"/>
+        </w:rPr>
         <w:t>таблицы</w:t>
       </w:r>
       <w:r>
+        <w:rPr>
+          <w:color w:val="EE0000"/>
+        </w:rPr>
         <w:t>.</w:t>
       </w:r>
       <w:r>
+        <w:rPr>
+          <w:color w:val="EE0000"/>
+        </w:rPr>
         <w:t xml:space="preserve"> В открывшемся окне нужно выбрать изменяемую строку таблицы и нажать на кнопку «Изменить» напротив соответствующей строки.</w:t>
       </w:r>
     </w:p>
     <w:p>
-      <w:r>
+      <w:pPr>
+        <w:rPr>
+          <w:color w:val="EE0000"/>
+        </w:rPr>
+      </w:pPr>
+      <w:r>
+        <w:rPr>
+          <w:color w:val="EE0000"/>
+        </w:rPr>
         <w:t>Список строк таблицы можно листать с помощью кнопок «&gt;» и «&lt;».</w:t>
       </w:r>
     </w:p>
-    <w:p/>
+    <w:p>
+      <w:pPr>
+        <w:rPr>
+          <w:color w:val="EE0000"/>
+        </w:rPr>
+      </w:pPr>
+    </w:p>
     <w:p>
       <w:pPr>
         <w:pStyle w:val="2"/>
+        <w:rPr>
+          <w:color w:val="EE0000"/>
+        </w:rPr>
       </w:pPr>
       <w:bookmarkStart w:id="17" w:name="_Toc223386193"/>
       <w:r>
+        <w:rPr>
+          <w:color w:val="EE0000"/>
+        </w:rPr>
         <w:t>Заготовки</w:t>
       </w:r>
       <w:bookmarkEnd w:id="17"/>
     </w:p>
-    <w:p/>
+    <w:p>
+      <w:pPr>
+        <w:rPr>
+          <w:color w:val="EE0000"/>
+        </w:rPr>
+      </w:pPr>
+    </w:p>
     <w:tbl>
       <w:tblPr>
         <w:tblStyle w:val="a9"/>
@@ -7311,9 +7942,15 @@
             <w:tcW w:w="10195" w:type="dxa"/>
           </w:tcPr>
           <w:p>
-            <w:r>
-              <w:rPr>
-                <w:noProof/>
+            <w:pPr>
+              <w:rPr>
+                <w:color w:val="EE0000"/>
+              </w:rPr>
+            </w:pPr>
+            <w:r>
+              <w:rPr>
+                <w:noProof/>
+                <w:color w:val="EE0000"/>
               </w:rPr>
               <w:lastRenderedPageBreak/>
               <w:drawing>
@@ -7374,7 +8011,15 @@
             <w:tcW w:w="10195" w:type="dxa"/>
           </w:tcPr>
           <w:p>
-            <w:r>
+            <w:pPr>
+              <w:rPr>
+                <w:color w:val="EE0000"/>
+              </w:rPr>
+            </w:pPr>
+            <w:r>
+              <w:rPr>
+                <w:color w:val="EE0000"/>
+              </w:rPr>
               <w:t>Параметры заготовок. Страница 1</w:t>
             </w:r>
           </w:p>
@@ -7386,9 +8031,15 @@
             <w:tcW w:w="10195" w:type="dxa"/>
           </w:tcPr>
           <w:p>
-            <w:r>
-              <w:rPr>
-                <w:noProof/>
+            <w:pPr>
+              <w:rPr>
+                <w:color w:val="EE0000"/>
+              </w:rPr>
+            </w:pPr>
+            <w:r>
+              <w:rPr>
+                <w:noProof/>
+                <w:color w:val="EE0000"/>
               </w:rPr>
               <w:drawing>
                 <wp:inline distT="0" distB="0" distL="0" distR="0" wp14:anchorId="24257AD0" wp14:editId="68E255B6">
@@ -7448,16 +8099,38 @@
             <w:tcW w:w="10195" w:type="dxa"/>
           </w:tcPr>
           <w:p>
-            <w:r>
+            <w:pPr>
+              <w:rPr>
+                <w:color w:val="EE0000"/>
+              </w:rPr>
+            </w:pPr>
+            <w:r>
+              <w:rPr>
+                <w:color w:val="EE0000"/>
+              </w:rPr>
               <w:t>Параметры заготовок. Страница 2</w:t>
             </w:r>
           </w:p>
         </w:tc>
       </w:tr>
     </w:tbl>
-    <w:p/>
-    <w:p>
-      <w:r>
+    <w:p>
+      <w:pPr>
+        <w:rPr>
+          <w:color w:val="EE0000"/>
+        </w:rPr>
+      </w:pPr>
+    </w:p>
+    <w:p>
+      <w:pPr>
+        <w:rPr>
+          <w:color w:val="EE0000"/>
+        </w:rPr>
+      </w:pPr>
+      <w:r>
+        <w:rPr>
+          <w:color w:val="EE0000"/>
+        </w:rPr>
         <w:t>Параметры заготовок. Страница 1. Необработанная заготовка</w:t>
       </w:r>
     </w:p>
@@ -7468,11 +8141,15 @@
           <w:ilvl w:val="0"/>
           <w:numId w:val="33"/>
         </w:numPr>
+        <w:rPr>
+          <w:color w:val="EE0000"/>
+        </w:rPr>
       </w:pPr>
       <w:r>
         <w:rPr>
           <w:b/>
           <w:bCs/>
+          <w:color w:val="EE0000"/>
           <w:lang w:val="en-US"/>
         </w:rPr>
         <w:t>L</w:t>
@@ -7481,16 +8158,23 @@
         <w:rPr>
           <w:b/>
           <w:bCs/>
+          <w:color w:val="EE0000"/>
         </w:rPr>
         <w:t>1</w:t>
       </w:r>
       <w:r>
+        <w:rPr>
+          <w:color w:val="EE0000"/>
+        </w:rPr>
         <w:t xml:space="preserve"> – Длина необработанной заготовки</w:t>
       </w:r>
     </w:p>
     <w:p>
       <w:pPr>
         <w:pStyle w:val="a8"/>
+        <w:rPr>
+          <w:color w:val="EE0000"/>
+        </w:rPr>
       </w:pPr>
     </w:p>
     <w:p>
@@ -7500,32 +8184,51 @@
           <w:ilvl w:val="0"/>
           <w:numId w:val="33"/>
         </w:numPr>
+        <w:rPr>
+          <w:color w:val="EE0000"/>
+        </w:rPr>
       </w:pPr>
       <w:r>
         <w:rPr>
           <w:b/>
           <w:bCs/>
+          <w:color w:val="EE0000"/>
           <w:lang w:val="en-US"/>
         </w:rPr>
         <w:t>D1</w:t>
       </w:r>
       <w:r>
         <w:rPr>
+          <w:color w:val="EE0000"/>
           <w:lang w:val="en-US"/>
         </w:rPr>
         <w:t xml:space="preserve"> – </w:t>
       </w:r>
       <w:r>
+        <w:rPr>
+          <w:color w:val="EE0000"/>
+        </w:rPr>
         <w:t>Диаметр необработанной заготовки</w:t>
       </w:r>
     </w:p>
     <w:p>
       <w:pPr>
         <w:pStyle w:val="a8"/>
-      </w:pPr>
-    </w:p>
-    <w:p>
-      <w:r>
+        <w:rPr>
+          <w:color w:val="EE0000"/>
+        </w:rPr>
+      </w:pPr>
+    </w:p>
+    <w:p>
+      <w:pPr>
+        <w:rPr>
+          <w:color w:val="EE0000"/>
+        </w:rPr>
+      </w:pPr>
+      <w:r>
+        <w:rPr>
+          <w:color w:val="EE0000"/>
+        </w:rPr>
         <w:t>Параметры заготовок. Страница 2. Готовая деталь</w:t>
       </w:r>
     </w:p>
@@ -7536,11 +8239,15 @@
           <w:ilvl w:val="0"/>
           <w:numId w:val="33"/>
         </w:numPr>
+        <w:rPr>
+          <w:color w:val="EE0000"/>
+        </w:rPr>
       </w:pPr>
       <w:r>
         <w:rPr>
           <w:b/>
           <w:bCs/>
+          <w:color w:val="EE0000"/>
           <w:lang w:val="en-US"/>
         </w:rPr>
         <w:t>L</w:t>
@@ -7549,16 +8256,23 @@
         <w:rPr>
           <w:b/>
           <w:bCs/>
+          <w:color w:val="EE0000"/>
         </w:rPr>
         <w:t>2</w:t>
       </w:r>
       <w:r>
+        <w:rPr>
+          <w:color w:val="EE0000"/>
+        </w:rPr>
         <w:t xml:space="preserve"> – Длина готовой детали</w:t>
       </w:r>
     </w:p>
     <w:p>
       <w:pPr>
         <w:pStyle w:val="a8"/>
+        <w:rPr>
+          <w:color w:val="EE0000"/>
+        </w:rPr>
       </w:pPr>
     </w:p>
     <w:p>
@@ -7568,11 +8282,15 @@
           <w:ilvl w:val="0"/>
           <w:numId w:val="33"/>
         </w:numPr>
+        <w:rPr>
+          <w:color w:val="EE0000"/>
+        </w:rPr>
       </w:pPr>
       <w:r>
         <w:rPr>
           <w:b/>
           <w:bCs/>
+          <w:color w:val="EE0000"/>
           <w:lang w:val="en-US"/>
         </w:rPr>
         <w:t>D</w:t>
@@ -7581,44 +8299,70 @@
         <w:rPr>
           <w:b/>
           <w:bCs/>
+          <w:color w:val="EE0000"/>
         </w:rPr>
         <w:t>2</w:t>
       </w:r>
       <w:r>
         <w:rPr>
+          <w:color w:val="EE0000"/>
           <w:lang w:val="en-US"/>
         </w:rPr>
         <w:t xml:space="preserve">– </w:t>
       </w:r>
       <w:r>
+        <w:rPr>
+          <w:color w:val="EE0000"/>
+        </w:rPr>
         <w:t>Диаметр готовой детали</w:t>
       </w:r>
     </w:p>
-    <w:p/>
+    <w:p>
+      <w:pPr>
+        <w:rPr>
+          <w:color w:val="EE0000"/>
+        </w:rPr>
+      </w:pPr>
+    </w:p>
     <w:p>
       <w:pPr>
         <w:rPr>
           <w:rFonts w:eastAsiaTheme="majorEastAsia" w:cstheme="majorBidi"/>
-          <w:color w:val="000000" w:themeColor="text1"/>
+          <w:color w:val="EE0000"/>
           <w:szCs w:val="26"/>
         </w:rPr>
       </w:pPr>
       <w:r>
+        <w:rPr>
+          <w:color w:val="EE0000"/>
+        </w:rPr>
         <w:br w:type="page"/>
       </w:r>
     </w:p>
     <w:p>
       <w:pPr>
         <w:pStyle w:val="2"/>
+        <w:rPr>
+          <w:color w:val="EE0000"/>
+        </w:rPr>
       </w:pPr>
       <w:bookmarkStart w:id="18" w:name="_Toc223386194"/>
       <w:r>
+        <w:rPr>
+          <w:color w:val="EE0000"/>
+        </w:rPr>
         <w:lastRenderedPageBreak/>
         <w:t>Пластины</w:t>
       </w:r>
       <w:bookmarkEnd w:id="18"/>
     </w:p>
-    <w:p/>
+    <w:p>
+      <w:pPr>
+        <w:rPr>
+          <w:color w:val="EE0000"/>
+        </w:rPr>
+      </w:pPr>
+    </w:p>
     <w:tbl>
       <w:tblPr>
         <w:tblStyle w:val="a9"/>
@@ -7642,9 +8386,15 @@
             <w:tcW w:w="10195" w:type="dxa"/>
           </w:tcPr>
           <w:p>
-            <w:r>
-              <w:rPr>
-                <w:noProof/>
+            <w:pPr>
+              <w:rPr>
+                <w:color w:val="EE0000"/>
+              </w:rPr>
+            </w:pPr>
+            <w:r>
+              <w:rPr>
+                <w:noProof/>
+                <w:color w:val="EE0000"/>
               </w:rPr>
               <w:drawing>
                 <wp:inline distT="0" distB="0" distL="0" distR="0" wp14:anchorId="303B3C97" wp14:editId="459A7F8F">
@@ -7704,16 +8454,38 @@
             <w:tcW w:w="10195" w:type="dxa"/>
           </w:tcPr>
           <w:p>
-            <w:r>
+            <w:pPr>
+              <w:rPr>
+                <w:color w:val="EE0000"/>
+              </w:rPr>
+            </w:pPr>
+            <w:r>
+              <w:rPr>
+                <w:color w:val="EE0000"/>
+              </w:rPr>
               <w:t>Параметры пластин</w:t>
             </w:r>
           </w:p>
         </w:tc>
       </w:tr>
     </w:tbl>
-    <w:p/>
-    <w:p>
-      <w:r>
+    <w:p>
+      <w:pPr>
+        <w:rPr>
+          <w:color w:val="EE0000"/>
+        </w:rPr>
+      </w:pPr>
+    </w:p>
+    <w:p>
+      <w:pPr>
+        <w:rPr>
+          <w:color w:val="EE0000"/>
+        </w:rPr>
+      </w:pPr>
+      <w:r>
+        <w:rPr>
+          <w:color w:val="EE0000"/>
+        </w:rPr>
         <w:t>Параметры пластин</w:t>
       </w:r>
     </w:p>
@@ -7724,22 +8496,32 @@
           <w:ilvl w:val="0"/>
           <w:numId w:val="34"/>
         </w:numPr>
+        <w:rPr>
+          <w:color w:val="EE0000"/>
+        </w:rPr>
       </w:pPr>
       <w:r>
         <w:rPr>
           <w:b/>
           <w:bCs/>
+          <w:color w:val="EE0000"/>
           <w:lang w:val="en-US"/>
         </w:rPr>
         <w:t>Lx</w:t>
       </w:r>
       <w:r>
+        <w:rPr>
+          <w:color w:val="EE0000"/>
+        </w:rPr>
         <w:t xml:space="preserve"> – Расстояние между ячейками пластины вдоль оси Х.</w:t>
       </w:r>
     </w:p>
     <w:p>
       <w:pPr>
         <w:pStyle w:val="a8"/>
+        <w:rPr>
+          <w:color w:val="EE0000"/>
+        </w:rPr>
       </w:pPr>
     </w:p>
     <w:p>
@@ -7749,31 +8531,45 @@
           <w:ilvl w:val="0"/>
           <w:numId w:val="34"/>
         </w:numPr>
+        <w:rPr>
+          <w:color w:val="EE0000"/>
+        </w:rPr>
       </w:pPr>
       <w:r>
         <w:rPr>
           <w:b/>
           <w:bCs/>
+          <w:color w:val="EE0000"/>
           <w:lang w:val="en-US"/>
         </w:rPr>
         <w:t>Ly</w:t>
       </w:r>
       <w:r>
+        <w:rPr>
+          <w:color w:val="EE0000"/>
+        </w:rPr>
         <w:t xml:space="preserve"> – Расстояние между ячейками пластины вдоль оси </w:t>
       </w:r>
       <w:r>
         <w:rPr>
+          <w:color w:val="EE0000"/>
           <w:lang w:val="en-US"/>
         </w:rPr>
         <w:t>Y</w:t>
       </w:r>
       <w:r>
+        <w:rPr>
+          <w:color w:val="EE0000"/>
+        </w:rPr>
         <w:t>.</w:t>
       </w:r>
     </w:p>
     <w:p>
       <w:pPr>
         <w:pStyle w:val="a8"/>
+        <w:rPr>
+          <w:color w:val="EE0000"/>
+        </w:rPr>
       </w:pPr>
     </w:p>
     <w:p>
@@ -7783,22 +8579,32 @@
           <w:ilvl w:val="0"/>
           <w:numId w:val="34"/>
         </w:numPr>
+        <w:rPr>
+          <w:color w:val="EE0000"/>
+        </w:rPr>
       </w:pPr>
       <w:r>
         <w:rPr>
           <w:b/>
           <w:bCs/>
+          <w:color w:val="EE0000"/>
           <w:lang w:val="en-US"/>
         </w:rPr>
         <w:t>Lr</w:t>
       </w:r>
       <w:r>
+        <w:rPr>
+          <w:color w:val="EE0000"/>
+        </w:rPr>
         <w:t xml:space="preserve"> – Расстояние сдвига чётного ряда относительно нечётного.</w:t>
       </w:r>
     </w:p>
     <w:p>
       <w:pPr>
         <w:pStyle w:val="a8"/>
+        <w:rPr>
+          <w:color w:val="EE0000"/>
+        </w:rPr>
       </w:pPr>
     </w:p>
     <w:p>
@@ -7808,16 +8614,23 @@
           <w:ilvl w:val="0"/>
           <w:numId w:val="34"/>
         </w:numPr>
+        <w:rPr>
+          <w:color w:val="EE0000"/>
+        </w:rPr>
       </w:pPr>
       <w:r>
         <w:rPr>
           <w:b/>
           <w:bCs/>
+          <w:color w:val="EE0000"/>
           <w:lang w:val="en-US"/>
         </w:rPr>
         <w:t>Neven</w:t>
       </w:r>
       <w:r>
+        <w:rPr>
+          <w:color w:val="EE0000"/>
+        </w:rPr>
         <w:t xml:space="preserve"> – Количество ячеек в чётных рядах.</w:t>
       </w:r>
     </w:p>
@@ -7828,22 +8641,32 @@
           <w:ilvl w:val="0"/>
           <w:numId w:val="34"/>
         </w:numPr>
+        <w:rPr>
+          <w:color w:val="EE0000"/>
+        </w:rPr>
       </w:pPr>
       <w:r>
         <w:rPr>
           <w:b/>
           <w:bCs/>
+          <w:color w:val="EE0000"/>
           <w:lang w:val="en-US"/>
         </w:rPr>
         <w:t>Nodd</w:t>
       </w:r>
       <w:r>
+        <w:rPr>
+          <w:color w:val="EE0000"/>
+        </w:rPr>
         <w:t xml:space="preserve"> – Количество ячеек в нечётных рядах.</w:t>
       </w:r>
     </w:p>
     <w:p>
       <w:pPr>
         <w:pStyle w:val="a8"/>
+        <w:rPr>
+          <w:color w:val="EE0000"/>
+        </w:rPr>
       </w:pPr>
     </w:p>
     <w:p>
@@ -7854,6 +8677,7 @@
           <w:numId w:val="34"/>
         </w:numPr>
         <w:rPr>
+          <w:color w:val="EE0000"/>
           <w:lang w:val="en-US"/>
         </w:rPr>
       </w:pPr>
@@ -7861,39 +8685,64 @@
         <w:rPr>
           <w:b/>
           <w:bCs/>
+          <w:color w:val="EE0000"/>
           <w:lang w:val="en-US"/>
         </w:rPr>
         <w:t>M</w:t>
       </w:r>
       <w:r>
+        <w:rPr>
+          <w:color w:val="EE0000"/>
+        </w:rPr>
         <w:t xml:space="preserve"> – Количество рядов ячеек.</w:t>
       </w:r>
     </w:p>
-    <w:p/>
+    <w:p>
+      <w:pPr>
+        <w:rPr>
+          <w:color w:val="EE0000"/>
+        </w:rPr>
+      </w:pPr>
+    </w:p>
     <w:p>
       <w:pPr>
         <w:rPr>
           <w:rFonts w:eastAsiaTheme="majorEastAsia" w:cstheme="majorBidi"/>
-          <w:color w:val="000000" w:themeColor="text1"/>
+          <w:color w:val="EE0000"/>
           <w:szCs w:val="26"/>
         </w:rPr>
       </w:pPr>
       <w:r>
+        <w:rPr>
+          <w:color w:val="EE0000"/>
+        </w:rPr>
         <w:br w:type="page"/>
       </w:r>
     </w:p>
     <w:p>
       <w:pPr>
         <w:pStyle w:val="2"/>
+        <w:rPr>
+          <w:color w:val="EE0000"/>
+        </w:rPr>
       </w:pPr>
       <w:bookmarkStart w:id="19" w:name="_Toc223386195"/>
       <w:r>
+        <w:rPr>
+          <w:color w:val="EE0000"/>
+        </w:rPr>
         <w:lastRenderedPageBreak/>
         <w:t>Кулачки</w:t>
       </w:r>
       <w:bookmarkEnd w:id="19"/>
     </w:p>
-    <w:p/>
+    <w:p>
+      <w:pPr>
+        <w:rPr>
+          <w:color w:val="EE0000"/>
+        </w:rPr>
+      </w:pPr>
+    </w:p>
     <w:tbl>
       <w:tblPr>
         <w:tblStyle w:val="a9"/>
@@ -7917,9 +8766,15 @@
             <w:tcW w:w="10195" w:type="dxa"/>
           </w:tcPr>
           <w:p>
-            <w:r>
-              <w:rPr>
-                <w:noProof/>
+            <w:pPr>
+              <w:rPr>
+                <w:color w:val="EE0000"/>
+              </w:rPr>
+            </w:pPr>
+            <w:r>
+              <w:rPr>
+                <w:noProof/>
+                <w:color w:val="EE0000"/>
               </w:rPr>
               <w:drawing>
                 <wp:inline distT="0" distB="0" distL="0" distR="0" wp14:anchorId="6E7F0F59" wp14:editId="34FAAA05">
@@ -7979,16 +8834,38 @@
             <w:tcW w:w="10195" w:type="dxa"/>
           </w:tcPr>
           <w:p>
-            <w:r>
+            <w:pPr>
+              <w:rPr>
+                <w:color w:val="EE0000"/>
+              </w:rPr>
+            </w:pPr>
+            <w:r>
+              <w:rPr>
+                <w:color w:val="EE0000"/>
+              </w:rPr>
               <w:t>Параметры кулачков</w:t>
             </w:r>
           </w:p>
         </w:tc>
       </w:tr>
     </w:tbl>
-    <w:p/>
-    <w:p>
-      <w:r>
+    <w:p>
+      <w:pPr>
+        <w:rPr>
+          <w:color w:val="EE0000"/>
+        </w:rPr>
+      </w:pPr>
+    </w:p>
+    <w:p>
+      <w:pPr>
+        <w:rPr>
+          <w:color w:val="EE0000"/>
+        </w:rPr>
+      </w:pPr>
+      <w:r>
+        <w:rPr>
+          <w:color w:val="EE0000"/>
+        </w:rPr>
         <w:t>Параметры кулачков</w:t>
       </w:r>
     </w:p>
@@ -7999,22 +8876,32 @@
           <w:ilvl w:val="0"/>
           <w:numId w:val="35"/>
         </w:numPr>
+        <w:rPr>
+          <w:color w:val="EE0000"/>
+        </w:rPr>
       </w:pPr>
       <w:r>
         <w:rPr>
           <w:b/>
           <w:bCs/>
+          <w:color w:val="EE0000"/>
           <w:lang w:val="en-US"/>
         </w:rPr>
         <w:t>l</w:t>
       </w:r>
       <w:r>
+        <w:rPr>
+          <w:color w:val="EE0000"/>
+        </w:rPr>
         <w:t xml:space="preserve"> – Высота проточки кулачков</w:t>
       </w:r>
     </w:p>
     <w:p>
       <w:pPr>
         <w:pStyle w:val="a8"/>
+        <w:rPr>
+          <w:color w:val="EE0000"/>
+        </w:rPr>
       </w:pPr>
     </w:p>
     <w:p>
@@ -8024,36 +8911,63 @@
           <w:ilvl w:val="0"/>
           <w:numId w:val="35"/>
         </w:numPr>
+        <w:rPr>
+          <w:color w:val="EE0000"/>
+        </w:rPr>
       </w:pPr>
       <w:r>
         <w:rPr>
           <w:b/>
           <w:bCs/>
+          <w:color w:val="EE0000"/>
           <w:lang w:val="en-US"/>
         </w:rPr>
         <w:t>L</w:t>
       </w:r>
       <w:r>
+        <w:rPr>
+          <w:color w:val="EE0000"/>
+        </w:rPr>
         <w:t xml:space="preserve"> – Полная высота кулачков</w:t>
       </w:r>
     </w:p>
     <w:p>
-      <w:r>
+      <w:pPr>
+        <w:rPr>
+          <w:color w:val="EE0000"/>
+        </w:rPr>
+      </w:pPr>
+      <w:r>
+        <w:rPr>
+          <w:color w:val="EE0000"/>
+        </w:rPr>
         <w:br w:type="page"/>
       </w:r>
     </w:p>
     <w:p>
       <w:pPr>
         <w:pStyle w:val="2"/>
+        <w:rPr>
+          <w:color w:val="EE0000"/>
+        </w:rPr>
       </w:pPr>
       <w:bookmarkStart w:id="20" w:name="_Toc223386196"/>
       <w:r>
+        <w:rPr>
+          <w:color w:val="EE0000"/>
+        </w:rPr>
         <w:lastRenderedPageBreak/>
         <w:t>Задания</w:t>
       </w:r>
       <w:bookmarkEnd w:id="20"/>
     </w:p>
-    <w:p/>
+    <w:p>
+      <w:pPr>
+        <w:rPr>
+          <w:color w:val="EE0000"/>
+        </w:rPr>
+      </w:pPr>
+    </w:p>
     <w:tbl>
       <w:tblPr>
         <w:tblStyle w:val="a9"/>
@@ -8077,9 +8991,15 @@
             <w:tcW w:w="10195" w:type="dxa"/>
           </w:tcPr>
           <w:p>
-            <w:r>
-              <w:rPr>
-                <w:noProof/>
+            <w:pPr>
+              <w:rPr>
+                <w:color w:val="EE0000"/>
+              </w:rPr>
+            </w:pPr>
+            <w:r>
+              <w:rPr>
+                <w:noProof/>
+                <w:color w:val="EE0000"/>
               </w:rPr>
               <w:drawing>
                 <wp:inline distT="0" distB="0" distL="0" distR="0" wp14:anchorId="07D702F9" wp14:editId="5E99C02E">
@@ -8139,7 +9059,15 @@
             <w:tcW w:w="10195" w:type="dxa"/>
           </w:tcPr>
           <w:p>
-            <w:r>
+            <w:pPr>
+              <w:rPr>
+                <w:color w:val="EE0000"/>
+              </w:rPr>
+            </w:pPr>
+            <w:r>
+              <w:rPr>
+                <w:color w:val="EE0000"/>
+              </w:rPr>
               <w:t>Параметры заданий. Страница 1</w:t>
             </w:r>
           </w:p>
@@ -8151,9 +9079,15 @@
             <w:tcW w:w="10195" w:type="dxa"/>
           </w:tcPr>
           <w:p>
-            <w:r>
-              <w:rPr>
-                <w:noProof/>
+            <w:pPr>
+              <w:rPr>
+                <w:color w:val="EE0000"/>
+              </w:rPr>
+            </w:pPr>
+            <w:r>
+              <w:rPr>
+                <w:noProof/>
+                <w:color w:val="EE0000"/>
               </w:rPr>
               <w:drawing>
                 <wp:inline distT="0" distB="0" distL="0" distR="0" wp14:anchorId="3ED77704" wp14:editId="00CDDE41">
@@ -8213,21 +9147,51 @@
             <w:tcW w:w="10195" w:type="dxa"/>
           </w:tcPr>
           <w:p>
-            <w:r>
+            <w:pPr>
+              <w:rPr>
+                <w:color w:val="EE0000"/>
+              </w:rPr>
+            </w:pPr>
+            <w:r>
+              <w:rPr>
+                <w:color w:val="EE0000"/>
+              </w:rPr>
               <w:t>Параметры заданий. Страница 2</w:t>
             </w:r>
           </w:p>
         </w:tc>
       </w:tr>
     </w:tbl>
-    <w:p/>
-    <w:p>
-      <w:r>
+    <w:p>
+      <w:pPr>
+        <w:rPr>
+          <w:color w:val="EE0000"/>
+        </w:rPr>
+      </w:pPr>
+    </w:p>
+    <w:p>
+      <w:pPr>
+        <w:rPr>
+          <w:color w:val="EE0000"/>
+        </w:rPr>
+      </w:pPr>
+      <w:r>
+        <w:rPr>
+          <w:color w:val="EE0000"/>
+        </w:rPr>
         <w:br w:type="page"/>
       </w:r>
     </w:p>
     <w:p>
-      <w:r>
+      <w:pPr>
+        <w:rPr>
+          <w:color w:val="EE0000"/>
+        </w:rPr>
+      </w:pPr>
+      <w:r>
+        <w:rPr>
+          <w:color w:val="EE0000"/>
+        </w:rPr>
         <w:lastRenderedPageBreak/>
         <w:t>Параметры заданий. Страница 1</w:t>
       </w:r>
@@ -8239,21 +9203,31 @@
           <w:ilvl w:val="0"/>
           <w:numId w:val="36"/>
         </w:numPr>
+        <w:rPr>
+          <w:color w:val="EE0000"/>
+        </w:rPr>
       </w:pPr>
       <w:r>
         <w:rPr>
           <w:b/>
           <w:bCs/>
+          <w:color w:val="EE0000"/>
         </w:rPr>
         <w:t>Рабочая заготовка</w:t>
       </w:r>
       <w:r>
+        <w:rPr>
+          <w:color w:val="EE0000"/>
+        </w:rPr>
         <w:t xml:space="preserve"> – Номер заготовки, с которой будет работать РТК. При нажатии на поле ввода открывается окно выбора номера заготовки.</w:t>
       </w:r>
     </w:p>
     <w:p>
       <w:pPr>
         <w:pStyle w:val="a8"/>
+        <w:rPr>
+          <w:color w:val="EE0000"/>
+        </w:rPr>
       </w:pPr>
     </w:p>
     <w:p>
@@ -8263,21 +9237,31 @@
           <w:ilvl w:val="0"/>
           <w:numId w:val="36"/>
         </w:numPr>
+        <w:rPr>
+          <w:color w:val="EE0000"/>
+        </w:rPr>
       </w:pPr>
       <w:r>
         <w:rPr>
           <w:b/>
           <w:bCs/>
+          <w:color w:val="EE0000"/>
         </w:rPr>
         <w:t>Рабочая пластина</w:t>
       </w:r>
       <w:r>
+        <w:rPr>
+          <w:color w:val="EE0000"/>
+        </w:rPr>
         <w:t xml:space="preserve"> – Номер пластины, с которой будет работать РТК. При нажатии на поле ввода открывается окно выбора номера пластины.</w:t>
       </w:r>
     </w:p>
     <w:p>
       <w:pPr>
         <w:pStyle w:val="a8"/>
+        <w:rPr>
+          <w:color w:val="EE0000"/>
+        </w:rPr>
       </w:pPr>
     </w:p>
     <w:p>
@@ -8287,19 +9271,27 @@
           <w:ilvl w:val="0"/>
           <w:numId w:val="36"/>
         </w:numPr>
+        <w:rPr>
+          <w:color w:val="EE0000"/>
+        </w:rPr>
       </w:pPr>
       <w:r>
         <w:rPr>
           <w:b/>
           <w:bCs/>
+          <w:color w:val="EE0000"/>
         </w:rPr>
         <w:t>Кулачки в захвате 1</w:t>
       </w:r>
       <w:r>
+        <w:rPr>
+          <w:color w:val="EE0000"/>
+        </w:rPr>
         <w:t xml:space="preserve"> – Номер кулачков, установленных на захвате робота 1. </w:t>
       </w:r>
       <w:r>
         <w:rPr>
+          <w:color w:val="EE0000"/>
           <w:kern w:val="0"/>
           <w14:ligatures w14:val="none"/>
         </w:rPr>
@@ -8309,6 +9301,9 @@
     <w:p>
       <w:pPr>
         <w:pStyle w:val="a8"/>
+        <w:rPr>
+          <w:color w:val="EE0000"/>
+        </w:rPr>
       </w:pPr>
     </w:p>
     <w:p>
@@ -8318,19 +9313,27 @@
           <w:ilvl w:val="0"/>
           <w:numId w:val="36"/>
         </w:numPr>
+        <w:rPr>
+          <w:color w:val="EE0000"/>
+        </w:rPr>
       </w:pPr>
       <w:r>
         <w:rPr>
           <w:b/>
           <w:bCs/>
+          <w:color w:val="EE0000"/>
         </w:rPr>
         <w:t>Кулачки в захвате 2</w:t>
       </w:r>
       <w:r>
+        <w:rPr>
+          <w:color w:val="EE0000"/>
+        </w:rPr>
         <w:t xml:space="preserve"> – Номер кулачков, установленных на захвате робота 2. </w:t>
       </w:r>
       <w:r>
         <w:rPr>
+          <w:color w:val="EE0000"/>
           <w:kern w:val="0"/>
           <w14:ligatures w14:val="none"/>
         </w:rPr>
@@ -8340,6 +9343,9 @@
     <w:p>
       <w:pPr>
         <w:pStyle w:val="a8"/>
+        <w:rPr>
+          <w:color w:val="EE0000"/>
+        </w:rPr>
       </w:pPr>
     </w:p>
     <w:p>
@@ -8349,19 +9355,27 @@
           <w:ilvl w:val="0"/>
           <w:numId w:val="36"/>
         </w:numPr>
+        <w:rPr>
+          <w:color w:val="EE0000"/>
+        </w:rPr>
       </w:pPr>
       <w:r>
         <w:rPr>
           <w:b/>
           <w:bCs/>
+          <w:color w:val="EE0000"/>
         </w:rPr>
         <w:t>Кулачки в патроне 1</w:t>
       </w:r>
       <w:r>
+        <w:rPr>
+          <w:color w:val="EE0000"/>
+        </w:rPr>
         <w:t xml:space="preserve"> – Номер кулачков, установленных в патроне станка 1. </w:t>
       </w:r>
       <w:r>
         <w:rPr>
+          <w:color w:val="EE0000"/>
           <w:kern w:val="0"/>
           <w14:ligatures w14:val="none"/>
         </w:rPr>
@@ -8371,6 +9385,9 @@
     <w:p>
       <w:pPr>
         <w:pStyle w:val="a8"/>
+        <w:rPr>
+          <w:color w:val="EE0000"/>
+        </w:rPr>
       </w:pPr>
     </w:p>
     <w:p>
@@ -8380,28 +9397,50 @@
           <w:ilvl w:val="0"/>
           <w:numId w:val="36"/>
         </w:numPr>
+        <w:rPr>
+          <w:color w:val="EE0000"/>
+        </w:rPr>
       </w:pPr>
       <w:r>
         <w:rPr>
           <w:b/>
           <w:bCs/>
+          <w:color w:val="EE0000"/>
         </w:rPr>
         <w:t>Кулачки в патроне 2</w:t>
       </w:r>
       <w:r>
+        <w:rPr>
+          <w:color w:val="EE0000"/>
+        </w:rPr>
         <w:t xml:space="preserve"> – Номер кулачков, установленных в патроне станка 2. </w:t>
       </w:r>
       <w:r>
         <w:rPr>
+          <w:color w:val="EE0000"/>
           <w:kern w:val="0"/>
           <w14:ligatures w14:val="none"/>
         </w:rPr>
         <w:t>При нажатии на поле ввода открывается окно выбора номера кулачков.</w:t>
       </w:r>
     </w:p>
-    <w:p/>
-    <w:p>
-      <w:r>
+    <w:p>
+      <w:pPr>
+        <w:rPr>
+          <w:color w:val="EE0000"/>
+        </w:rPr>
+      </w:pPr>
+    </w:p>
+    <w:p>
+      <w:pPr>
+        <w:rPr>
+          <w:color w:val="EE0000"/>
+        </w:rPr>
+      </w:pPr>
+      <w:r>
+        <w:rPr>
+          <w:color w:val="EE0000"/>
+        </w:rPr>
         <w:t>Параметры заданий. Страница 2</w:t>
       </w:r>
     </w:p>
@@ -8415,31 +9454,43 @@
         <w:rPr>
           <w:b/>
           <w:bCs/>
+          <w:color w:val="EE0000"/>
         </w:rPr>
       </w:pPr>
       <w:r>
         <w:rPr>
           <w:b/>
           <w:bCs/>
+          <w:color w:val="EE0000"/>
         </w:rPr>
         <w:t>Номер запускаемой программы</w:t>
       </w:r>
       <w:r>
+        <w:rPr>
+          <w:color w:val="EE0000"/>
+        </w:rPr>
         <w:t xml:space="preserve"> – Только для станков с ЧПУ </w:t>
       </w:r>
       <w:r>
         <w:rPr>
+          <w:color w:val="EE0000"/>
           <w:lang w:val="en-US"/>
         </w:rPr>
         <w:t>FANUC</w:t>
       </w:r>
       <w:r>
+        <w:rPr>
+          <w:color w:val="EE0000"/>
+        </w:rPr>
         <w:t xml:space="preserve"> – номер программы, запускаемой на станке при старте задания.</w:t>
       </w:r>
     </w:p>
     <w:p>
       <w:pPr>
         <w:pStyle w:val="a8"/>
+        <w:rPr>
+          <w:color w:val="EE0000"/>
+        </w:rPr>
       </w:pPr>
     </w:p>
     <w:p>
@@ -8449,21 +9500,29 @@
           <w:ilvl w:val="0"/>
           <w:numId w:val="37"/>
         </w:numPr>
+        <w:rPr>
+          <w:color w:val="EE0000"/>
+        </w:rPr>
       </w:pPr>
       <w:r>
         <w:rPr>
           <w:b/>
           <w:bCs/>
+          <w:color w:val="EE0000"/>
         </w:rPr>
         <w:t xml:space="preserve">Номер патрона, из которого забирается готовая деталь </w:t>
       </w:r>
       <w:r>
+        <w:rPr>
+          <w:color w:val="EE0000"/>
+        </w:rPr>
         <w:t>– Только для станков с двумя патронами – номер патрона, из которого робот заберёт обработанную деталь</w:t>
       </w:r>
       <w:r>
         <w:rPr>
           <w:b/>
           <w:bCs/>
+          <w:color w:val="EE0000"/>
         </w:rPr>
         <w:t>.</w:t>
       </w:r>
@@ -8471,6 +9530,9 @@
     <w:p>
       <w:pPr>
         <w:pStyle w:val="a8"/>
+        <w:rPr>
+          <w:color w:val="EE0000"/>
+        </w:rPr>
       </w:pPr>
     </w:p>
     <w:p>
@@ -8483,94 +9545,164 @@
         <w:rPr>
           <w:b/>
           <w:bCs/>
+          <w:color w:val="EE0000"/>
         </w:rPr>
       </w:pPr>
       <w:r>
         <w:rPr>
           <w:b/>
           <w:bCs/>
+          <w:color w:val="EE0000"/>
         </w:rPr>
         <w:lastRenderedPageBreak/>
         <w:t xml:space="preserve">Номер захвата, которым забирается готовая деталь </w:t>
       </w:r>
       <w:r>
+        <w:rPr>
+          <w:color w:val="EE0000"/>
+        </w:rPr>
         <w:t>– номер захвата, которым робот заберёт обработанную деталь</w:t>
       </w:r>
       <w:r>
         <w:rPr>
           <w:b/>
           <w:bCs/>
+          <w:color w:val="EE0000"/>
         </w:rPr>
         <w:t>.</w:t>
       </w:r>
     </w:p>
-    <w:p/>
+    <w:p>
+      <w:pPr>
+        <w:rPr>
+          <w:color w:val="EE0000"/>
+        </w:rPr>
+      </w:pPr>
+    </w:p>
     <w:p>
       <w:pPr>
         <w:pStyle w:val="1"/>
-      </w:pPr>
-      <w:r>
+        <w:rPr>
+          <w:color w:val="EE0000"/>
+        </w:rPr>
+      </w:pPr>
+      <w:r>
+        <w:rPr>
+          <w:color w:val="EE0000"/>
+        </w:rPr>
         <w:br w:type="page"/>
       </w:r>
     </w:p>
     <w:p>
       <w:pPr>
         <w:pStyle w:val="1"/>
+        <w:rPr>
+          <w:color w:val="EE0000"/>
+        </w:rPr>
       </w:pPr>
       <w:bookmarkStart w:id="21" w:name="_Toc223386197"/>
       <w:r>
+        <w:rPr>
+          <w:color w:val="EE0000"/>
+        </w:rPr>
         <w:lastRenderedPageBreak/>
         <w:t xml:space="preserve">Описание страниц </w:t>
       </w:r>
       <w:r>
         <w:rPr>
+          <w:color w:val="EE0000"/>
           <w:lang w:val="en-US"/>
         </w:rPr>
         <w:t>HMI</w:t>
       </w:r>
       <w:r>
+        <w:rPr>
+          <w:color w:val="EE0000"/>
+        </w:rPr>
         <w:t>-Панели</w:t>
       </w:r>
       <w:bookmarkEnd w:id="21"/>
     </w:p>
-    <w:p/>
+    <w:p>
+      <w:pPr>
+        <w:rPr>
+          <w:color w:val="EE0000"/>
+        </w:rPr>
+      </w:pPr>
+    </w:p>
     <w:p>
       <w:pPr>
         <w:rPr>
           <w:rFonts w:eastAsiaTheme="majorEastAsia" w:cstheme="majorBidi"/>
+          <w:color w:val="EE0000"/>
           <w:sz w:val="32"/>
           <w:szCs w:val="32"/>
         </w:rPr>
       </w:pPr>
       <w:r>
+        <w:rPr>
+          <w:color w:val="EE0000"/>
+        </w:rPr>
         <w:br w:type="page"/>
       </w:r>
     </w:p>
     <w:p>
       <w:pPr>
         <w:pStyle w:val="1"/>
+        <w:rPr>
+          <w:color w:val="EE0000"/>
+        </w:rPr>
       </w:pPr>
       <w:bookmarkStart w:id="22" w:name="_Toc223386198"/>
       <w:r>
+        <w:rPr>
+          <w:color w:val="EE0000"/>
+        </w:rPr>
         <w:lastRenderedPageBreak/>
         <w:t>Список ошибок и способы их устранения</w:t>
       </w:r>
       <w:bookmarkEnd w:id="22"/>
     </w:p>
-    <w:p/>
+    <w:p>
+      <w:pPr>
+        <w:rPr>
+          <w:color w:val="EE0000"/>
+        </w:rPr>
+      </w:pPr>
+    </w:p>
     <w:p>
       <w:pPr>
         <w:pStyle w:val="2"/>
+        <w:rPr>
+          <w:color w:val="EE0000"/>
+        </w:rPr>
       </w:pPr>
       <w:bookmarkStart w:id="23" w:name="_Toc223386199"/>
       <w:r>
+        <w:rPr>
+          <w:color w:val="EE0000"/>
+        </w:rPr>
         <w:t>В системе отсутствует воздух</w:t>
       </w:r>
       <w:bookmarkEnd w:id="23"/>
     </w:p>
-    <w:p/>
-    <w:p>
-      <w:r>
+    <w:p>
+      <w:pPr>
+        <w:rPr>
+          <w:color w:val="EE0000"/>
+        </w:rPr>
+      </w:pPr>
+    </w:p>
+    <w:p>
+      <w:pPr>
+        <w:rPr>
+          <w:color w:val="EE0000"/>
+        </w:rPr>
+      </w:pPr>
+      <w:r>
+        <w:rPr>
+          <w:color w:val="EE0000"/>
+        </w:rPr>
         <w:t xml:space="preserve">Причины: </w:t>
       </w:r>
     </w:p>
@@ -8581,8 +9713,14 @@
           <w:ilvl w:val="0"/>
           <w:numId w:val="5"/>
         </w:numPr>
-      </w:pPr>
-      <w:r>
+        <w:rPr>
+          <w:color w:val="EE0000"/>
+        </w:rPr>
+      </w:pPr>
+      <w:r>
+        <w:rPr>
+          <w:color w:val="EE0000"/>
+        </w:rPr>
         <w:t>Отсутствие или недостаточное входное давление воздуха на входном регуляторе. Значение давления можно проверить визуально на датчике давления, расположенном на монтажной панели.</w:t>
       </w:r>
     </w:p>
@@ -8593,13 +9731,27 @@
           <w:ilvl w:val="0"/>
           <w:numId w:val="5"/>
         </w:numPr>
-      </w:pPr>
-      <w:r>
+        <w:rPr>
+          <w:color w:val="EE0000"/>
+        </w:rPr>
+      </w:pPr>
+      <w:r>
+        <w:rPr>
+          <w:color w:val="EE0000"/>
+        </w:rPr>
         <w:t xml:space="preserve">Отсутствие сигнала с датчика давления воздуха. </w:t>
       </w:r>
     </w:p>
     <w:p>
-      <w:r>
+      <w:pPr>
+        <w:rPr>
+          <w:color w:val="EE0000"/>
+        </w:rPr>
+      </w:pPr>
+      <w:r>
+        <w:rPr>
+          <w:color w:val="EE0000"/>
+        </w:rPr>
         <w:t>Способы устранения:</w:t>
       </w:r>
     </w:p>
@@ -8610,8 +9762,14 @@
           <w:ilvl w:val="1"/>
           <w:numId w:val="6"/>
         </w:numPr>
-      </w:pPr>
-      <w:r>
+        <w:rPr>
+          <w:color w:val="EE0000"/>
+        </w:rPr>
+      </w:pPr>
+      <w:r>
+        <w:rPr>
+          <w:color w:val="EE0000"/>
+        </w:rPr>
         <w:t>Проверьте наличие воздуха в питающей магистрали.</w:t>
       </w:r>
     </w:p>
@@ -8622,8 +9780,14 @@
           <w:ilvl w:val="1"/>
           <w:numId w:val="6"/>
         </w:numPr>
-      </w:pPr>
-      <w:r>
+        <w:rPr>
+          <w:color w:val="EE0000"/>
+        </w:rPr>
+      </w:pPr>
+      <w:r>
+        <w:rPr>
+          <w:color w:val="EE0000"/>
+        </w:rPr>
         <w:t>Отрегулируйте входное давление с помощью регулятора воздуха.</w:t>
       </w:r>
     </w:p>
@@ -8634,20 +9798,35 @@
           <w:ilvl w:val="1"/>
           <w:numId w:val="6"/>
         </w:numPr>
-      </w:pPr>
-      <w:r>
+        <w:rPr>
+          <w:color w:val="EE0000"/>
+        </w:rPr>
+      </w:pPr>
+      <w:r>
+        <w:rPr>
+          <w:color w:val="EE0000"/>
+        </w:rPr>
         <w:t xml:space="preserve">Измените уставку датчика давления </w:t>
       </w:r>
       <w:r>
+        <w:rPr>
+          <w:color w:val="EE0000"/>
+        </w:rPr>
         <w:br/>
       </w:r>
       <w:r>
+        <w:rPr>
+          <w:color w:val="EE0000"/>
+        </w:rPr>
         <w:t>ВНИМАНИЕ! Уменьшение уставного давления может привести к ситуации, когда блокиратор полок не задвинется.</w:t>
       </w:r>
     </w:p>
     <w:p>
       <w:pPr>
         <w:pStyle w:val="a8"/>
+        <w:rPr>
+          <w:color w:val="EE0000"/>
+        </w:rPr>
       </w:pPr>
     </w:p>
     <w:p>
@@ -8657,8 +9836,14 @@
           <w:ilvl w:val="1"/>
           <w:numId w:val="7"/>
         </w:numPr>
-      </w:pPr>
-      <w:r>
+        <w:rPr>
+          <w:color w:val="EE0000"/>
+        </w:rPr>
+      </w:pPr>
+      <w:r>
+        <w:rPr>
+          <w:color w:val="EE0000"/>
+        </w:rPr>
         <w:t>Убедитесь, что ЧПУ станка включено. ПЛК использует питание станка для работы датчиков. При отсутствии питания со станка, сигналы в систему подаваться не будут.</w:t>
       </w:r>
     </w:p>
@@ -8669,8 +9854,14 @@
           <w:ilvl w:val="1"/>
           <w:numId w:val="7"/>
         </w:numPr>
-      </w:pPr>
-      <w:r>
+        <w:rPr>
+          <w:color w:val="EE0000"/>
+        </w:rPr>
+      </w:pPr>
+      <w:r>
+        <w:rPr>
+          <w:color w:val="EE0000"/>
+        </w:rPr>
         <w:t>Проверьте работоспособность датчика.</w:t>
       </w:r>
     </w:p>
@@ -8681,39 +9872,84 @@
           <w:ilvl w:val="1"/>
           <w:numId w:val="7"/>
         </w:numPr>
-      </w:pPr>
-      <w:r>
+        <w:rPr>
+          <w:color w:val="EE0000"/>
+        </w:rPr>
+      </w:pPr>
+      <w:r>
+        <w:rPr>
+          <w:color w:val="EE0000"/>
+        </w:rPr>
         <w:t>Проверьте физическое подключение датчика к ПЛК.</w:t>
       </w:r>
     </w:p>
     <w:p>
       <w:pPr>
         <w:pStyle w:val="a8"/>
+        <w:rPr>
+          <w:color w:val="EE0000"/>
+        </w:rPr>
       </w:pPr>
     </w:p>
     <w:p>
       <w:pPr>
         <w:pStyle w:val="2"/>
+        <w:rPr>
+          <w:color w:val="EE0000"/>
+        </w:rPr>
       </w:pPr>
       <w:bookmarkStart w:id="24" w:name="_Toc223386200"/>
       <w:r>
+        <w:rPr>
+          <w:color w:val="EE0000"/>
+        </w:rPr>
         <w:t>Произошла ошибка при открытии/закрытии патрона станка</w:t>
       </w:r>
       <w:bookmarkEnd w:id="24"/>
     </w:p>
-    <w:p/>
-    <w:p>
-      <w:r>
+    <w:p>
+      <w:pPr>
+        <w:rPr>
+          <w:color w:val="EE0000"/>
+        </w:rPr>
+      </w:pPr>
+    </w:p>
+    <w:p>
+      <w:pPr>
+        <w:rPr>
+          <w:color w:val="EE0000"/>
+        </w:rPr>
+      </w:pPr>
+      <w:r>
+        <w:rPr>
+          <w:color w:val="EE0000"/>
+        </w:rPr>
         <w:t xml:space="preserve">Причина: </w:t>
       </w:r>
     </w:p>
     <w:p>
-      <w:r>
+      <w:pPr>
+        <w:rPr>
+          <w:color w:val="EE0000"/>
+        </w:rPr>
+      </w:pPr>
+      <w:r>
+        <w:rPr>
+          <w:color w:val="EE0000"/>
+        </w:rPr>
         <w:t>После подачи команды станку на открытие/закрытие кулачков, соответствующий ответный сигнал не появился за указанное в настройках время.</w:t>
       </w:r>
     </w:p>
     <w:p>
-      <w:r>
+      <w:pPr>
+        <w:rPr>
+          <w:color w:val="EE0000"/>
+        </w:rPr>
+      </w:pPr>
+      <w:r>
+        <w:rPr>
+          <w:color w:val="EE0000"/>
+        </w:rPr>
         <w:t>Способы устранения:</w:t>
       </w:r>
     </w:p>
@@ -8724,8 +9960,14 @@
           <w:ilvl w:val="0"/>
           <w:numId w:val="8"/>
         </w:numPr>
-      </w:pPr>
-      <w:r>
+        <w:rPr>
+          <w:color w:val="EE0000"/>
+        </w:rPr>
+      </w:pPr>
+      <w:r>
+        <w:rPr>
+          <w:color w:val="EE0000"/>
+        </w:rPr>
         <w:t>Убедитесь, что станок выдаёт соответствующие сигналы с датчика открытия/закрытия патрона.</w:t>
       </w:r>
     </w:p>
@@ -8736,8 +9978,14 @@
           <w:ilvl w:val="0"/>
           <w:numId w:val="8"/>
         </w:numPr>
-      </w:pPr>
-      <w:r>
+        <w:rPr>
+          <w:color w:val="EE0000"/>
+        </w:rPr>
+      </w:pPr>
+      <w:r>
+        <w:rPr>
+          <w:color w:val="EE0000"/>
+        </w:rPr>
         <w:lastRenderedPageBreak/>
         <w:t>Проверьте физическое подключение станка к ПЛК.</w:t>
       </w:r>
@@ -8749,37 +9997,75 @@
           <w:ilvl w:val="0"/>
           <w:numId w:val="8"/>
         </w:numPr>
-      </w:pPr>
-      <w:r>
+        <w:rPr>
+          <w:color w:val="EE0000"/>
+        </w:rPr>
+      </w:pPr>
+      <w:r>
+        <w:rPr>
+          <w:color w:val="EE0000"/>
+        </w:rPr>
         <w:t xml:space="preserve">Отключите проверку датчика открытия/закрытия патрона в настройках. </w:t>
       </w:r>
       <w:r>
+        <w:rPr>
+          <w:color w:val="EE0000"/>
+        </w:rPr>
         <w:br/>
         <w:t xml:space="preserve">ВНИМАНИЕ! </w:t>
       </w:r>
       <w:r>
+        <w:rPr>
+          <w:color w:val="EE0000"/>
+        </w:rPr>
         <w:t>Отключение проверки датчика требует настройки времени ожидания открытия/закрытия патрона после подачи сигнала. Убедитесь, что за указанное время патрон станка откроется/закроется.</w:t>
       </w:r>
     </w:p>
     <w:p>
       <w:pPr>
         <w:pStyle w:val="2"/>
+        <w:rPr>
+          <w:color w:val="EE0000"/>
+        </w:rPr>
       </w:pPr>
       <w:bookmarkStart w:id="25" w:name="_Toc223386201"/>
       <w:r>
+        <w:rPr>
+          <w:color w:val="EE0000"/>
+        </w:rPr>
         <w:t>Произошла ошибка при разблокировке стокера</w:t>
       </w:r>
       <w:bookmarkEnd w:id="25"/>
     </w:p>
-    <w:p/>
-    <w:p>
-      <w:r>
+    <w:p>
+      <w:pPr>
+        <w:rPr>
+          <w:color w:val="EE0000"/>
+        </w:rPr>
+      </w:pPr>
+    </w:p>
+    <w:p>
+      <w:pPr>
+        <w:rPr>
+          <w:color w:val="EE0000"/>
+        </w:rPr>
+      </w:pPr>
+      <w:r>
+        <w:rPr>
+          <w:color w:val="EE0000"/>
+        </w:rPr>
         <w:t>Причин</w:t>
       </w:r>
       <w:r>
+        <w:rPr>
+          <w:color w:val="EE0000"/>
+        </w:rPr>
         <w:t>ы</w:t>
       </w:r>
       <w:r>
+        <w:rPr>
+          <w:color w:val="EE0000"/>
+        </w:rPr>
         <w:t xml:space="preserve">: </w:t>
       </w:r>
     </w:p>
@@ -8790,8 +10076,14 @@
           <w:ilvl w:val="0"/>
           <w:numId w:val="10"/>
         </w:numPr>
-      </w:pPr>
-      <w:r>
+        <w:rPr>
+          <w:color w:val="EE0000"/>
+        </w:rPr>
+      </w:pPr>
+      <w:r>
+        <w:rPr>
+          <w:color w:val="EE0000"/>
+        </w:rPr>
         <w:t>Блокиратор стокера втянулся, но после подачи команды на разблокировку стокера, соответствующий ответный сигнал не появился за указанное в настройках время.</w:t>
       </w:r>
     </w:p>
@@ -8802,13 +10094,27 @@
           <w:ilvl w:val="0"/>
           <w:numId w:val="10"/>
         </w:numPr>
-      </w:pPr>
-      <w:r>
+        <w:rPr>
+          <w:color w:val="EE0000"/>
+        </w:rPr>
+      </w:pPr>
+      <w:r>
+        <w:rPr>
+          <w:color w:val="EE0000"/>
+        </w:rPr>
         <w:t>Блокиратор стокера не втянулся.</w:t>
       </w:r>
     </w:p>
     <w:p>
-      <w:r>
+      <w:pPr>
+        <w:rPr>
+          <w:color w:val="EE0000"/>
+        </w:rPr>
+      </w:pPr>
+      <w:r>
+        <w:rPr>
+          <w:color w:val="EE0000"/>
+        </w:rPr>
         <w:t>Способы устранения:</w:t>
       </w:r>
     </w:p>
@@ -8819,8 +10125,14 @@
           <w:ilvl w:val="1"/>
           <w:numId w:val="12"/>
         </w:numPr>
-      </w:pPr>
-      <w:r>
+        <w:rPr>
+          <w:color w:val="EE0000"/>
+        </w:rPr>
+      </w:pPr>
+      <w:r>
+        <w:rPr>
+          <w:color w:val="EE0000"/>
+        </w:rPr>
         <w:t>Проверьте физическое подключение геркона пневмоцилиндра к ПЛК.</w:t>
       </w:r>
     </w:p>
@@ -8831,14 +10143,23 @@
           <w:ilvl w:val="1"/>
           <w:numId w:val="12"/>
         </w:numPr>
-      </w:pPr>
-      <w:r>
+        <w:rPr>
+          <w:color w:val="EE0000"/>
+        </w:rPr>
+      </w:pPr>
+      <w:r>
+        <w:rPr>
+          <w:color w:val="EE0000"/>
+        </w:rPr>
         <w:t>Проверьте работоспособность геркона пневмоцилиндра.</w:t>
       </w:r>
     </w:p>
     <w:p>
       <w:pPr>
         <w:pStyle w:val="a8"/>
+        <w:rPr>
+          <w:color w:val="EE0000"/>
+        </w:rPr>
       </w:pPr>
     </w:p>
     <w:p>
@@ -8848,8 +10169,14 @@
           <w:ilvl w:val="1"/>
           <w:numId w:val="10"/>
         </w:numPr>
-      </w:pPr>
-      <w:r>
+        <w:rPr>
+          <w:color w:val="EE0000"/>
+        </w:rPr>
+      </w:pPr>
+      <w:r>
+        <w:rPr>
+          <w:color w:val="EE0000"/>
+        </w:rPr>
         <w:t>Убедитесь, что ЧПУ станка включено. ПЛК использует питание станка для работы датчиков. При отсутствии питания со станка, сигналы в систему подаваться не будут.</w:t>
       </w:r>
     </w:p>
@@ -8860,8 +10187,14 @@
           <w:ilvl w:val="1"/>
           <w:numId w:val="10"/>
         </w:numPr>
-      </w:pPr>
-      <w:r>
+        <w:rPr>
+          <w:color w:val="EE0000"/>
+        </w:rPr>
+      </w:pPr>
+      <w:r>
+        <w:rPr>
+          <w:color w:val="EE0000"/>
+        </w:rPr>
         <w:t>Убедитесь, что давления воздуха достаточно для срабатывания пневмоцилиндра.</w:t>
       </w:r>
     </w:p>
@@ -8872,8 +10205,14 @@
           <w:ilvl w:val="1"/>
           <w:numId w:val="10"/>
         </w:numPr>
-      </w:pPr>
-      <w:r>
+        <w:rPr>
+          <w:color w:val="EE0000"/>
+        </w:rPr>
+      </w:pPr>
+      <w:r>
+        <w:rPr>
+          <w:color w:val="EE0000"/>
+        </w:rPr>
         <w:t>Проверьте физическое подключение пневмораспределителя к ПЛК.</w:t>
       </w:r>
     </w:p>
@@ -8884,35 +10223,83 @@
           <w:ilvl w:val="1"/>
           <w:numId w:val="10"/>
         </w:numPr>
-      </w:pPr>
-      <w:r>
+        <w:rPr>
+          <w:color w:val="EE0000"/>
+        </w:rPr>
+      </w:pPr>
+      <w:r>
+        <w:rPr>
+          <w:color w:val="EE0000"/>
+        </w:rPr>
         <w:t>Ослабьте крепление кондуктора блокиратора полок и после выдвижения затяните крепление.</w:t>
       </w:r>
     </w:p>
-    <w:p/>
+    <w:p>
+      <w:pPr>
+        <w:rPr>
+          <w:color w:val="EE0000"/>
+        </w:rPr>
+      </w:pPr>
+    </w:p>
     <w:p>
       <w:pPr>
         <w:pStyle w:val="2"/>
+        <w:rPr>
+          <w:color w:val="EE0000"/>
+        </w:rPr>
       </w:pPr>
       <w:bookmarkStart w:id="26" w:name="_Toc223386202"/>
       <w:r>
+        <w:rPr>
+          <w:color w:val="EE0000"/>
+        </w:rPr>
         <w:t>Сработала система безопасности лидара</w:t>
       </w:r>
       <w:bookmarkEnd w:id="26"/>
     </w:p>
-    <w:p/>
-    <w:p>
-      <w:r>
+    <w:p>
+      <w:pPr>
+        <w:rPr>
+          <w:color w:val="EE0000"/>
+        </w:rPr>
+      </w:pPr>
+    </w:p>
+    <w:p>
+      <w:pPr>
+        <w:rPr>
+          <w:color w:val="EE0000"/>
+        </w:rPr>
+      </w:pPr>
+      <w:r>
+        <w:rPr>
+          <w:color w:val="EE0000"/>
+        </w:rPr>
         <w:t xml:space="preserve">Причина: </w:t>
       </w:r>
     </w:p>
     <w:p>
-      <w:r>
+      <w:pPr>
+        <w:rPr>
+          <w:color w:val="EE0000"/>
+        </w:rPr>
+      </w:pPr>
+      <w:r>
+        <w:rPr>
+          <w:color w:val="EE0000"/>
+        </w:rPr>
         <w:t>Сработала система безопасности лидара. В зону остановки лидара вошёл человек или попал посторонний предмет.</w:t>
       </w:r>
     </w:p>
     <w:p>
-      <w:r>
+      <w:pPr>
+        <w:rPr>
+          <w:color w:val="EE0000"/>
+        </w:rPr>
+      </w:pPr>
+      <w:r>
+        <w:rPr>
+          <w:color w:val="EE0000"/>
+        </w:rPr>
         <w:lastRenderedPageBreak/>
         <w:t>Способы устранения:</w:t>
       </w:r>
@@ -8924,8 +10311,14 @@
           <w:ilvl w:val="0"/>
           <w:numId w:val="13"/>
         </w:numPr>
-      </w:pPr>
-      <w:r>
+        <w:rPr>
+          <w:color w:val="EE0000"/>
+        </w:rPr>
+      </w:pPr>
+      <w:r>
+        <w:rPr>
+          <w:color w:val="EE0000"/>
+        </w:rPr>
         <w:t>Покиньте зону остановки лидара или уберите посторонние предметы из зоны остановки лидара.</w:t>
       </w:r>
     </w:p>
@@ -8936,40 +10329,97 @@
           <w:ilvl w:val="0"/>
           <w:numId w:val="13"/>
         </w:numPr>
-      </w:pPr>
-      <w:r>
+        <w:rPr>
+          <w:color w:val="EE0000"/>
+        </w:rPr>
+      </w:pPr>
+      <w:r>
+        <w:rPr>
+          <w:color w:val="EE0000"/>
+        </w:rPr>
         <w:t>Измените границы зоны остановки лидара.</w:t>
       </w:r>
       <w:r>
+        <w:rPr>
+          <w:color w:val="EE0000"/>
+        </w:rPr>
         <w:br/>
         <w:t>ВНИМАНИЕ! Данная процедура должна выполняться только в случае, если изменилась окружающая обстановка. В противном случае это может привести к травмам на производстве.</w:t>
       </w:r>
     </w:p>
-    <w:p/>
-    <w:p/>
+    <w:p>
+      <w:pPr>
+        <w:rPr>
+          <w:color w:val="EE0000"/>
+        </w:rPr>
+      </w:pPr>
+    </w:p>
+    <w:p>
+      <w:pPr>
+        <w:rPr>
+          <w:color w:val="EE0000"/>
+        </w:rPr>
+      </w:pPr>
+    </w:p>
     <w:p>
       <w:pPr>
         <w:pStyle w:val="2"/>
+        <w:rPr>
+          <w:color w:val="EE0000"/>
+        </w:rPr>
       </w:pPr>
       <w:bookmarkStart w:id="27" w:name="_Toc223386203"/>
       <w:r>
+        <w:rPr>
+          <w:color w:val="EE0000"/>
+        </w:rPr>
         <w:t>Робот в состоянии аварийного останова</w:t>
       </w:r>
       <w:bookmarkEnd w:id="27"/>
     </w:p>
-    <w:p/>
-    <w:p>
-      <w:r>
+    <w:p>
+      <w:pPr>
+        <w:rPr>
+          <w:color w:val="EE0000"/>
+        </w:rPr>
+      </w:pPr>
+    </w:p>
+    <w:p>
+      <w:pPr>
+        <w:rPr>
+          <w:color w:val="EE0000"/>
+        </w:rPr>
+      </w:pPr>
+      <w:r>
+        <w:rPr>
+          <w:color w:val="EE0000"/>
+        </w:rPr>
         <w:t xml:space="preserve">Причина: </w:t>
       </w:r>
     </w:p>
     <w:p>
-      <w:r>
+      <w:pPr>
+        <w:rPr>
+          <w:color w:val="EE0000"/>
+        </w:rPr>
+      </w:pPr>
+      <w:r>
+        <w:rPr>
+          <w:color w:val="EE0000"/>
+        </w:rPr>
         <w:t xml:space="preserve">На контроллере робота или на пульте управления робота нажата кнопка аварийного останова. </w:t>
       </w:r>
     </w:p>
     <w:p>
-      <w:r>
+      <w:pPr>
+        <w:rPr>
+          <w:color w:val="EE0000"/>
+        </w:rPr>
+      </w:pPr>
+      <w:r>
+        <w:rPr>
+          <w:color w:val="EE0000"/>
+        </w:rPr>
         <w:t>Способы устранения:</w:t>
       </w:r>
     </w:p>
@@ -8980,8 +10430,14 @@
           <w:ilvl w:val="0"/>
           <w:numId w:val="14"/>
         </w:numPr>
-      </w:pPr>
-      <w:r>
+        <w:rPr>
+          <w:color w:val="EE0000"/>
+        </w:rPr>
+      </w:pPr>
+      <w:r>
+        <w:rPr>
+          <w:color w:val="EE0000"/>
+        </w:rPr>
         <w:t>Проверьте кнопку аварийного останова на пульте управления робота. Если кнопка аварийного останова нажата, отпустите её.</w:t>
       </w:r>
     </w:p>
@@ -8992,35 +10448,83 @@
           <w:ilvl w:val="0"/>
           <w:numId w:val="14"/>
         </w:numPr>
-      </w:pPr>
-      <w:r>
+        <w:rPr>
+          <w:color w:val="EE0000"/>
+        </w:rPr>
+      </w:pPr>
+      <w:r>
+        <w:rPr>
+          <w:color w:val="EE0000"/>
+        </w:rPr>
         <w:t>Проверьте кнопку аварийного останова на контроллере робота. Если кнопка аварийного останова нажата, отпустите её.</w:t>
       </w:r>
     </w:p>
-    <w:p/>
+    <w:p>
+      <w:pPr>
+        <w:rPr>
+          <w:color w:val="EE0000"/>
+        </w:rPr>
+      </w:pPr>
+    </w:p>
     <w:p>
       <w:pPr>
         <w:pStyle w:val="2"/>
+        <w:rPr>
+          <w:color w:val="EE0000"/>
+        </w:rPr>
       </w:pPr>
       <w:bookmarkStart w:id="28" w:name="_Toc223386204"/>
       <w:r>
+        <w:rPr>
+          <w:color w:val="EE0000"/>
+        </w:rPr>
         <w:t>Робот в состоянии ошибки</w:t>
       </w:r>
       <w:bookmarkEnd w:id="28"/>
     </w:p>
-    <w:p/>
-    <w:p>
-      <w:r>
+    <w:p>
+      <w:pPr>
+        <w:rPr>
+          <w:color w:val="EE0000"/>
+        </w:rPr>
+      </w:pPr>
+    </w:p>
+    <w:p>
+      <w:pPr>
+        <w:rPr>
+          <w:color w:val="EE0000"/>
+        </w:rPr>
+      </w:pPr>
+      <w:r>
+        <w:rPr>
+          <w:color w:val="EE0000"/>
+        </w:rPr>
         <w:t xml:space="preserve">Причина: </w:t>
       </w:r>
     </w:p>
     <w:p>
-      <w:r>
+      <w:pPr>
+        <w:rPr>
+          <w:color w:val="EE0000"/>
+        </w:rPr>
+      </w:pPr>
+      <w:r>
+        <w:rPr>
+          <w:color w:val="EE0000"/>
+        </w:rPr>
         <w:t>Произошла внутренняя ошибка контроллера робота.</w:t>
       </w:r>
     </w:p>
     <w:p>
-      <w:r>
+      <w:pPr>
+        <w:rPr>
+          <w:color w:val="EE0000"/>
+        </w:rPr>
+      </w:pPr>
+      <w:r>
+        <w:rPr>
+          <w:color w:val="EE0000"/>
+        </w:rPr>
         <w:t>Способы устранения:</w:t>
       </w:r>
     </w:p>
@@ -9031,8 +10535,14 @@
           <w:ilvl w:val="0"/>
           <w:numId w:val="15"/>
         </w:numPr>
-      </w:pPr>
-      <w:r>
+        <w:rPr>
+          <w:color w:val="EE0000"/>
+        </w:rPr>
+      </w:pPr>
+      <w:r>
+        <w:rPr>
+          <w:color w:val="EE0000"/>
+        </w:rPr>
         <w:t>В ручном режиме выведите робота в домашнее положение. Перезагрузите систему.</w:t>
       </w:r>
     </w:p>
@@ -9043,21 +10553,36 @@
           <w:ilvl w:val="0"/>
           <w:numId w:val="15"/>
         </w:numPr>
-      </w:pPr>
-      <w:r>
+        <w:rPr>
+          <w:color w:val="EE0000"/>
+        </w:rPr>
+      </w:pPr>
+      <w:r>
+        <w:rPr>
+          <w:color w:val="EE0000"/>
+        </w:rPr>
         <w:t>Если ошибка продолжает повторяться, свяжитесь с Робовизавр.</w:t>
       </w:r>
     </w:p>
-    <w:p/>
+    <w:p>
+      <w:pPr>
+        <w:rPr>
+          <w:color w:val="EE0000"/>
+        </w:rPr>
+      </w:pPr>
+    </w:p>
     <w:p>
       <w:pPr>
         <w:rPr>
           <w:rFonts w:eastAsiaTheme="majorEastAsia" w:cstheme="majorBidi"/>
-          <w:color w:val="000000" w:themeColor="text1"/>
+          <w:color w:val="EE0000"/>
           <w:szCs w:val="26"/>
         </w:rPr>
       </w:pPr>
       <w:r>
+        <w:rPr>
+          <w:color w:val="EE0000"/>
+        </w:rPr>
         <w:lastRenderedPageBreak/>
         <w:br w:type="page"/>
       </w:r>
@@ -9065,81 +10590,201 @@
     <w:p>
       <w:pPr>
         <w:pStyle w:val="2"/>
+        <w:rPr>
+          <w:color w:val="EE0000"/>
+        </w:rPr>
       </w:pPr>
       <w:bookmarkStart w:id="29" w:name="_Toc223386205"/>
       <w:r>
+        <w:rPr>
+          <w:color w:val="EE0000"/>
+        </w:rPr>
         <w:lastRenderedPageBreak/>
         <w:t>Переключатель на пульте управления роботом в состоянии РУЧНОЙ</w:t>
       </w:r>
       <w:bookmarkEnd w:id="29"/>
     </w:p>
-    <w:p/>
-    <w:p>
-      <w:r>
+    <w:p>
+      <w:pPr>
+        <w:rPr>
+          <w:color w:val="EE0000"/>
+        </w:rPr>
+      </w:pPr>
+    </w:p>
+    <w:p>
+      <w:pPr>
+        <w:rPr>
+          <w:color w:val="EE0000"/>
+        </w:rPr>
+      </w:pPr>
+      <w:r>
+        <w:rPr>
+          <w:color w:val="EE0000"/>
+        </w:rPr>
         <w:t xml:space="preserve">Причина: </w:t>
       </w:r>
     </w:p>
     <w:p>
-      <w:r>
+      <w:pPr>
+        <w:rPr>
+          <w:color w:val="EE0000"/>
+        </w:rPr>
+      </w:pPr>
+      <w:r>
+        <w:rPr>
+          <w:color w:val="EE0000"/>
+        </w:rPr>
         <w:t xml:space="preserve">На пульте управления робота переключатель режима работы робота находится в положении «Ручной» </w:t>
       </w:r>
     </w:p>
     <w:p>
-      <w:r>
+      <w:pPr>
+        <w:rPr>
+          <w:color w:val="EE0000"/>
+        </w:rPr>
+      </w:pPr>
+      <w:r>
+        <w:rPr>
+          <w:color w:val="EE0000"/>
+        </w:rPr>
         <w:t>Способ устранения:</w:t>
       </w:r>
     </w:p>
     <w:p>
-      <w:r>
+      <w:pPr>
+        <w:rPr>
+          <w:color w:val="EE0000"/>
+        </w:rPr>
+      </w:pPr>
+      <w:r>
+        <w:rPr>
+          <w:color w:val="EE0000"/>
+        </w:rPr>
         <w:t>Переведите на пульте управления робота переключатель режима работы робота в положение «Авто»</w:t>
       </w:r>
     </w:p>
-    <w:p/>
+    <w:p>
+      <w:pPr>
+        <w:rPr>
+          <w:color w:val="EE0000"/>
+        </w:rPr>
+      </w:pPr>
+    </w:p>
     <w:p>
       <w:pPr>
         <w:pStyle w:val="2"/>
+        <w:rPr>
+          <w:color w:val="EE0000"/>
+        </w:rPr>
       </w:pPr>
       <w:bookmarkStart w:id="30" w:name="_Toc223386206"/>
       <w:r>
+        <w:rPr>
+          <w:color w:val="EE0000"/>
+        </w:rPr>
         <w:t>Робот находится в режиме обучения</w:t>
       </w:r>
       <w:bookmarkEnd w:id="30"/>
     </w:p>
-    <w:p/>
-    <w:p>
-      <w:r>
+    <w:p>
+      <w:pPr>
+        <w:rPr>
+          <w:color w:val="EE0000"/>
+        </w:rPr>
+      </w:pPr>
+    </w:p>
+    <w:p>
+      <w:pPr>
+        <w:rPr>
+          <w:color w:val="EE0000"/>
+        </w:rPr>
+      </w:pPr>
+      <w:r>
+        <w:rPr>
+          <w:color w:val="EE0000"/>
+        </w:rPr>
         <w:t xml:space="preserve">Причина: </w:t>
       </w:r>
     </w:p>
     <w:p>
-      <w:r>
+      <w:pPr>
+        <w:rPr>
+          <w:color w:val="EE0000"/>
+        </w:rPr>
+      </w:pPr>
+      <w:r>
+        <w:rPr>
+          <w:color w:val="EE0000"/>
+        </w:rPr>
         <w:t xml:space="preserve">На контроллере робота переключатель режима работы робота находится в положении «Ручной» </w:t>
       </w:r>
     </w:p>
     <w:p>
-      <w:r>
+      <w:pPr>
+        <w:rPr>
+          <w:color w:val="EE0000"/>
+        </w:rPr>
+      </w:pPr>
+      <w:r>
+        <w:rPr>
+          <w:color w:val="EE0000"/>
+        </w:rPr>
         <w:t>Способ устранения:</w:t>
       </w:r>
     </w:p>
     <w:p>
-      <w:r>
+      <w:pPr>
+        <w:rPr>
+          <w:color w:val="EE0000"/>
+        </w:rPr>
+      </w:pPr>
+      <w:r>
+        <w:rPr>
+          <w:color w:val="EE0000"/>
+        </w:rPr>
         <w:t>Переведите на контроллере робота переключатель режима работы робота в положение «Авто»</w:t>
       </w:r>
     </w:p>
-    <w:p/>
+    <w:p>
+      <w:pPr>
+        <w:rPr>
+          <w:color w:val="EE0000"/>
+        </w:rPr>
+      </w:pPr>
+    </w:p>
     <w:p>
       <w:pPr>
         <w:pStyle w:val="2"/>
+        <w:rPr>
+          <w:color w:val="EE0000"/>
+        </w:rPr>
       </w:pPr>
       <w:bookmarkStart w:id="31" w:name="_Toc223386207"/>
       <w:r>
+        <w:rPr>
+          <w:color w:val="EE0000"/>
+        </w:rPr>
         <w:t>Нет связи с роботом</w:t>
       </w:r>
       <w:bookmarkEnd w:id="31"/>
     </w:p>
-    <w:p/>
-    <w:p>
-      <w:r>
+    <w:p>
+      <w:pPr>
+        <w:rPr>
+          <w:color w:val="EE0000"/>
+        </w:rPr>
+      </w:pPr>
+    </w:p>
+    <w:p>
+      <w:pPr>
+        <w:rPr>
+          <w:color w:val="EE0000"/>
+        </w:rPr>
+      </w:pPr>
+      <w:r>
+        <w:rPr>
+          <w:color w:val="EE0000"/>
+        </w:rPr>
         <w:t xml:space="preserve">Причины: </w:t>
       </w:r>
     </w:p>
@@ -9150,8 +10795,14 @@
           <w:ilvl w:val="0"/>
           <w:numId w:val="16"/>
         </w:numPr>
-      </w:pPr>
-      <w:r>
+        <w:rPr>
+          <w:color w:val="EE0000"/>
+        </w:rPr>
+      </w:pPr>
+      <w:r>
+        <w:rPr>
+          <w:color w:val="EE0000"/>
+        </w:rPr>
         <w:t>Контроллер робота выключен.</w:t>
       </w:r>
     </w:p>
@@ -9162,13 +10813,27 @@
           <w:ilvl w:val="0"/>
           <w:numId w:val="16"/>
         </w:numPr>
-      </w:pPr>
-      <w:r>
+        <w:rPr>
+          <w:color w:val="EE0000"/>
+        </w:rPr>
+      </w:pPr>
+      <w:r>
+        <w:rPr>
+          <w:color w:val="EE0000"/>
+        </w:rPr>
         <w:t>Отсутствует связь между контроллером робота и ПЛК.</w:t>
       </w:r>
     </w:p>
     <w:p>
-      <w:r>
+      <w:pPr>
+        <w:rPr>
+          <w:color w:val="EE0000"/>
+        </w:rPr>
+      </w:pPr>
+      <w:r>
+        <w:rPr>
+          <w:color w:val="EE0000"/>
+        </w:rPr>
         <w:t>Способы устранения:</w:t>
       </w:r>
     </w:p>
@@ -9179,8 +10844,14 @@
           <w:ilvl w:val="0"/>
           <w:numId w:val="17"/>
         </w:numPr>
-      </w:pPr>
-      <w:r>
+        <w:rPr>
+          <w:color w:val="EE0000"/>
+        </w:rPr>
+      </w:pPr>
+      <w:r>
+        <w:rPr>
+          <w:color w:val="EE0000"/>
+        </w:rPr>
         <w:t>Включите контроллер робота.</w:t>
       </w:r>
     </w:p>
@@ -9191,54 +10862,111 @@
           <w:ilvl w:val="0"/>
           <w:numId w:val="17"/>
         </w:numPr>
-      </w:pPr>
-      <w:r>
+        <w:rPr>
+          <w:color w:val="EE0000"/>
+        </w:rPr>
+      </w:pPr>
+      <w:r>
+        <w:rPr>
+          <w:color w:val="EE0000"/>
+        </w:rPr>
         <w:t xml:space="preserve">Проверьте </w:t>
       </w:r>
       <w:r>
+        <w:rPr>
+          <w:color w:val="EE0000"/>
+        </w:rPr>
         <w:t xml:space="preserve">физическое </w:t>
       </w:r>
       <w:r>
+        <w:rPr>
+          <w:color w:val="EE0000"/>
+        </w:rPr>
         <w:t>соединение между контроллером робота и ПЛК.</w:t>
       </w:r>
     </w:p>
-    <w:p/>
+    <w:p>
+      <w:pPr>
+        <w:rPr>
+          <w:color w:val="EE0000"/>
+        </w:rPr>
+      </w:pPr>
+    </w:p>
     <w:p>
       <w:pPr>
         <w:rPr>
           <w:rFonts w:eastAsiaTheme="majorEastAsia" w:cstheme="majorBidi"/>
-          <w:color w:val="000000" w:themeColor="text1"/>
+          <w:color w:val="EE0000"/>
           <w:szCs w:val="26"/>
         </w:rPr>
       </w:pPr>
       <w:r>
+        <w:rPr>
+          <w:color w:val="EE0000"/>
+        </w:rPr>
         <w:br w:type="page"/>
       </w:r>
     </w:p>
     <w:p>
       <w:pPr>
         <w:pStyle w:val="2"/>
+        <w:rPr>
+          <w:color w:val="EE0000"/>
+        </w:rPr>
       </w:pPr>
       <w:bookmarkStart w:id="32" w:name="_Toc223386208"/>
       <w:r>
+        <w:rPr>
+          <w:color w:val="EE0000"/>
+        </w:rPr>
         <w:lastRenderedPageBreak/>
         <w:t>Станок не готов к работе</w:t>
       </w:r>
       <w:bookmarkEnd w:id="32"/>
     </w:p>
-    <w:p/>
-    <w:p>
-      <w:r>
+    <w:p>
+      <w:pPr>
+        <w:rPr>
+          <w:color w:val="EE0000"/>
+        </w:rPr>
+      </w:pPr>
+    </w:p>
+    <w:p>
+      <w:pPr>
+        <w:rPr>
+          <w:color w:val="EE0000"/>
+        </w:rPr>
+      </w:pPr>
+      <w:r>
+        <w:rPr>
+          <w:color w:val="EE0000"/>
+        </w:rPr>
         <w:t xml:space="preserve">Причина: </w:t>
       </w:r>
     </w:p>
     <w:p>
-      <w:r>
+      <w:pPr>
+        <w:rPr>
+          <w:color w:val="EE0000"/>
+        </w:rPr>
+      </w:pPr>
+      <w:r>
+        <w:rPr>
+          <w:color w:val="EE0000"/>
+        </w:rPr>
         <w:t>Станок выключен или не находится в режиме готовности к работе.</w:t>
       </w:r>
     </w:p>
     <w:p>
-      <w:r>
+      <w:pPr>
+        <w:rPr>
+          <w:color w:val="EE0000"/>
+        </w:rPr>
+      </w:pPr>
+      <w:r>
+        <w:rPr>
+          <w:color w:val="EE0000"/>
+        </w:rPr>
         <w:t>Способ устранения:</w:t>
       </w:r>
     </w:p>
@@ -9249,8 +10977,14 @@
           <w:ilvl w:val="0"/>
           <w:numId w:val="18"/>
         </w:numPr>
-      </w:pPr>
-      <w:r>
+        <w:rPr>
+          <w:color w:val="EE0000"/>
+        </w:rPr>
+      </w:pPr>
+      <w:r>
+        <w:rPr>
+          <w:color w:val="EE0000"/>
+        </w:rPr>
         <w:t>Включите станок и переведите его в автоматический режим работы.</w:t>
       </w:r>
     </w:p>
@@ -9261,35 +10995,83 @@
           <w:ilvl w:val="0"/>
           <w:numId w:val="18"/>
         </w:numPr>
-      </w:pPr>
-      <w:r>
+        <w:rPr>
+          <w:color w:val="EE0000"/>
+        </w:rPr>
+      </w:pPr>
+      <w:r>
+        <w:rPr>
+          <w:color w:val="EE0000"/>
+        </w:rPr>
         <w:t>Проверьте физическое подключение станка к ПЛК.</w:t>
       </w:r>
     </w:p>
-    <w:p/>
+    <w:p>
+      <w:pPr>
+        <w:rPr>
+          <w:color w:val="EE0000"/>
+        </w:rPr>
+      </w:pPr>
+    </w:p>
     <w:p>
       <w:pPr>
         <w:pStyle w:val="2"/>
+        <w:rPr>
+          <w:color w:val="EE0000"/>
+        </w:rPr>
       </w:pPr>
       <w:bookmarkStart w:id="33" w:name="_Toc223386209"/>
       <w:r>
+        <w:rPr>
+          <w:color w:val="EE0000"/>
+        </w:rPr>
         <w:t>Произошла ошибка открытия захвата робота</w:t>
       </w:r>
       <w:bookmarkEnd w:id="33"/>
     </w:p>
-    <w:p/>
-    <w:p>
-      <w:r>
+    <w:p>
+      <w:pPr>
+        <w:rPr>
+          <w:color w:val="EE0000"/>
+        </w:rPr>
+      </w:pPr>
+    </w:p>
+    <w:p>
+      <w:pPr>
+        <w:rPr>
+          <w:color w:val="EE0000"/>
+        </w:rPr>
+      </w:pPr>
+      <w:r>
+        <w:rPr>
+          <w:color w:val="EE0000"/>
+        </w:rPr>
         <w:t xml:space="preserve">Причина: </w:t>
       </w:r>
     </w:p>
     <w:p>
-      <w:r>
+      <w:pPr>
+        <w:rPr>
+          <w:color w:val="EE0000"/>
+        </w:rPr>
+      </w:pPr>
+      <w:r>
+        <w:rPr>
+          <w:color w:val="EE0000"/>
+        </w:rPr>
         <w:t>После подачи команды захвату на открытие/закрытие кулачков, соответствующий ответный сигнал не появился за указанное в настройках время.</w:t>
       </w:r>
     </w:p>
     <w:p>
-      <w:r>
+      <w:pPr>
+        <w:rPr>
+          <w:color w:val="EE0000"/>
+        </w:rPr>
+      </w:pPr>
+      <w:r>
+        <w:rPr>
+          <w:color w:val="EE0000"/>
+        </w:rPr>
         <w:t>Способы устранения:</w:t>
       </w:r>
     </w:p>
@@ -9300,8 +11082,14 @@
           <w:ilvl w:val="0"/>
           <w:numId w:val="19"/>
         </w:numPr>
-      </w:pPr>
-      <w:r>
+        <w:rPr>
+          <w:color w:val="EE0000"/>
+        </w:rPr>
+      </w:pPr>
+      <w:r>
+        <w:rPr>
+          <w:color w:val="EE0000"/>
+        </w:rPr>
         <w:t>Проверьте физическое подключение герконов захвата к роботу.</w:t>
       </w:r>
     </w:p>
@@ -9312,8 +11100,14 @@
           <w:ilvl w:val="0"/>
           <w:numId w:val="19"/>
         </w:numPr>
-      </w:pPr>
-      <w:r>
+        <w:rPr>
+          <w:color w:val="EE0000"/>
+        </w:rPr>
+      </w:pPr>
+      <w:r>
+        <w:rPr>
+          <w:color w:val="EE0000"/>
+        </w:rPr>
         <w:t>Проверьте работоспособность герконов.</w:t>
       </w:r>
     </w:p>
@@ -9324,43 +11118,84 @@
           <w:ilvl w:val="0"/>
           <w:numId w:val="19"/>
         </w:numPr>
-      </w:pPr>
-      <w:r>
+        <w:rPr>
+          <w:color w:val="EE0000"/>
+        </w:rPr>
+      </w:pPr>
+      <w:r>
+        <w:rPr>
+          <w:color w:val="EE0000"/>
+        </w:rPr>
         <w:t xml:space="preserve">Отключите проверку датчика открытия/закрытия захвата в настройках. </w:t>
       </w:r>
       <w:r>
+        <w:rPr>
+          <w:color w:val="EE0000"/>
+        </w:rPr>
         <w:br/>
         <w:t>ВНИМАНИЕ! Отключение проверки датчика требует настройки времени ожидания открытия/закрытия захвата после подачи сигнала. Убедитесь, что за указанное время захват откроется/закроется.</w:t>
       </w:r>
     </w:p>
     <w:p>
-      <w:r>
+      <w:pPr>
+        <w:rPr>
+          <w:color w:val="EE0000"/>
+        </w:rPr>
+      </w:pPr>
+      <w:r>
+        <w:rPr>
+          <w:color w:val="EE0000"/>
+        </w:rPr>
         <w:br w:type="page"/>
       </w:r>
     </w:p>
     <w:p>
       <w:pPr>
         <w:pStyle w:val="1"/>
+        <w:rPr>
+          <w:color w:val="EE0000"/>
+        </w:rPr>
       </w:pPr>
       <w:bookmarkStart w:id="34" w:name="_Toc223386210"/>
       <w:r>
+        <w:rPr>
+          <w:color w:val="EE0000"/>
+        </w:rPr>
         <w:lastRenderedPageBreak/>
         <w:t>Процедуры обучения точек робота</w:t>
       </w:r>
       <w:bookmarkEnd w:id="34"/>
     </w:p>
-    <w:p/>
+    <w:p>
+      <w:pPr>
+        <w:rPr>
+          <w:color w:val="EE0000"/>
+        </w:rPr>
+      </w:pPr>
+    </w:p>
     <w:p>
       <w:pPr>
         <w:pStyle w:val="2"/>
+        <w:rPr>
+          <w:color w:val="EE0000"/>
+        </w:rPr>
       </w:pPr>
       <w:bookmarkStart w:id="35" w:name="_Toc223386211"/>
       <w:r>
+        <w:rPr>
+          <w:color w:val="EE0000"/>
+        </w:rPr>
         <w:t>Общие моменты обучения точек</w:t>
       </w:r>
       <w:bookmarkEnd w:id="35"/>
     </w:p>
-    <w:p/>
+    <w:p>
+      <w:pPr>
+        <w:rPr>
+          <w:color w:val="EE0000"/>
+        </w:rPr>
+      </w:pPr>
+    </w:p>
     <w:p>
       <w:pPr>
         <w:pStyle w:val="a8"/>
@@ -9368,8 +11203,14 @@
           <w:ilvl w:val="0"/>
           <w:numId w:val="39"/>
         </w:numPr>
-      </w:pPr>
-      <w:r>
+        <w:rPr>
+          <w:color w:val="EE0000"/>
+        </w:rPr>
+      </w:pPr>
+      <w:r>
+        <w:rPr>
+          <w:color w:val="EE0000"/>
+        </w:rPr>
         <w:t>Для обучения точек используются заранее написанные программы.</w:t>
       </w:r>
     </w:p>
@@ -9383,15 +11224,20 @@
         <w:rPr>
           <w:b/>
           <w:bCs/>
-        </w:rPr>
-      </w:pPr>
-      <w:r>
+          <w:color w:val="EE0000"/>
+        </w:rPr>
+      </w:pPr>
+      <w:r>
+        <w:rPr>
+          <w:color w:val="EE0000"/>
+        </w:rPr>
         <w:t xml:space="preserve">Для того, чтобы обучить точки, требуемые для открытия и закрытия стокеров, нужно воспользоваться программой </w:t>
       </w:r>
       <w:r>
         <w:rPr>
           <w:b/>
           <w:bCs/>
+          <w:color w:val="EE0000"/>
           <w:lang w:val="en-US"/>
         </w:rPr>
         <w:t>a</w:t>
@@ -9400,6 +11246,7 @@
         <w:rPr>
           <w:b/>
           <w:bCs/>
+          <w:color w:val="EE0000"/>
         </w:rPr>
         <w:t>.</w:t>
       </w:r>
@@ -9407,6 +11254,7 @@
         <w:rPr>
           <w:b/>
           <w:bCs/>
+          <w:color w:val="EE0000"/>
           <w:lang w:val="en-US"/>
         </w:rPr>
         <w:t>teach</w:t>
@@ -9415,6 +11263,7 @@
         <w:rPr>
           <w:b/>
           <w:bCs/>
+          <w:color w:val="EE0000"/>
         </w:rPr>
         <w:t>.</w:t>
       </w:r>
@@ -9422,6 +11271,7 @@
         <w:rPr>
           <w:b/>
           <w:bCs/>
+          <w:color w:val="EE0000"/>
           <w:lang w:val="en-US"/>
         </w:rPr>
         <w:t>st</w:t>
@@ -9430,6 +11280,7 @@
         <w:rPr>
           <w:b/>
           <w:bCs/>
+          <w:color w:val="EE0000"/>
         </w:rPr>
         <w:t>.</w:t>
       </w:r>
@@ -9437,6 +11288,7 @@
         <w:rPr>
           <w:b/>
           <w:bCs/>
+          <w:color w:val="EE0000"/>
           <w:lang w:val="en-US"/>
         </w:rPr>
         <w:t>aux</w:t>
@@ -9452,15 +11304,20 @@
         <w:rPr>
           <w:b/>
           <w:bCs/>
-        </w:rPr>
-      </w:pPr>
-      <w:r>
+          <w:color w:val="EE0000"/>
+        </w:rPr>
+      </w:pPr>
+      <w:r>
+        <w:rPr>
+          <w:color w:val="EE0000"/>
+        </w:rPr>
         <w:t xml:space="preserve">Для обучения точек на стокере нужно воспользоваться программой </w:t>
       </w:r>
       <w:r>
         <w:rPr>
           <w:b/>
           <w:bCs/>
+          <w:color w:val="EE0000"/>
           <w:lang w:val="en-US"/>
         </w:rPr>
         <w:t>a</w:t>
@@ -9469,6 +11326,7 @@
         <w:rPr>
           <w:b/>
           <w:bCs/>
+          <w:color w:val="EE0000"/>
         </w:rPr>
         <w:t>.</w:t>
       </w:r>
@@ -9476,6 +11334,7 @@
         <w:rPr>
           <w:b/>
           <w:bCs/>
+          <w:color w:val="EE0000"/>
           <w:lang w:val="en-US"/>
         </w:rPr>
         <w:t>teach</w:t>
@@ -9484,6 +11343,7 @@
         <w:rPr>
           <w:b/>
           <w:bCs/>
+          <w:color w:val="EE0000"/>
         </w:rPr>
         <w:t>.</w:t>
       </w:r>
@@ -9491,6 +11351,7 @@
         <w:rPr>
           <w:b/>
           <w:bCs/>
+          <w:color w:val="EE0000"/>
           <w:lang w:val="en-US"/>
         </w:rPr>
         <w:t>st</w:t>
@@ -9499,6 +11360,7 @@
         <w:rPr>
           <w:b/>
           <w:bCs/>
+          <w:color w:val="EE0000"/>
         </w:rPr>
         <w:t>.</w:t>
       </w:r>
@@ -9506,6 +11368,7 @@
         <w:rPr>
           <w:b/>
           <w:bCs/>
+          <w:color w:val="EE0000"/>
           <w:lang w:val="en-US"/>
         </w:rPr>
         <w:t>main</w:t>
@@ -9521,15 +11384,20 @@
         <w:rPr>
           <w:b/>
           <w:bCs/>
-        </w:rPr>
-      </w:pPr>
-      <w:r>
+          <w:color w:val="EE0000"/>
+        </w:rPr>
+      </w:pPr>
+      <w:r>
+        <w:rPr>
+          <w:color w:val="EE0000"/>
+        </w:rPr>
         <w:t xml:space="preserve">Для обучения точек внутри станка нужно воспользоваться программой </w:t>
       </w:r>
       <w:r>
         <w:rPr>
           <w:b/>
           <w:bCs/>
+          <w:color w:val="EE0000"/>
           <w:lang w:val="en-US"/>
         </w:rPr>
         <w:t>a</w:t>
@@ -9538,6 +11406,7 @@
         <w:rPr>
           <w:b/>
           <w:bCs/>
+          <w:color w:val="EE0000"/>
         </w:rPr>
         <w:t>.</w:t>
       </w:r>
@@ -9545,6 +11414,7 @@
         <w:rPr>
           <w:b/>
           <w:bCs/>
+          <w:color w:val="EE0000"/>
           <w:lang w:val="en-US"/>
         </w:rPr>
         <w:t>teach</w:t>
@@ -9553,6 +11423,7 @@
         <w:rPr>
           <w:b/>
           <w:bCs/>
+          <w:color w:val="EE0000"/>
         </w:rPr>
         <w:t>.</w:t>
       </w:r>
@@ -9560,6 +11431,7 @@
         <w:rPr>
           <w:b/>
           <w:bCs/>
+          <w:color w:val="EE0000"/>
           <w:lang w:val="en-US"/>
         </w:rPr>
         <w:t>cnc</w:t>
@@ -9568,6 +11440,9 @@
     <w:p>
       <w:pPr>
         <w:pStyle w:val="a8"/>
+        <w:rPr>
+          <w:color w:val="EE0000"/>
+        </w:rPr>
       </w:pPr>
     </w:p>
     <w:p>
@@ -9577,14 +11452,23 @@
           <w:ilvl w:val="0"/>
           <w:numId w:val="39"/>
         </w:numPr>
-      </w:pPr>
-      <w:r>
+        <w:rPr>
+          <w:color w:val="EE0000"/>
+        </w:rPr>
+      </w:pPr>
+      <w:r>
+        <w:rPr>
+          <w:color w:val="EE0000"/>
+        </w:rPr>
         <w:t>Для обучения точек подготовьте калибровочный инструмент, который должен представлять собой гладкий цилиндр известного размера.</w:t>
       </w:r>
     </w:p>
     <w:p>
       <w:pPr>
         <w:pStyle w:val="a8"/>
+        <w:rPr>
+          <w:color w:val="EE0000"/>
+        </w:rPr>
       </w:pPr>
     </w:p>
     <w:p>
@@ -9595,15 +11479,20 @@
           <w:numId w:val="39"/>
         </w:numPr>
         <w:rPr>
+          <w:color w:val="EE0000"/>
           <w:lang w:val="en-US"/>
         </w:rPr>
       </w:pPr>
       <w:r>
+        <w:rPr>
+          <w:color w:val="EE0000"/>
+        </w:rPr>
         <w:t xml:space="preserve">Для выбора программы необходимо на пульте обучения робота нажать кнопки </w:t>
       </w:r>
       <w:r>
         <w:rPr>
           <w:noProof/>
+          <w:color w:val="EE0000"/>
         </w:rPr>
         <w:drawing>
           <wp:inline distT="0" distB="0" distL="0" distR="0" wp14:anchorId="37D13C63" wp14:editId="71067CA0">
@@ -9642,24 +11531,35 @@
         </w:drawing>
       </w:r>
       <w:r>
+        <w:rPr>
+          <w:color w:val="EE0000"/>
+        </w:rPr>
         <w:t xml:space="preserve"> (</w:t>
       </w:r>
       <w:r>
         <w:rPr>
           <w:b/>
           <w:bCs/>
+          <w:color w:val="EE0000"/>
         </w:rPr>
         <w:t>А</w:t>
       </w:r>
       <w:r>
+        <w:rPr>
+          <w:color w:val="EE0000"/>
+        </w:rPr>
         <w:t>)</w:t>
       </w:r>
       <w:r>
+        <w:rPr>
+          <w:color w:val="EE0000"/>
+        </w:rPr>
         <w:t xml:space="preserve"> + </w:t>
       </w:r>
       <w:r>
         <w:rPr>
           <w:noProof/>
+          <w:color w:val="EE0000"/>
         </w:rPr>
         <w:drawing>
           <wp:inline distT="0" distB="0" distL="0" distR="0" wp14:anchorId="207B2947" wp14:editId="2FEB4B1B">
@@ -9698,25 +11598,36 @@
         </w:drawing>
       </w:r>
       <w:r>
+        <w:rPr>
+          <w:color w:val="EE0000"/>
+        </w:rPr>
         <w:t xml:space="preserve">. В открывшемся меню, с помощью стрелочек, </w:t>
       </w:r>
       <w:r>
+        <w:rPr>
+          <w:color w:val="EE0000"/>
+        </w:rPr>
         <w:t xml:space="preserve">выберите пункт </w:t>
       </w:r>
       <w:r>
         <w:rPr>
           <w:b/>
           <w:bCs/>
+          <w:color w:val="EE0000"/>
           <w:lang w:val="en-US"/>
         </w:rPr>
         <w:t>Directory</w:t>
       </w:r>
       <w:r>
+        <w:rPr>
+          <w:color w:val="EE0000"/>
+        </w:rPr>
         <w:t xml:space="preserve"> и нажмите </w:t>
       </w:r>
       <w:r>
         <w:rPr>
           <w:noProof/>
+          <w:color w:val="EE0000"/>
         </w:rPr>
         <w:drawing>
           <wp:inline distT="0" distB="0" distL="0" distR="0" wp14:anchorId="03BF30C0" wp14:editId="3F827DCD">
@@ -9755,23 +11666,31 @@
         </w:drawing>
       </w:r>
       <w:r>
+        <w:rPr>
+          <w:color w:val="EE0000"/>
+        </w:rPr>
         <w:t xml:space="preserve"> (</w:t>
       </w:r>
       <w:r>
         <w:rPr>
           <w:b/>
           <w:bCs/>
+          <w:color w:val="EE0000"/>
           <w:lang w:val="en-US"/>
         </w:rPr>
         <w:t>Enter</w:t>
       </w:r>
       <w:r>
+        <w:rPr>
+          <w:color w:val="EE0000"/>
+        </w:rPr>
         <w:t xml:space="preserve">). Выберите нужную программу и нажмите </w:t>
       </w:r>
       <w:r>
         <w:rPr>
           <w:b/>
           <w:bCs/>
+          <w:color w:val="EE0000"/>
           <w:lang w:val="en-US"/>
         </w:rPr>
         <w:t>Enter.</w:t>
@@ -9781,6 +11700,7 @@
       <w:pPr>
         <w:pStyle w:val="a8"/>
         <w:rPr>
+          <w:color w:val="EE0000"/>
           <w:lang w:val="en-US"/>
         </w:rPr>
       </w:pPr>
@@ -9792,13 +11712,20 @@
           <w:ilvl w:val="0"/>
           <w:numId w:val="39"/>
         </w:numPr>
-      </w:pPr>
-      <w:r>
+        <w:rPr>
+          <w:color w:val="EE0000"/>
+        </w:rPr>
+      </w:pPr>
+      <w:r>
+        <w:rPr>
+          <w:color w:val="EE0000"/>
+        </w:rPr>
         <w:t xml:space="preserve">Для перехода на интерфейсную панель пульта обучения робота и выхода из неё, нажмите кнопку </w:t>
       </w:r>
       <w:r>
         <w:rPr>
           <w:noProof/>
+          <w:color w:val="EE0000"/>
         </w:rPr>
         <w:drawing>
           <wp:inline distT="0" distB="0" distL="0" distR="0" wp14:anchorId="75B89EE4" wp14:editId="46B47528">
@@ -9837,18 +11764,28 @@
         </w:drawing>
       </w:r>
       <w:r>
+        <w:rPr>
+          <w:color w:val="EE0000"/>
+        </w:rPr>
         <w:t>.</w:t>
       </w:r>
       <w:r>
+        <w:rPr>
+          <w:color w:val="EE0000"/>
+        </w:rPr>
         <w:br/>
         <w:t xml:space="preserve">Если </w:t>
       </w:r>
       <w:r>
+        <w:rPr>
+          <w:color w:val="EE0000"/>
+        </w:rPr>
         <w:t xml:space="preserve">на пульте открыто белое окно с текстом, нажмите кнопку </w:t>
       </w:r>
       <w:r>
         <w:rPr>
           <w:noProof/>
+          <w:color w:val="EE0000"/>
         </w:rPr>
         <w:drawing>
           <wp:inline distT="0" distB="0" distL="0" distR="0" wp14:anchorId="171E066B" wp14:editId="75E8EDDE">
@@ -9887,12 +11824,18 @@
         </w:drawing>
       </w:r>
       <w:r>
+        <w:rPr>
+          <w:color w:val="EE0000"/>
+        </w:rPr>
         <w:t xml:space="preserve"> для того, чтобы выйти на главный экран.</w:t>
       </w:r>
     </w:p>
     <w:p>
       <w:pPr>
         <w:pStyle w:val="a8"/>
+        <w:rPr>
+          <w:color w:val="EE0000"/>
+        </w:rPr>
       </w:pPr>
     </w:p>
     <w:p>
@@ -9902,14 +11845,23 @@
           <w:ilvl w:val="0"/>
           <w:numId w:val="39"/>
         </w:numPr>
-      </w:pPr>
-      <w:r>
+        <w:rPr>
+          <w:color w:val="EE0000"/>
+        </w:rPr>
+      </w:pPr>
+      <w:r>
+        <w:rPr>
+          <w:color w:val="EE0000"/>
+        </w:rPr>
         <w:t>Настройте на интерфейсной панели необходимые параметры для обучения (см. ниже)</w:t>
       </w:r>
     </w:p>
     <w:p>
       <w:pPr>
         <w:pStyle w:val="a8"/>
+        <w:rPr>
+          <w:color w:val="EE0000"/>
+        </w:rPr>
       </w:pPr>
     </w:p>
     <w:p>
@@ -9922,12 +11874,19 @@
         <w:rPr>
           <w:b/>
           <w:bCs/>
-        </w:rPr>
-      </w:pPr>
-      <w:r>
+          <w:color w:val="EE0000"/>
+        </w:rPr>
+      </w:pPr>
+      <w:r>
+        <w:rPr>
+          <w:color w:val="EE0000"/>
+        </w:rPr>
         <w:t xml:space="preserve">Перед запуском программы необходимо убедиться, что программа будет выполняться по шагам. В правой части экрана пульта обучения </w:t>
       </w:r>
       <w:r>
+        <w:rPr>
+          <w:color w:val="EE0000"/>
+        </w:rPr>
         <w:lastRenderedPageBreak/>
         <w:t xml:space="preserve">робота должно быть указано </w:t>
       </w:r>
@@ -9935,6 +11894,7 @@
         <w:rPr>
           <w:b/>
           <w:bCs/>
+          <w:color w:val="EE0000"/>
           <w:lang w:val="en-US"/>
         </w:rPr>
         <w:t>CHK</w:t>
@@ -9943,6 +11903,7 @@
         <w:rPr>
           <w:b/>
           <w:bCs/>
+          <w:color w:val="EE0000"/>
         </w:rPr>
         <w:t xml:space="preserve"> </w:t>
       </w:r>
@@ -9950,6 +11911,7 @@
         <w:rPr>
           <w:b/>
           <w:bCs/>
+          <w:color w:val="EE0000"/>
           <w:lang w:val="en-US"/>
         </w:rPr>
         <w:t>Once</w:t>
@@ -9958,16 +11920,21 @@
         <w:rPr>
           <w:b/>
           <w:bCs/>
+          <w:color w:val="EE0000"/>
         </w:rPr>
         <w:t>.</w:t>
       </w:r>
       <w:r>
+        <w:rPr>
+          <w:color w:val="EE0000"/>
+        </w:rPr>
         <w:t xml:space="preserve"> Если указано </w:t>
       </w:r>
       <w:r>
         <w:rPr>
           <w:b/>
           <w:bCs/>
+          <w:color w:val="EE0000"/>
           <w:lang w:val="en-US"/>
         </w:rPr>
         <w:t>CHK</w:t>
@@ -9976,6 +11943,7 @@
         <w:rPr>
           <w:b/>
           <w:bCs/>
+          <w:color w:val="EE0000"/>
         </w:rPr>
         <w:t xml:space="preserve"> </w:t>
       </w:r>
@@ -9983,6 +11951,7 @@
         <w:rPr>
           <w:b/>
           <w:bCs/>
+          <w:color w:val="EE0000"/>
           <w:lang w:val="en-US"/>
         </w:rPr>
         <w:t>line</w:t>
@@ -9991,16 +11960,21 @@
         <w:rPr>
           <w:b/>
           <w:bCs/>
+          <w:color w:val="EE0000"/>
         </w:rPr>
         <w:t xml:space="preserve"> </w:t>
       </w:r>
       <w:r>
+        <w:rPr>
+          <w:color w:val="EE0000"/>
+        </w:rPr>
         <w:t xml:space="preserve">или </w:t>
       </w:r>
       <w:r>
         <w:rPr>
           <w:b/>
           <w:bCs/>
+          <w:color w:val="EE0000"/>
           <w:lang w:val="en-US"/>
         </w:rPr>
         <w:t>CHK</w:t>
@@ -10009,6 +11983,7 @@
         <w:rPr>
           <w:b/>
           <w:bCs/>
+          <w:color w:val="EE0000"/>
         </w:rPr>
         <w:t xml:space="preserve"> </w:t>
       </w:r>
@@ -10016,16 +11991,21 @@
         <w:rPr>
           <w:b/>
           <w:bCs/>
+          <w:color w:val="EE0000"/>
           <w:lang w:val="en-US"/>
         </w:rPr>
         <w:t>cont</w:t>
       </w:r>
       <w:r>
+        <w:rPr>
+          <w:color w:val="EE0000"/>
+        </w:rPr>
         <w:t xml:space="preserve">, нажимайте кнопку </w:t>
       </w:r>
       <w:r>
         <w:rPr>
           <w:noProof/>
+          <w:color w:val="EE0000"/>
         </w:rPr>
         <w:drawing>
           <wp:inline distT="0" distB="0" distL="0" distR="0" wp14:anchorId="402BE1A5" wp14:editId="6E7C57D2">
@@ -10064,6 +12044,9 @@
         </w:drawing>
       </w:r>
       <w:r>
+        <w:rPr>
+          <w:color w:val="EE0000"/>
+        </w:rPr>
         <w:t xml:space="preserve"> до нужного результата.</w:t>
       </w:r>
     </w:p>
@@ -10074,13 +12057,20 @@
           <w:ilvl w:val="0"/>
           <w:numId w:val="39"/>
         </w:numPr>
-      </w:pPr>
-      <w:r>
+        <w:rPr>
+          <w:color w:val="EE0000"/>
+        </w:rPr>
+      </w:pPr>
+      <w:r>
+        <w:rPr>
+          <w:color w:val="EE0000"/>
+        </w:rPr>
         <w:t xml:space="preserve">Для выполнения шага программы, нажмите кнопку </w:t>
       </w:r>
       <w:r>
         <w:rPr>
           <w:noProof/>
+          <w:color w:val="EE0000"/>
         </w:rPr>
         <w:drawing>
           <wp:inline distT="0" distB="0" distL="0" distR="0" wp14:anchorId="787CCA4E" wp14:editId="666A0E91">
@@ -10119,12 +12109,18 @@
         </w:drawing>
       </w:r>
       <w:r>
+        <w:rPr>
+          <w:color w:val="EE0000"/>
+        </w:rPr>
         <w:t>, пока строка не будет жёлтой.</w:t>
       </w:r>
     </w:p>
     <w:p>
       <w:pPr>
         <w:pStyle w:val="a8"/>
+        <w:rPr>
+          <w:color w:val="EE0000"/>
+        </w:rPr>
       </w:pPr>
     </w:p>
     <w:p>
@@ -10134,44 +12130,65 @@
           <w:ilvl w:val="0"/>
           <w:numId w:val="39"/>
         </w:numPr>
-      </w:pPr>
-      <w:r>
+        <w:rPr>
+          <w:color w:val="EE0000"/>
+        </w:rPr>
+      </w:pPr>
+      <w:r>
+        <w:rPr>
+          <w:color w:val="EE0000"/>
+        </w:rPr>
         <w:t xml:space="preserve">Для перехода на следующий или предыдущий шаг, нажимайте одновременно кнопку </w:t>
       </w:r>
       <w:r>
         <w:rPr>
           <w:b/>
           <w:bCs/>
+          <w:color w:val="EE0000"/>
         </w:rPr>
         <w:t>А</w:t>
       </w:r>
       <w:r>
+        <w:rPr>
+          <w:color w:val="EE0000"/>
+        </w:rPr>
         <w:t xml:space="preserve"> и </w:t>
       </w:r>
       <w:r>
         <w:rPr>
           <w:b/>
           <w:bCs/>
+          <w:color w:val="EE0000"/>
         </w:rPr>
         <w:t>стрелку вниз</w:t>
       </w:r>
       <w:r>
+        <w:rPr>
+          <w:color w:val="EE0000"/>
+        </w:rPr>
         <w:t xml:space="preserve"> или </w:t>
       </w:r>
       <w:r>
         <w:rPr>
           <w:b/>
           <w:bCs/>
+          <w:color w:val="EE0000"/>
         </w:rPr>
         <w:t>стрелку вверх</w:t>
       </w:r>
       <w:r>
+        <w:rPr>
+          <w:color w:val="EE0000"/>
+        </w:rPr>
         <w:t xml:space="preserve"> соответственно. Шаг выделяется бирюзовым цветом.</w:t>
       </w:r>
     </w:p>
     <w:p>
       <w:pPr>
         <w:pStyle w:val="a8"/>
+        <w:rPr>
+          <w:color w:val="EE0000"/>
+        </w:rPr>
       </w:pPr>
     </w:p>
     <w:tbl>
@@ -10198,10 +12215,14 @@
           <w:p>
             <w:pPr>
               <w:pStyle w:val="a8"/>
+              <w:rPr>
+                <w:color w:val="EE0000"/>
+              </w:rPr>
             </w:pPr>
             <w:r>
               <w:rPr>
                 <w:noProof/>
+                <w:color w:val="EE0000"/>
               </w:rPr>
               <w:drawing>
                 <wp:inline distT="0" distB="0" distL="0" distR="0" wp14:anchorId="52AC8C0D" wp14:editId="4085C2F0">
@@ -10246,6 +12267,9 @@
     <w:p>
       <w:pPr>
         <w:pStyle w:val="a8"/>
+        <w:rPr>
+          <w:color w:val="EE0000"/>
+        </w:rPr>
       </w:pPr>
     </w:p>
     <w:p>
@@ -10255,23 +12279,34 @@
           <w:ilvl w:val="0"/>
           <w:numId w:val="39"/>
         </w:numPr>
-      </w:pPr>
-      <w:r>
+        <w:rPr>
+          <w:color w:val="EE0000"/>
+        </w:rPr>
+      </w:pPr>
+      <w:r>
+        <w:rPr>
+          <w:color w:val="EE0000"/>
+        </w:rPr>
         <w:t xml:space="preserve">Для обучения выполняйте шаги последовательно до появления строчки с комментарием: </w:t>
       </w:r>
       <w:r>
         <w:rPr>
           <w:b/>
           <w:bCs/>
+          <w:color w:val="EE0000"/>
         </w:rPr>
         <w:t>*** TEACH POINT ***</w:t>
       </w:r>
       <w:r>
+        <w:rPr>
+          <w:color w:val="EE0000"/>
+        </w:rPr>
         <w:t xml:space="preserve">. В данную точку не надо приходить с помощью кнопки </w:t>
       </w:r>
       <w:r>
         <w:rPr>
           <w:noProof/>
+          <w:color w:val="EE0000"/>
         </w:rPr>
         <w:drawing>
           <wp:inline distT="0" distB="0" distL="0" distR="0" wp14:anchorId="68FFF880" wp14:editId="3EED4222">
@@ -10310,12 +12345,18 @@
         </w:drawing>
       </w:r>
       <w:r>
+        <w:rPr>
+          <w:color w:val="EE0000"/>
+        </w:rPr>
         <w:t>. Необходимо прийти в эту точку, управляя роботом и нажать кнопки для сохранения координат точки. Если вы не знаете, как управлять роботов в ручном режиме, обратитесь к руководству пользователя для робота Кавасаки.</w:t>
       </w:r>
     </w:p>
     <w:p>
       <w:pPr>
         <w:pStyle w:val="a8"/>
+        <w:rPr>
+          <w:color w:val="EE0000"/>
+        </w:rPr>
       </w:pPr>
     </w:p>
     <w:p>
@@ -10325,14 +12366,21 @@
           <w:ilvl w:val="0"/>
           <w:numId w:val="39"/>
         </w:numPr>
-      </w:pPr>
-      <w:r>
+        <w:rPr>
+          <w:color w:val="EE0000"/>
+        </w:rPr>
+      </w:pPr>
+      <w:r>
+        <w:rPr>
+          <w:color w:val="EE0000"/>
+        </w:rPr>
         <w:t xml:space="preserve">После обучения всех точек, выберите программу </w:t>
       </w:r>
       <w:r>
         <w:rPr>
           <w:b/>
           <w:bCs/>
+          <w:color w:val="EE0000"/>
           <w:lang w:val="en-US"/>
         </w:rPr>
         <w:t>a</w:t>
@@ -10341,6 +12389,7 @@
         <w:rPr>
           <w:b/>
           <w:bCs/>
+          <w:color w:val="EE0000"/>
         </w:rPr>
         <w:t>.</w:t>
       </w:r>
@@ -10348,6 +12397,7 @@
         <w:rPr>
           <w:b/>
           <w:bCs/>
+          <w:color w:val="EE0000"/>
           <w:lang w:val="en-US"/>
         </w:rPr>
         <w:t>man</w:t>
@@ -10356,6 +12406,7 @@
         <w:rPr>
           <w:b/>
           <w:bCs/>
+          <w:color w:val="EE0000"/>
         </w:rPr>
         <w:t>.</w:t>
       </w:r>
@@ -10363,17 +12414,24 @@
         <w:rPr>
           <w:b/>
           <w:bCs/>
+          <w:color w:val="EE0000"/>
           <w:lang w:val="en-US"/>
         </w:rPr>
         <w:t>home</w:t>
       </w:r>
       <w:r>
+        <w:rPr>
+          <w:color w:val="EE0000"/>
+        </w:rPr>
         <w:t xml:space="preserve"> и выполните её, чтобы вернуть робота в домашнее положение. </w:t>
       </w:r>
     </w:p>
     <w:p>
       <w:pPr>
         <w:pStyle w:val="a8"/>
+        <w:rPr>
+          <w:color w:val="EE0000"/>
+        </w:rPr>
       </w:pPr>
     </w:p>
     <w:p>
@@ -10383,8 +12441,14 @@
           <w:ilvl w:val="0"/>
           <w:numId w:val="39"/>
         </w:numPr>
-      </w:pPr>
-      <w:r>
+        <w:rPr>
+          <w:color w:val="EE0000"/>
+        </w:rPr>
+      </w:pPr>
+      <w:r>
+        <w:rPr>
+          <w:color w:val="EE0000"/>
+        </w:rPr>
         <w:t>Верните робота в режим АВТО и перезагрузите робота после окончания обучения точек.</w:t>
       </w:r>
     </w:p>
@@ -10412,9 +12476,15 @@
             <w:tcW w:w="10195" w:type="dxa"/>
           </w:tcPr>
           <w:p>
-            <w:r>
-              <w:rPr>
-                <w:noProof/>
+            <w:pPr>
+              <w:rPr>
+                <w:color w:val="EE0000"/>
+              </w:rPr>
+            </w:pPr>
+            <w:r>
+              <w:rPr>
+                <w:noProof/>
+                <w:color w:val="EE0000"/>
               </w:rPr>
               <w:lastRenderedPageBreak/>
               <w:drawing>
@@ -10461,16 +12531,28 @@
           <w:tcPr>
             <w:tcW w:w="10195" w:type="dxa"/>
           </w:tcPr>
-          <w:p/>
+          <w:p>
+            <w:pPr>
+              <w:rPr>
+                <w:color w:val="EE0000"/>
+              </w:rPr>
+            </w:pPr>
+          </w:p>
         </w:tc>
       </w:tr>
     </w:tbl>
     <w:p>
       <w:pPr>
         <w:pStyle w:val="2"/>
+        <w:rPr>
+          <w:color w:val="EE0000"/>
+        </w:rPr>
       </w:pPr>
       <w:bookmarkStart w:id="36" w:name="_Toc223386212"/>
       <w:r>
+        <w:rPr>
+          <w:color w:val="EE0000"/>
+        </w:rPr>
         <w:t>Настройки для обучения</w:t>
       </w:r>
       <w:bookmarkEnd w:id="36"/>
@@ -10478,14 +12560,26 @@
     <w:p>
       <w:pPr>
         <w:pStyle w:val="3"/>
+        <w:rPr>
+          <w:color w:val="EE0000"/>
+        </w:rPr>
       </w:pPr>
       <w:bookmarkStart w:id="37" w:name="_Toc223386213"/>
       <w:r>
+        <w:rPr>
+          <w:color w:val="EE0000"/>
+        </w:rPr>
         <w:t>Обучение точек открытия/закрытия стокера</w:t>
       </w:r>
       <w:bookmarkEnd w:id="37"/>
     </w:p>
-    <w:p/>
+    <w:p>
+      <w:pPr>
+        <w:rPr>
+          <w:color w:val="EE0000"/>
+        </w:rPr>
+      </w:pPr>
+    </w:p>
     <w:p>
       <w:pPr>
         <w:pStyle w:val="a8"/>
@@ -10493,11 +12587,15 @@
           <w:ilvl w:val="0"/>
           <w:numId w:val="41"/>
         </w:numPr>
+        <w:rPr>
+          <w:color w:val="EE0000"/>
+        </w:rPr>
       </w:pPr>
       <w:r>
         <w:rPr>
           <w:b/>
           <w:bCs/>
+          <w:color w:val="EE0000"/>
           <w:lang w:val="en-US"/>
         </w:rPr>
         <w:t>Nomer</w:t>
@@ -10506,6 +12604,7 @@
         <w:rPr>
           <w:b/>
           <w:bCs/>
+          <w:color w:val="EE0000"/>
         </w:rPr>
         <w:t xml:space="preserve"> </w:t>
       </w:r>
@@ -10513,6 +12612,7 @@
         <w:rPr>
           <w:b/>
           <w:bCs/>
+          <w:color w:val="EE0000"/>
           <w:lang w:val="en-US"/>
         </w:rPr>
         <w:t>stockera</w:t>
@@ -10521,25 +12621,47 @@
         <w:rPr>
           <w:b/>
           <w:bCs/>
+          <w:color w:val="EE0000"/>
         </w:rPr>
         <w:t xml:space="preserve"> (1-4)</w:t>
       </w:r>
       <w:r>
+        <w:rPr>
+          <w:color w:val="EE0000"/>
+        </w:rPr>
         <w:t xml:space="preserve"> – Номер стокера, для которого будут обучаться точки.</w:t>
       </w:r>
     </w:p>
-    <w:p/>
+    <w:p>
+      <w:pPr>
+        <w:rPr>
+          <w:color w:val="EE0000"/>
+        </w:rPr>
+      </w:pPr>
+    </w:p>
     <w:p>
       <w:pPr>
         <w:pStyle w:val="3"/>
+        <w:rPr>
+          <w:color w:val="EE0000"/>
+        </w:rPr>
       </w:pPr>
       <w:bookmarkStart w:id="38" w:name="_Toc223386214"/>
       <w:r>
+        <w:rPr>
+          <w:color w:val="EE0000"/>
+        </w:rPr>
         <w:t>Обучение точек на стокере</w:t>
       </w:r>
       <w:bookmarkEnd w:id="38"/>
     </w:p>
-    <w:p/>
+    <w:p>
+      <w:pPr>
+        <w:rPr>
+          <w:color w:val="EE0000"/>
+        </w:rPr>
+      </w:pPr>
+    </w:p>
     <w:p>
       <w:pPr>
         <w:pStyle w:val="a8"/>
@@ -10547,11 +12669,15 @@
           <w:ilvl w:val="0"/>
           <w:numId w:val="40"/>
         </w:numPr>
+        <w:rPr>
+          <w:color w:val="EE0000"/>
+        </w:rPr>
       </w:pPr>
       <w:r>
         <w:rPr>
           <w:b/>
           <w:bCs/>
+          <w:color w:val="EE0000"/>
           <w:lang w:val="en-US"/>
         </w:rPr>
         <w:t>Nomer</w:t>
@@ -10560,6 +12686,7 @@
         <w:rPr>
           <w:b/>
           <w:bCs/>
+          <w:color w:val="EE0000"/>
         </w:rPr>
         <w:t xml:space="preserve"> </w:t>
       </w:r>
@@ -10567,6 +12694,7 @@
         <w:rPr>
           <w:b/>
           <w:bCs/>
+          <w:color w:val="EE0000"/>
           <w:lang w:val="en-US"/>
         </w:rPr>
         <w:t>plastiny</w:t>
@@ -10575,13 +12703,20 @@
         <w:rPr>
           <w:b/>
           <w:bCs/>
+          <w:color w:val="EE0000"/>
         </w:rPr>
         <w:t xml:space="preserve"> (1-32)</w:t>
       </w:r>
       <w:r>
+        <w:rPr>
+          <w:color w:val="EE0000"/>
+        </w:rPr>
         <w:t xml:space="preserve"> – Номер пластины, соответствующий </w:t>
       </w:r>
       <w:r>
+        <w:rPr>
+          <w:color w:val="EE0000"/>
+        </w:rPr>
         <w:lastRenderedPageBreak/>
         <w:t>номеру пластины из базы данных.</w:t>
       </w:r>
@@ -10593,11 +12728,15 @@
           <w:ilvl w:val="0"/>
           <w:numId w:val="40"/>
         </w:numPr>
+        <w:rPr>
+          <w:color w:val="EE0000"/>
+        </w:rPr>
       </w:pPr>
       <w:r>
         <w:rPr>
           <w:b/>
           <w:bCs/>
+          <w:color w:val="EE0000"/>
           <w:lang w:val="en-US"/>
         </w:rPr>
         <w:t>Nomer</w:t>
@@ -10606,6 +12745,7 @@
         <w:rPr>
           <w:b/>
           <w:bCs/>
+          <w:color w:val="EE0000"/>
         </w:rPr>
         <w:t xml:space="preserve"> </w:t>
       </w:r>
@@ -10613,6 +12753,7 @@
         <w:rPr>
           <w:b/>
           <w:bCs/>
+          <w:color w:val="EE0000"/>
           <w:lang w:val="en-US"/>
         </w:rPr>
         <w:t>stockera</w:t>
@@ -10621,10 +12762,14 @@
         <w:rPr>
           <w:b/>
           <w:bCs/>
+          <w:color w:val="EE0000"/>
         </w:rPr>
         <w:t xml:space="preserve"> (1-4)</w:t>
       </w:r>
       <w:r>
+        <w:rPr>
+          <w:color w:val="EE0000"/>
+        </w:rPr>
         <w:t xml:space="preserve"> – Номер стокера, для которого будут обучаться точки.</w:t>
       </w:r>
     </w:p>
@@ -10635,11 +12780,15 @@
           <w:ilvl w:val="0"/>
           <w:numId w:val="40"/>
         </w:numPr>
+        <w:rPr>
+          <w:color w:val="EE0000"/>
+        </w:rPr>
       </w:pPr>
       <w:r>
         <w:rPr>
           <w:b/>
           <w:bCs/>
+          <w:color w:val="EE0000"/>
           <w:lang w:val="en-US"/>
         </w:rPr>
         <w:t>Vysota</w:t>
@@ -10648,6 +12797,7 @@
         <w:rPr>
           <w:b/>
           <w:bCs/>
+          <w:color w:val="EE0000"/>
         </w:rPr>
         <w:t xml:space="preserve"> </w:t>
       </w:r>
@@ -10655,6 +12805,7 @@
         <w:rPr>
           <w:b/>
           <w:bCs/>
+          <w:color w:val="EE0000"/>
           <w:lang w:val="en-US"/>
         </w:rPr>
         <w:t>rob</w:t>
@@ -10663,6 +12814,7 @@
         <w:rPr>
           <w:b/>
           <w:bCs/>
+          <w:color w:val="EE0000"/>
         </w:rPr>
         <w:t xml:space="preserve"> </w:t>
       </w:r>
@@ -10670,11 +12822,15 @@
         <w:rPr>
           <w:b/>
           <w:bCs/>
+          <w:color w:val="EE0000"/>
           <w:lang w:val="en-US"/>
         </w:rPr>
         <w:t>kulachkov</w:t>
       </w:r>
       <w:r>
+        <w:rPr>
+          <w:color w:val="EE0000"/>
+        </w:rPr>
         <w:t xml:space="preserve"> – Полная высота кулачков на захвате робота.</w:t>
       </w:r>
     </w:p>
@@ -10685,11 +12841,15 @@
           <w:ilvl w:val="0"/>
           <w:numId w:val="40"/>
         </w:numPr>
+        <w:rPr>
+          <w:color w:val="EE0000"/>
+        </w:rPr>
       </w:pPr>
       <w:r>
         <w:rPr>
           <w:b/>
           <w:bCs/>
+          <w:color w:val="EE0000"/>
           <w:lang w:val="en-US"/>
         </w:rPr>
         <w:t>Protoc</w:t>
@@ -10698,6 +12858,7 @@
         <w:rPr>
           <w:b/>
           <w:bCs/>
+          <w:color w:val="EE0000"/>
         </w:rPr>
         <w:t xml:space="preserve"> </w:t>
       </w:r>
@@ -10705,6 +12866,7 @@
         <w:rPr>
           <w:b/>
           <w:bCs/>
+          <w:color w:val="EE0000"/>
           <w:lang w:val="en-US"/>
         </w:rPr>
         <w:t>rob</w:t>
@@ -10713,6 +12875,7 @@
         <w:rPr>
           <w:b/>
           <w:bCs/>
+          <w:color w:val="EE0000"/>
         </w:rPr>
         <w:t xml:space="preserve"> </w:t>
       </w:r>
@@ -10720,11 +12883,15 @@
         <w:rPr>
           <w:b/>
           <w:bCs/>
+          <w:color w:val="EE0000"/>
           <w:lang w:val="en-US"/>
         </w:rPr>
         <w:t>kulachkov</w:t>
       </w:r>
       <w:r>
+        <w:rPr>
+          <w:color w:val="EE0000"/>
+        </w:rPr>
         <w:t xml:space="preserve"> – Высота проточки кулачков на захвате робота.</w:t>
       </w:r>
     </w:p>
@@ -10735,11 +12902,15 @@
           <w:ilvl w:val="0"/>
           <w:numId w:val="40"/>
         </w:numPr>
+        <w:rPr>
+          <w:color w:val="EE0000"/>
+        </w:rPr>
       </w:pPr>
       <w:r>
         <w:rPr>
           <w:b/>
           <w:bCs/>
+          <w:color w:val="EE0000"/>
           <w:lang w:val="en-US"/>
         </w:rPr>
         <w:t>Vysota</w:t>
@@ -10748,6 +12919,7 @@
         <w:rPr>
           <w:b/>
           <w:bCs/>
+          <w:color w:val="EE0000"/>
         </w:rPr>
         <w:t xml:space="preserve"> </w:t>
       </w:r>
@@ -10755,6 +12927,7 @@
         <w:rPr>
           <w:b/>
           <w:bCs/>
+          <w:color w:val="EE0000"/>
           <w:lang w:val="en-US"/>
         </w:rPr>
         <w:t>kal</w:t>
@@ -10763,6 +12936,7 @@
         <w:rPr>
           <w:b/>
           <w:bCs/>
+          <w:color w:val="EE0000"/>
         </w:rPr>
         <w:t xml:space="preserve"> </w:t>
       </w:r>
@@ -10770,25 +12944,41 @@
         <w:rPr>
           <w:b/>
           <w:bCs/>
+          <w:color w:val="EE0000"/>
           <w:lang w:val="en-US"/>
         </w:rPr>
         <w:t>instrumenta</w:t>
       </w:r>
       <w:r>
+        <w:rPr>
+          <w:color w:val="EE0000"/>
+        </w:rPr>
         <w:t xml:space="preserve"> – Высота калибровочного инструмента.</w:t>
       </w:r>
     </w:p>
     <w:p>
       <w:pPr>
         <w:pStyle w:val="3"/>
+        <w:rPr>
+          <w:color w:val="EE0000"/>
+        </w:rPr>
       </w:pPr>
       <w:bookmarkStart w:id="39" w:name="_Toc223386215"/>
       <w:r>
+        <w:rPr>
+          <w:color w:val="EE0000"/>
+        </w:rPr>
         <w:t>Обучение точек в станке</w:t>
       </w:r>
       <w:bookmarkEnd w:id="39"/>
     </w:p>
-    <w:p/>
+    <w:p>
+      <w:pPr>
+        <w:rPr>
+          <w:color w:val="EE0000"/>
+        </w:rPr>
+      </w:pPr>
+    </w:p>
     <w:p>
       <w:pPr>
         <w:pStyle w:val="a8"/>
@@ -10796,11 +12986,15 @@
           <w:ilvl w:val="0"/>
           <w:numId w:val="40"/>
         </w:numPr>
+        <w:rPr>
+          <w:color w:val="EE0000"/>
+        </w:rPr>
       </w:pPr>
       <w:r>
         <w:rPr>
           <w:b/>
           <w:bCs/>
+          <w:color w:val="EE0000"/>
           <w:lang w:val="en-US"/>
         </w:rPr>
         <w:t>Vybor</w:t>
@@ -10809,6 +13003,7 @@
         <w:rPr>
           <w:b/>
           <w:bCs/>
+          <w:color w:val="EE0000"/>
         </w:rPr>
         <w:t xml:space="preserve"> </w:t>
       </w:r>
@@ -10816,6 +13011,7 @@
         <w:rPr>
           <w:b/>
           <w:bCs/>
+          <w:color w:val="EE0000"/>
           <w:lang w:val="en-US"/>
         </w:rPr>
         <w:t>patrona</w:t>
@@ -10824,10 +13020,14 @@
         <w:rPr>
           <w:b/>
           <w:bCs/>
+          <w:color w:val="EE0000"/>
         </w:rPr>
         <w:t xml:space="preserve"> (1-2)</w:t>
       </w:r>
       <w:r>
+        <w:rPr>
+          <w:color w:val="EE0000"/>
+        </w:rPr>
         <w:t xml:space="preserve"> – Номер патрона, для которого обучаются точки.</w:t>
       </w:r>
     </w:p>
@@ -10838,11 +13038,15 @@
           <w:ilvl w:val="0"/>
           <w:numId w:val="40"/>
         </w:numPr>
+        <w:rPr>
+          <w:color w:val="EE0000"/>
+        </w:rPr>
       </w:pPr>
       <w:r>
         <w:rPr>
           <w:b/>
           <w:bCs/>
+          <w:color w:val="EE0000"/>
           <w:lang w:val="en-US"/>
         </w:rPr>
         <w:t>Vybor</w:t>
@@ -10851,6 +13055,7 @@
         <w:rPr>
           <w:b/>
           <w:bCs/>
+          <w:color w:val="EE0000"/>
         </w:rPr>
         <w:t xml:space="preserve"> </w:t>
       </w:r>
@@ -10858,6 +13063,7 @@
         <w:rPr>
           <w:b/>
           <w:bCs/>
+          <w:color w:val="EE0000"/>
           <w:lang w:val="en-US"/>
         </w:rPr>
         <w:t>zahvata</w:t>
@@ -10866,10 +13072,14 @@
         <w:rPr>
           <w:b/>
           <w:bCs/>
+          <w:color w:val="EE0000"/>
         </w:rPr>
         <w:t xml:space="preserve"> (1-2)</w:t>
       </w:r>
       <w:r>
+        <w:rPr>
+          <w:color w:val="EE0000"/>
+        </w:rPr>
         <w:t xml:space="preserve"> – Номер захвата, для которого обучаются точки.</w:t>
       </w:r>
     </w:p>
@@ -10880,11 +13090,15 @@
           <w:ilvl w:val="0"/>
           <w:numId w:val="40"/>
         </w:numPr>
+        <w:rPr>
+          <w:color w:val="EE0000"/>
+        </w:rPr>
       </w:pPr>
       <w:r>
         <w:rPr>
           <w:b/>
           <w:bCs/>
+          <w:color w:val="EE0000"/>
           <w:lang w:val="en-US"/>
         </w:rPr>
         <w:t>Vysota</w:t>
@@ -10893,6 +13107,7 @@
         <w:rPr>
           <w:b/>
           <w:bCs/>
+          <w:color w:val="EE0000"/>
         </w:rPr>
         <w:t xml:space="preserve"> 1 </w:t>
       </w:r>
@@ -10900,11 +13115,15 @@
         <w:rPr>
           <w:b/>
           <w:bCs/>
+          <w:color w:val="EE0000"/>
           <w:lang w:val="en-US"/>
         </w:rPr>
         <w:t>kulachkov</w:t>
       </w:r>
       <w:r>
+        <w:rPr>
+          <w:color w:val="EE0000"/>
+        </w:rPr>
         <w:t xml:space="preserve"> – Полная высота кулачков в патроне 1.</w:t>
       </w:r>
     </w:p>
@@ -10915,11 +13134,15 @@
           <w:ilvl w:val="0"/>
           <w:numId w:val="40"/>
         </w:numPr>
+        <w:rPr>
+          <w:color w:val="EE0000"/>
+        </w:rPr>
       </w:pPr>
       <w:r>
         <w:rPr>
           <w:b/>
           <w:bCs/>
+          <w:color w:val="EE0000"/>
           <w:lang w:val="en-US"/>
         </w:rPr>
         <w:t>Protoc</w:t>
@@ -10928,6 +13151,7 @@
         <w:rPr>
           <w:b/>
           <w:bCs/>
+          <w:color w:val="EE0000"/>
         </w:rPr>
         <w:t xml:space="preserve"> 1 </w:t>
       </w:r>
@@ -10935,14 +13159,21 @@
         <w:rPr>
           <w:b/>
           <w:bCs/>
+          <w:color w:val="EE0000"/>
           <w:lang w:val="en-US"/>
         </w:rPr>
         <w:t>kulachkov</w:t>
       </w:r>
       <w:r>
+        <w:rPr>
+          <w:color w:val="EE0000"/>
+        </w:rPr>
         <w:t xml:space="preserve"> – Высота проточки </w:t>
       </w:r>
       <w:r>
+        <w:rPr>
+          <w:color w:val="EE0000"/>
+        </w:rPr>
         <w:lastRenderedPageBreak/>
         <w:t>кулачков в патроне 1.</w:t>
       </w:r>
@@ -10954,11 +13185,15 @@
           <w:ilvl w:val="0"/>
           <w:numId w:val="40"/>
         </w:numPr>
+        <w:rPr>
+          <w:color w:val="EE0000"/>
+        </w:rPr>
       </w:pPr>
       <w:r>
         <w:rPr>
           <w:b/>
           <w:bCs/>
+          <w:color w:val="EE0000"/>
           <w:lang w:val="en-US"/>
         </w:rPr>
         <w:t>Vysota</w:t>
@@ -10967,6 +13202,7 @@
         <w:rPr>
           <w:b/>
           <w:bCs/>
+          <w:color w:val="EE0000"/>
         </w:rPr>
         <w:t xml:space="preserve"> 2 </w:t>
       </w:r>
@@ -10974,11 +13210,15 @@
         <w:rPr>
           <w:b/>
           <w:bCs/>
+          <w:color w:val="EE0000"/>
           <w:lang w:val="en-US"/>
         </w:rPr>
         <w:t>kulachkov</w:t>
       </w:r>
       <w:r>
+        <w:rPr>
+          <w:color w:val="EE0000"/>
+        </w:rPr>
         <w:t xml:space="preserve"> – Полная высота кулачков кулачков в патроне 2.</w:t>
       </w:r>
     </w:p>
@@ -10989,11 +13229,15 @@
           <w:ilvl w:val="0"/>
           <w:numId w:val="40"/>
         </w:numPr>
+        <w:rPr>
+          <w:color w:val="EE0000"/>
+        </w:rPr>
       </w:pPr>
       <w:r>
         <w:rPr>
           <w:b/>
           <w:bCs/>
+          <w:color w:val="EE0000"/>
           <w:lang w:val="en-US"/>
         </w:rPr>
         <w:t>Protoc</w:t>
@@ -11002,6 +13246,7 @@
         <w:rPr>
           <w:b/>
           <w:bCs/>
+          <w:color w:val="EE0000"/>
         </w:rPr>
         <w:t xml:space="preserve"> 2 </w:t>
       </w:r>
@@ -11009,11 +13254,15 @@
         <w:rPr>
           <w:b/>
           <w:bCs/>
+          <w:color w:val="EE0000"/>
           <w:lang w:val="en-US"/>
         </w:rPr>
         <w:t>kulachkov</w:t>
       </w:r>
       <w:r>
+        <w:rPr>
+          <w:color w:val="EE0000"/>
+        </w:rPr>
         <w:t xml:space="preserve"> – Высота проточки кулачков кулачков в патроне 2.</w:t>
       </w:r>
     </w:p>
@@ -11024,11 +13273,15 @@
           <w:ilvl w:val="0"/>
           <w:numId w:val="40"/>
         </w:numPr>
+        <w:rPr>
+          <w:color w:val="EE0000"/>
+        </w:rPr>
       </w:pPr>
       <w:r>
         <w:rPr>
           <w:b/>
           <w:bCs/>
+          <w:color w:val="EE0000"/>
           <w:lang w:val="en-US"/>
         </w:rPr>
         <w:t>Vysota</w:t>
@@ -11037,6 +13290,7 @@
         <w:rPr>
           <w:b/>
           <w:bCs/>
+          <w:color w:val="EE0000"/>
         </w:rPr>
         <w:t xml:space="preserve"> </w:t>
       </w:r>
@@ -11044,6 +13298,7 @@
         <w:rPr>
           <w:b/>
           <w:bCs/>
+          <w:color w:val="EE0000"/>
           <w:lang w:val="en-US"/>
         </w:rPr>
         <w:t>rob</w:t>
@@ -11052,6 +13307,7 @@
         <w:rPr>
           <w:b/>
           <w:bCs/>
+          <w:color w:val="EE0000"/>
         </w:rPr>
         <w:t xml:space="preserve"> </w:t>
       </w:r>
@@ -11059,11 +13315,15 @@
         <w:rPr>
           <w:b/>
           <w:bCs/>
+          <w:color w:val="EE0000"/>
           <w:lang w:val="en-US"/>
         </w:rPr>
         <w:t>kulachkov</w:t>
       </w:r>
       <w:r>
+        <w:rPr>
+          <w:color w:val="EE0000"/>
+        </w:rPr>
         <w:t xml:space="preserve"> – Полная высота кулачков на захвате робота.</w:t>
       </w:r>
     </w:p>
@@ -11074,11 +13334,15 @@
           <w:ilvl w:val="0"/>
           <w:numId w:val="40"/>
         </w:numPr>
+        <w:rPr>
+          <w:color w:val="EE0000"/>
+        </w:rPr>
       </w:pPr>
       <w:r>
         <w:rPr>
           <w:b/>
           <w:bCs/>
+          <w:color w:val="EE0000"/>
           <w:lang w:val="en-US"/>
         </w:rPr>
         <w:t>Protoc</w:t>
@@ -11087,6 +13351,7 @@
         <w:rPr>
           <w:b/>
           <w:bCs/>
+          <w:color w:val="EE0000"/>
         </w:rPr>
         <w:t xml:space="preserve"> </w:t>
       </w:r>
@@ -11094,6 +13359,7 @@
         <w:rPr>
           <w:b/>
           <w:bCs/>
+          <w:color w:val="EE0000"/>
           <w:lang w:val="en-US"/>
         </w:rPr>
         <w:t>rob</w:t>
@@ -11102,6 +13368,7 @@
         <w:rPr>
           <w:b/>
           <w:bCs/>
+          <w:color w:val="EE0000"/>
         </w:rPr>
         <w:t xml:space="preserve"> </w:t>
       </w:r>
@@ -11109,11 +13376,15 @@
         <w:rPr>
           <w:b/>
           <w:bCs/>
+          <w:color w:val="EE0000"/>
           <w:lang w:val="en-US"/>
         </w:rPr>
         <w:t>kulachkov</w:t>
       </w:r>
       <w:r>
+        <w:rPr>
+          <w:color w:val="EE0000"/>
+        </w:rPr>
         <w:t xml:space="preserve"> – Высота проточки кулачков на захвате робота.</w:t>
       </w:r>
     </w:p>
@@ -11124,11 +13395,15 @@
           <w:ilvl w:val="0"/>
           <w:numId w:val="40"/>
         </w:numPr>
+        <w:rPr>
+          <w:color w:val="EE0000"/>
+        </w:rPr>
       </w:pPr>
       <w:r>
         <w:rPr>
           <w:b/>
           <w:bCs/>
+          <w:color w:val="EE0000"/>
           <w:lang w:val="en-US"/>
         </w:rPr>
         <w:t>Vysota</w:t>
@@ -11137,6 +13412,7 @@
         <w:rPr>
           <w:b/>
           <w:bCs/>
+          <w:color w:val="EE0000"/>
         </w:rPr>
         <w:t xml:space="preserve"> </w:t>
       </w:r>
@@ -11144,6 +13420,7 @@
         <w:rPr>
           <w:b/>
           <w:bCs/>
+          <w:color w:val="EE0000"/>
           <w:lang w:val="en-US"/>
         </w:rPr>
         <w:t>kal</w:t>
@@ -11152,6 +13429,7 @@
         <w:rPr>
           <w:b/>
           <w:bCs/>
+          <w:color w:val="EE0000"/>
         </w:rPr>
         <w:t xml:space="preserve"> </w:t>
       </w:r>
@@ -11159,15 +13437,25 @@
         <w:rPr>
           <w:b/>
           <w:bCs/>
+          <w:color w:val="EE0000"/>
           <w:lang w:val="en-US"/>
         </w:rPr>
         <w:t>instrumenta</w:t>
       </w:r>
       <w:r>
+        <w:rPr>
+          <w:color w:val="EE0000"/>
+        </w:rPr>
         <w:t xml:space="preserve"> – Высота калибровочного инструмента.</w:t>
       </w:r>
     </w:p>
-    <w:p/>
+    <w:p>
+      <w:pPr>
+        <w:rPr>
+          <w:color w:val="EE0000"/>
+        </w:rPr>
+      </w:pPr>
+    </w:p>
     <w:sectPr>
       <w:headerReference w:type="default" r:id="rId27"/>
       <w:footerReference w:type="default" r:id="rId28"/>
@@ -16607,6 +18895,7 @@
   <w:style w:type="character" w:default="1" w:styleId="a0">
     <w:name w:val="Default Paragraph Font"/>
     <w:uiPriority w:val="1"/>
+    <w:semiHidden/>
     <w:unhideWhenUsed/>
   </w:style>
   <w:style w:type="table" w:default="1" w:styleId="a1">
